--- a/4. Exception Handling.docx
+++ b/4. Exception Handling.docx
@@ -61,8 +61,6 @@
           <w:lang w:eastAsia="en-IN"/>
         </w:rPr>
       </w:pPr>
-      <w:bookmarkStart w:id="0" w:name="_GoBack"/>
-      <w:bookmarkEnd w:id="0"/>
     </w:p>
     <w:sdt>
       <w:sdtPr>
@@ -116,66 +114,113 @@
           <w:r>
             <w:fldChar w:fldCharType="separate"/>
           </w:r>
-          <w:hyperlink w:anchor="_Toc237414119" w:history="1">
-            <w:r>
-              <w:rPr>
-                <w:rStyle w:val="Hyperlink"/>
-                <w:rFonts w:eastAsia="Times New Roman"/>
-                <w:b/>
-                <w:noProof/>
-                <w:lang w:eastAsia="en-IN"/>
-              </w:rPr>
-              <w:t>1. What are Exceptions</w:t>
-            </w:r>
-            <w:r>
-              <w:rPr>
-                <w:noProof/>
-                <w:webHidden/>
-              </w:rPr>
-              <w:tab/>
-            </w:r>
-            <w:r>
-              <w:rPr>
-                <w:noProof/>
-                <w:webHidden/>
-              </w:rPr>
-              <w:fldChar w:fldCharType="begin"/>
-            </w:r>
-            <w:r>
-              <w:rPr>
-                <w:noProof/>
-                <w:webHidden/>
-              </w:rPr>
-              <w:instrText xml:space="preserve"> PAGEREF _Toc237414119 \h </w:instrText>
-            </w:r>
-            <w:r>
-              <w:rPr>
-                <w:noProof/>
-                <w:webHidden/>
-              </w:rPr>
-            </w:r>
-            <w:r>
-              <w:rPr>
-                <w:noProof/>
-                <w:webHidden/>
-              </w:rPr>
-              <w:fldChar w:fldCharType="separate"/>
-            </w:r>
-            <w:r>
-              <w:rPr>
-                <w:noProof/>
-                <w:webHidden/>
-              </w:rPr>
-              <w:t>2</w:t>
-            </w:r>
-            <w:r>
-              <w:rPr>
-                <w:noProof/>
-                <w:webHidden/>
-              </w:rPr>
-              <w:fldChar w:fldCharType="end"/>
-            </w:r>
-          </w:hyperlink>
+          <w:bookmarkStart w:id="0" w:name="_GoBack"/>
+          <w:bookmarkEnd w:id="0"/>
+          <w:r>
+            <w:rPr>
+              <w:rStyle w:val="Hyperlink"/>
+              <w:noProof/>
+            </w:rPr>
+            <w:fldChar w:fldCharType="begin"/>
+          </w:r>
+          <w:r>
+            <w:rPr>
+              <w:rStyle w:val="Hyperlink"/>
+              <w:noProof/>
+            </w:rPr>
+            <w:instrText xml:space="preserve"> </w:instrText>
+          </w:r>
+          <w:r>
+            <w:rPr>
+              <w:noProof/>
+            </w:rPr>
+            <w:instrText>HYPERLINK \l "_Toc240450207"</w:instrText>
+          </w:r>
+          <w:r>
+            <w:rPr>
+              <w:rStyle w:val="Hyperlink"/>
+              <w:noProof/>
+            </w:rPr>
+            <w:instrText xml:space="preserve"> </w:instrText>
+          </w:r>
+          <w:r>
+            <w:rPr>
+              <w:rStyle w:val="Hyperlink"/>
+              <w:noProof/>
+            </w:rPr>
+          </w:r>
+          <w:r>
+            <w:rPr>
+              <w:rStyle w:val="Hyperlink"/>
+              <w:noProof/>
+            </w:rPr>
+            <w:fldChar w:fldCharType="separate"/>
+          </w:r>
+          <w:r>
+            <w:rPr>
+              <w:rStyle w:val="Hyperlink"/>
+              <w:rFonts w:eastAsia="Times New Roman"/>
+              <w:b/>
+              <w:noProof/>
+              <w:lang w:eastAsia="en-IN"/>
+            </w:rPr>
+            <w:t>1. What are Exceptions</w:t>
+          </w:r>
+          <w:r>
+            <w:rPr>
+              <w:noProof/>
+              <w:webHidden/>
+            </w:rPr>
+            <w:tab/>
+          </w:r>
+          <w:r>
+            <w:rPr>
+              <w:noProof/>
+              <w:webHidden/>
+            </w:rPr>
+            <w:fldChar w:fldCharType="begin"/>
+          </w:r>
+          <w:r>
+            <w:rPr>
+              <w:noProof/>
+              <w:webHidden/>
+            </w:rPr>
+            <w:instrText xml:space="preserve"> PAGEREF _Toc240450207 \h </w:instrText>
+          </w:r>
+          <w:r>
+            <w:rPr>
+              <w:noProof/>
+              <w:webHidden/>
+            </w:rPr>
+          </w:r>
+          <w:r>
+            <w:rPr>
+              <w:noProof/>
+              <w:webHidden/>
+            </w:rPr>
+            <w:fldChar w:fldCharType="separate"/>
+          </w:r>
+          <w:r>
+            <w:rPr>
+              <w:noProof/>
+              <w:webHidden/>
+            </w:rPr>
+            <w:t>2</w:t>
+          </w:r>
+          <w:r>
+            <w:rPr>
+              <w:noProof/>
+              <w:webHidden/>
+            </w:rPr>
+            <w:fldChar w:fldCharType="end"/>
+          </w:r>
+          <w:r>
+            <w:rPr>
+              <w:rStyle w:val="Hyperlink"/>
+              <w:noProof/>
+            </w:rPr>
+            <w:fldChar w:fldCharType="end"/>
+          </w:r>
         </w:p>
         <w:p>
           <w:pPr>
@@ -189,7 +234,7 @@
               <w:lang w:eastAsia="en-IN"/>
             </w:rPr>
           </w:pPr>
-          <w:hyperlink w:anchor="_Toc237414120" w:history="1">
+          <w:hyperlink w:anchor="_Toc240450208" w:history="1">
             <w:r>
               <w:rPr>
                 <w:rStyle w:val="Hyperlink"/>
@@ -217,7 +262,7 @@
                 <w:noProof/>
                 <w:webHidden/>
               </w:rPr>
-              <w:instrText xml:space="preserve"> PAGEREF _Toc237414120 \h </w:instrText>
+              <w:instrText xml:space="preserve"> PAGEREF _Toc240450208 \h </w:instrText>
             </w:r>
             <w:r>
               <w:rPr>
@@ -260,7 +305,7 @@
               <w:lang w:eastAsia="en-IN"/>
             </w:rPr>
           </w:pPr>
-          <w:hyperlink w:anchor="_Toc237414121" w:history="1">
+          <w:hyperlink w:anchor="_Toc240450209" w:history="1">
             <w:r>
               <w:rPr>
                 <w:rStyle w:val="Hyperlink"/>
@@ -290,7 +335,7 @@
                 <w:noProof/>
                 <w:webHidden/>
               </w:rPr>
-              <w:instrText xml:space="preserve"> PAGEREF _Toc237414121 \h </w:instrText>
+              <w:instrText xml:space="preserve"> PAGEREF _Toc240450209 \h </w:instrText>
             </w:r>
             <w:r>
               <w:rPr>
@@ -333,7 +378,7 @@
               <w:lang w:eastAsia="en-IN"/>
             </w:rPr>
           </w:pPr>
-          <w:hyperlink w:anchor="_Toc237414122" w:history="1">
+          <w:hyperlink w:anchor="_Toc240450210" w:history="1">
             <w:r>
               <w:rPr>
                 <w:rStyle w:val="Hyperlink"/>
@@ -361,7 +406,7 @@
                 <w:noProof/>
                 <w:webHidden/>
               </w:rPr>
-              <w:instrText xml:space="preserve"> PAGEREF _Toc237414122 \h </w:instrText>
+              <w:instrText xml:space="preserve"> PAGEREF _Toc240450210 \h </w:instrText>
             </w:r>
             <w:r>
               <w:rPr>
@@ -404,7 +449,7 @@
               <w:lang w:eastAsia="en-IN"/>
             </w:rPr>
           </w:pPr>
-          <w:hyperlink w:anchor="_Toc237414123" w:history="1">
+          <w:hyperlink w:anchor="_Toc240450211" w:history="1">
             <w:r>
               <w:rPr>
                 <w:rStyle w:val="Hyperlink"/>
@@ -432,7 +477,7 @@
                 <w:noProof/>
                 <w:webHidden/>
               </w:rPr>
-              <w:instrText xml:space="preserve"> PAGEREF _Toc237414123 \h </w:instrText>
+              <w:instrText xml:space="preserve"> PAGEREF _Toc240450211 \h </w:instrText>
             </w:r>
             <w:r>
               <w:rPr>
@@ -475,7 +520,7 @@
               <w:lang w:eastAsia="en-IN"/>
             </w:rPr>
           </w:pPr>
-          <w:hyperlink w:anchor="_Toc237414124" w:history="1">
+          <w:hyperlink w:anchor="_Toc240450212" w:history="1">
             <w:r>
               <w:rPr>
                 <w:rStyle w:val="Hyperlink"/>
@@ -503,7 +548,7 @@
                 <w:noProof/>
                 <w:webHidden/>
               </w:rPr>
-              <w:instrText xml:space="preserve"> PAGEREF _Toc237414124 \h </w:instrText>
+              <w:instrText xml:space="preserve"> PAGEREF _Toc240450212 \h </w:instrText>
             </w:r>
             <w:r>
               <w:rPr>
@@ -546,7 +591,7 @@
               <w:lang w:eastAsia="en-IN"/>
             </w:rPr>
           </w:pPr>
-          <w:hyperlink w:anchor="_Toc237414125" w:history="1">
+          <w:hyperlink w:anchor="_Toc240450213" w:history="1">
             <w:r>
               <w:rPr>
                 <w:rStyle w:val="Hyperlink"/>
@@ -574,7 +619,7 @@
                 <w:noProof/>
                 <w:webHidden/>
               </w:rPr>
-              <w:instrText xml:space="preserve"> PAGEREF _Toc237414125 \h </w:instrText>
+              <w:instrText xml:space="preserve"> PAGEREF _Toc240450213 \h </w:instrText>
             </w:r>
             <w:r>
               <w:rPr>
@@ -617,7 +662,7 @@
               <w:lang w:eastAsia="en-IN"/>
             </w:rPr>
           </w:pPr>
-          <w:hyperlink w:anchor="_Toc237414126" w:history="1">
+          <w:hyperlink w:anchor="_Toc240450214" w:history="1">
             <w:r>
               <w:rPr>
                 <w:rStyle w:val="Hyperlink"/>
@@ -647,7 +692,7 @@
                 <w:noProof/>
                 <w:webHidden/>
               </w:rPr>
-              <w:instrText xml:space="preserve"> PAGEREF _Toc237414126 \h </w:instrText>
+              <w:instrText xml:space="preserve"> PAGEREF _Toc240450214 \h </w:instrText>
             </w:r>
             <w:r>
               <w:rPr>
@@ -690,7 +735,7 @@
               <w:lang w:eastAsia="en-IN"/>
             </w:rPr>
           </w:pPr>
-          <w:hyperlink w:anchor="_Toc237414127" w:history="1">
+          <w:hyperlink w:anchor="_Toc240450215" w:history="1">
             <w:r>
               <w:rPr>
                 <w:rStyle w:val="Hyperlink"/>
@@ -718,7 +763,7 @@
                 <w:noProof/>
                 <w:webHidden/>
               </w:rPr>
-              <w:instrText xml:space="preserve"> PAGEREF _Toc237414127 \h </w:instrText>
+              <w:instrText xml:space="preserve"> PAGEREF _Toc240450215 \h </w:instrText>
             </w:r>
             <w:r>
               <w:rPr>
@@ -761,7 +806,7 @@
               <w:lang w:eastAsia="en-IN"/>
             </w:rPr>
           </w:pPr>
-          <w:hyperlink w:anchor="_Toc237414128" w:history="1">
+          <w:hyperlink w:anchor="_Toc240450216" w:history="1">
             <w:r>
               <w:rPr>
                 <w:rStyle w:val="Hyperlink"/>
@@ -789,7 +834,7 @@
                 <w:noProof/>
                 <w:webHidden/>
               </w:rPr>
-              <w:instrText xml:space="preserve"> PAGEREF _Toc237414128 \h </w:instrText>
+              <w:instrText xml:space="preserve"> PAGEREF _Toc240450216 \h </w:instrText>
             </w:r>
             <w:r>
               <w:rPr>
@@ -832,7 +877,7 @@
               <w:lang w:eastAsia="en-IN"/>
             </w:rPr>
           </w:pPr>
-          <w:hyperlink w:anchor="_Toc237414129" w:history="1">
+          <w:hyperlink w:anchor="_Toc240450217" w:history="1">
             <w:r>
               <w:rPr>
                 <w:rStyle w:val="Hyperlink"/>
@@ -860,7 +905,7 @@
                 <w:noProof/>
                 <w:webHidden/>
               </w:rPr>
-              <w:instrText xml:space="preserve"> PAGEREF _Toc237414129 \h </w:instrText>
+              <w:instrText xml:space="preserve"> PAGEREF _Toc240450217 \h </w:instrText>
             </w:r>
             <w:r>
               <w:rPr>
@@ -903,7 +948,7 @@
               <w:lang w:eastAsia="en-IN"/>
             </w:rPr>
           </w:pPr>
-          <w:hyperlink w:anchor="_Toc237414130" w:history="1">
+          <w:hyperlink w:anchor="_Toc240450218" w:history="1">
             <w:r>
               <w:rPr>
                 <w:rStyle w:val="Hyperlink"/>
@@ -931,7 +976,7 @@
                 <w:noProof/>
                 <w:webHidden/>
               </w:rPr>
-              <w:instrText xml:space="preserve"> PAGEREF _Toc237414130 \h </w:instrText>
+              <w:instrText xml:space="preserve"> PAGEREF _Toc240450218 \h </w:instrText>
             </w:r>
             <w:r>
               <w:rPr>
@@ -974,7 +1019,7 @@
               <w:lang w:eastAsia="en-IN"/>
             </w:rPr>
           </w:pPr>
-          <w:hyperlink w:anchor="_Toc237414131" w:history="1">
+          <w:hyperlink w:anchor="_Toc240450219" w:history="1">
             <w:r>
               <w:rPr>
                 <w:rStyle w:val="Hyperlink"/>
@@ -1004,7 +1049,7 @@
                 <w:noProof/>
                 <w:webHidden/>
               </w:rPr>
-              <w:instrText xml:space="preserve"> PAGEREF _Toc237414131 \h </w:instrText>
+              <w:instrText xml:space="preserve"> PAGEREF _Toc240450219 \h </w:instrText>
             </w:r>
             <w:r>
               <w:rPr>
@@ -1047,7 +1092,7 @@
               <w:lang w:eastAsia="en-IN"/>
             </w:rPr>
           </w:pPr>
-          <w:hyperlink w:anchor="_Toc237414132" w:history="1">
+          <w:hyperlink w:anchor="_Toc240450220" w:history="1">
             <w:r>
               <w:rPr>
                 <w:rStyle w:val="Hyperlink"/>
@@ -1075,7 +1120,7 @@
                 <w:noProof/>
                 <w:webHidden/>
               </w:rPr>
-              <w:instrText xml:space="preserve"> PAGEREF _Toc237414132 \h </w:instrText>
+              <w:instrText xml:space="preserve"> PAGEREF _Toc240450220 \h </w:instrText>
             </w:r>
             <w:r>
               <w:rPr>
@@ -1118,7 +1163,7 @@
               <w:lang w:eastAsia="en-IN"/>
             </w:rPr>
           </w:pPr>
-          <w:hyperlink w:anchor="_Toc237414133" w:history="1">
+          <w:hyperlink w:anchor="_Toc240450221" w:history="1">
             <w:r>
               <w:rPr>
                 <w:rStyle w:val="Hyperlink"/>
@@ -1146,7 +1191,7 @@
                 <w:noProof/>
                 <w:webHidden/>
               </w:rPr>
-              <w:instrText xml:space="preserve"> PAGEREF _Toc237414133 \h </w:instrText>
+              <w:instrText xml:space="preserve"> PAGEREF _Toc240450221 \h </w:instrText>
             </w:r>
             <w:r>
               <w:rPr>
@@ -1178,79 +1223,6 @@
           </w:hyperlink>
         </w:p>
         <w:p>
-          <w:pPr>
-            <w:pStyle w:val="TOC2"/>
-            <w:tabs>
-              <w:tab w:val="right" w:leader="dot" w:pos="10456"/>
-            </w:tabs>
-            <w:rPr>
-              <w:rFonts w:eastAsiaTheme="minorEastAsia"/>
-              <w:noProof/>
-              <w:lang w:eastAsia="en-IN"/>
-            </w:rPr>
-          </w:pPr>
-          <w:hyperlink w:anchor="_Toc237414134" w:history="1">
-            <w:r>
-              <w:rPr>
-                <w:rStyle w:val="Hyperlink"/>
-                <w:rFonts w:eastAsia="Times New Roman"/>
-                <w:b/>
-                <w:noProof/>
-                <w:lang w:eastAsia="en-IN"/>
-              </w:rPr>
-              <w:t>5. Interview Questions</w:t>
-            </w:r>
-            <w:r>
-              <w:rPr>
-                <w:noProof/>
-                <w:webHidden/>
-              </w:rPr>
-              <w:tab/>
-            </w:r>
-            <w:r>
-              <w:rPr>
-                <w:noProof/>
-                <w:webHidden/>
-              </w:rPr>
-              <w:fldChar w:fldCharType="begin"/>
-            </w:r>
-            <w:r>
-              <w:rPr>
-                <w:noProof/>
-                <w:webHidden/>
-              </w:rPr>
-              <w:instrText xml:space="preserve"> PAGEREF _Toc237414134 \h </w:instrText>
-            </w:r>
-            <w:r>
-              <w:rPr>
-                <w:noProof/>
-                <w:webHidden/>
-              </w:rPr>
-            </w:r>
-            <w:r>
-              <w:rPr>
-                <w:noProof/>
-                <w:webHidden/>
-              </w:rPr>
-              <w:fldChar w:fldCharType="separate"/>
-            </w:r>
-            <w:r>
-              <w:rPr>
-                <w:noProof/>
-                <w:webHidden/>
-              </w:rPr>
-              <w:t>15</w:t>
-            </w:r>
-            <w:r>
-              <w:rPr>
-                <w:noProof/>
-                <w:webHidden/>
-              </w:rPr>
-              <w:fldChar w:fldCharType="end"/>
-            </w:r>
-          </w:hyperlink>
-        </w:p>
-        <w:p>
           <w:r>
             <w:rPr>
               <w:b/>
@@ -1623,7 +1595,7 @@
         </w:rPr>
       </w:pPr>
       <w:bookmarkStart w:id="1" w:name="_Toc158098017"/>
-      <w:bookmarkStart w:id="2" w:name="_Toc237414119"/>
+      <w:bookmarkStart w:id="2" w:name="_Toc240450207"/>
       <w:r>
         <w:rPr>
           <w:rFonts w:eastAsia="Times New Roman"/>
@@ -1676,7 +1648,13 @@
         <w:rPr>
           <w:sz w:val="24"/>
         </w:rPr>
-        <w:t>m that disrupts its normal flow pf the program.</w:t>
+        <w:t>m that disrupts the normal flow o</w:t>
+      </w:r>
+      <w:r>
+        <w:rPr>
+          <w:sz w:val="24"/>
+        </w:rPr>
+        <w:t>f the program.</w:t>
       </w:r>
     </w:p>
     <w:p>
@@ -2425,7 +2403,7 @@
           <w:szCs w:val="32"/>
         </w:rPr>
       </w:pPr>
-      <w:bookmarkStart w:id="3" w:name="_Toc237414120"/>
+      <w:bookmarkStart w:id="3" w:name="_Toc240450208"/>
       <w:r>
         <w:rPr>
           <w:rFonts w:asciiTheme="majorHAnsi" w:hAnsiTheme="majorHAnsi" w:cstheme="majorHAnsi"/>
@@ -2714,7 +2692,7 @@
           <w:ilvl w:val="0"/>
           <w:numId w:val="19"/>
         </w:numPr>
-        <w:spacing w:after="0" w:line="240" w:lineRule="auto"/>
+        <w:spacing w:line="240" w:lineRule="auto"/>
         <w:rPr>
           <w:sz w:val="24"/>
           <w:lang w:eastAsia="en-IN"/>
@@ -3215,7 +3193,6 @@
           <w:ilvl w:val="0"/>
           <w:numId w:val="20"/>
         </w:numPr>
-        <w:spacing w:after="0"/>
         <w:rPr>
           <w:sz w:val="24"/>
           <w:lang w:eastAsia="en-IN"/>
@@ -3528,7 +3505,7 @@
           <w:ilvl w:val="0"/>
           <w:numId w:val="20"/>
         </w:numPr>
-        <w:spacing w:before="100" w:beforeAutospacing="1" w:after="0" w:line="240" w:lineRule="auto"/>
+        <w:spacing w:before="100" w:beforeAutospacing="1" w:line="240" w:lineRule="auto"/>
         <w:rPr>
           <w:rFonts w:eastAsia="Times New Roman" w:cstheme="minorHAnsi"/>
           <w:sz w:val="24"/>
@@ -3784,16 +3761,6 @@
       <w:pPr>
         <w:rPr>
           <w:sz w:val="24"/>
-          <w:lang w:eastAsia="en-IN"/>
-        </w:rPr>
-      </w:pPr>
-    </w:p>
-    <w:p>
-      <w:pPr>
-        <w:spacing w:after="0" w:line="240" w:lineRule="auto"/>
-        <w:rPr>
-          <w:rFonts w:ascii="Arial" w:eastAsia="Times New Roman" w:hAnsi="Arial" w:cs="Arial"/>
-          <w:color w:val="000000"/>
           <w:lang w:eastAsia="en-IN"/>
         </w:rPr>
       </w:pPr>
@@ -3820,7 +3787,7 @@
           <w:lang w:eastAsia="en-IN"/>
         </w:rPr>
       </w:pPr>
-      <w:bookmarkStart w:id="4" w:name="_Toc237414121"/>
+      <w:bookmarkStart w:id="4" w:name="_Toc240450209"/>
       <w:r>
         <w:rPr>
           <w:rFonts w:eastAsia="Times New Roman"/>
@@ -3864,7 +3831,7 @@
           <w:szCs w:val="32"/>
         </w:rPr>
       </w:pPr>
-      <w:bookmarkStart w:id="5" w:name="_Toc237414122"/>
+      <w:bookmarkStart w:id="5" w:name="_Toc240450210"/>
       <w:r>
         <w:rPr>
           <w:rFonts w:asciiTheme="majorHAnsi" w:hAnsiTheme="majorHAnsi" w:cstheme="majorHAnsi"/>
@@ -4587,7 +4554,7 @@
           <w:szCs w:val="32"/>
         </w:rPr>
       </w:pPr>
-      <w:bookmarkStart w:id="6" w:name="_Toc237414123"/>
+      <w:bookmarkStart w:id="6" w:name="_Toc240450211"/>
       <w:r>
         <w:rPr>
           <w:rFonts w:asciiTheme="majorHAnsi" w:hAnsiTheme="majorHAnsi" w:cstheme="majorHAnsi"/>
@@ -4931,7 +4898,21 @@
           <w:sz w:val="24"/>
           <w:lang w:eastAsia="en-IN"/>
         </w:rPr>
-        <w:t>appears in a method declaration. It tells the called that the method may propagate the specified exception</w:t>
+        <w:t>appears in a method declaration. It tells the called</w:t>
+      </w:r>
+      <w:r>
+        <w:rPr>
+          <w:sz w:val="24"/>
+          <w:lang w:eastAsia="en-IN"/>
+        </w:rPr>
+        <w:t xml:space="preserve"> code</w:t>
+      </w:r>
+      <w:r>
+        <w:rPr>
+          <w:sz w:val="24"/>
+          <w:lang w:eastAsia="en-IN"/>
+        </w:rPr>
+        <w:t xml:space="preserve"> that the method may propagate the specified exception</w:t>
       </w:r>
     </w:p>
     <w:p>
@@ -5827,7 +5808,7 @@
           <w:szCs w:val="32"/>
         </w:rPr>
       </w:pPr>
-      <w:bookmarkStart w:id="7" w:name="_Toc237414124"/>
+      <w:bookmarkStart w:id="7" w:name="_Toc240450212"/>
       <w:r>
         <w:rPr>
           <w:rFonts w:asciiTheme="majorHAnsi" w:hAnsiTheme="majorHAnsi" w:cstheme="majorHAnsi"/>
@@ -6968,7 +6949,7 @@
           <w:szCs w:val="32"/>
         </w:rPr>
       </w:pPr>
-      <w:bookmarkStart w:id="8" w:name="_Toc237414125"/>
+      <w:bookmarkStart w:id="8" w:name="_Toc240450213"/>
       <w:r>
         <w:rPr>
           <w:rFonts w:asciiTheme="majorHAnsi" w:hAnsiTheme="majorHAnsi" w:cstheme="majorHAnsi"/>
@@ -7728,7 +7709,7 @@
           <w:lang w:eastAsia="en-IN"/>
         </w:rPr>
       </w:pPr>
-      <w:bookmarkStart w:id="9" w:name="_Toc237414126"/>
+      <w:bookmarkStart w:id="9" w:name="_Toc240450214"/>
       <w:r>
         <w:rPr>
           <w:rFonts w:eastAsia="Times New Roman"/>
@@ -7787,7 +7768,7 @@
           <w:szCs w:val="32"/>
         </w:rPr>
       </w:pPr>
-      <w:bookmarkStart w:id="10" w:name="_Toc237414127"/>
+      <w:bookmarkStart w:id="10" w:name="_Toc240450215"/>
       <w:r>
         <w:rPr>
           <w:rFonts w:asciiTheme="majorHAnsi" w:hAnsiTheme="majorHAnsi" w:cstheme="majorHAnsi"/>
@@ -8730,7 +8711,7 @@
           <w:szCs w:val="32"/>
         </w:rPr>
       </w:pPr>
-      <w:bookmarkStart w:id="11" w:name="_Toc237414128"/>
+      <w:bookmarkStart w:id="11" w:name="_Toc240450216"/>
       <w:r>
         <w:rPr>
           <w:rFonts w:asciiTheme="majorHAnsi" w:hAnsiTheme="majorHAnsi" w:cstheme="majorHAnsi"/>
@@ -9861,7 +9842,7 @@
           <w:szCs w:val="32"/>
         </w:rPr>
       </w:pPr>
-      <w:bookmarkStart w:id="12" w:name="_Toc237414129"/>
+      <w:bookmarkStart w:id="12" w:name="_Toc240450217"/>
       <w:r>
         <w:rPr>
           <w:rFonts w:asciiTheme="majorHAnsi" w:hAnsiTheme="majorHAnsi" w:cstheme="majorHAnsi"/>
@@ -9928,7 +9909,7 @@
       <w:pPr>
         <w:spacing w:after="0" w:line="240" w:lineRule="auto"/>
         <w:rPr>
-          <w:sz w:val="24"/>
+          <w:sz w:val="16"/>
           <w:lang w:eastAsia="en-IN"/>
         </w:rPr>
       </w:pPr>
@@ -11063,7 +11044,7 @@
           <w:szCs w:val="32"/>
         </w:rPr>
       </w:pPr>
-      <w:bookmarkStart w:id="13" w:name="_Toc237414130"/>
+      <w:bookmarkStart w:id="13" w:name="_Toc240450218"/>
       <w:r>
         <w:rPr>
           <w:rFonts w:asciiTheme="majorHAnsi" w:hAnsiTheme="majorHAnsi" w:cstheme="majorHAnsi"/>
@@ -14646,7 +14627,7 @@
           <w:lang w:eastAsia="en-IN"/>
         </w:rPr>
       </w:pPr>
-      <w:bookmarkStart w:id="14" w:name="_Toc237414131"/>
+      <w:bookmarkStart w:id="14" w:name="_Toc240450219"/>
       <w:r>
         <w:rPr>
           <w:rFonts w:eastAsia="Times New Roman"/>
@@ -14690,7 +14671,7 @@
           <w:szCs w:val="32"/>
         </w:rPr>
       </w:pPr>
-      <w:bookmarkStart w:id="15" w:name="_Toc237414132"/>
+      <w:bookmarkStart w:id="15" w:name="_Toc240450220"/>
       <w:r>
         <w:rPr>
           <w:rFonts w:asciiTheme="majorHAnsi" w:hAnsiTheme="majorHAnsi" w:cstheme="majorHAnsi"/>
@@ -17215,7 +17196,7 @@
           <w:szCs w:val="32"/>
         </w:rPr>
       </w:pPr>
-      <w:bookmarkStart w:id="16" w:name="_Toc237414133"/>
+      <w:bookmarkStart w:id="16" w:name="_Toc240450221"/>
       <w:r>
         <w:rPr>
           <w:rFonts w:asciiTheme="majorHAnsi" w:hAnsiTheme="majorHAnsi" w:cstheme="majorHAnsi"/>
@@ -18493,5429 +18474,54 @@
     </w:p>
     <w:p>
       <w:pPr>
-        <w:spacing w:after="0" w:line="240" w:lineRule="auto"/>
-        <w:rPr>
-          <w:sz w:val="24"/>
-          <w:lang w:eastAsia="en-IN"/>
-        </w:rPr>
-      </w:pPr>
-    </w:p>
-    <w:p>
-      <w:pPr>
-        <w:spacing w:after="0" w:line="240" w:lineRule="auto"/>
-        <w:rPr>
-          <w:sz w:val="24"/>
-          <w:lang w:eastAsia="en-IN"/>
-        </w:rPr>
-      </w:pPr>
-    </w:p>
-    <w:p>
-      <w:pPr>
-        <w:spacing w:after="0" w:line="240" w:lineRule="auto"/>
-        <w:rPr>
-          <w:sz w:val="24"/>
-          <w:lang w:eastAsia="en-IN"/>
-        </w:rPr>
-      </w:pPr>
-    </w:p>
-    <w:p>
-      <w:pPr>
-        <w:spacing w:after="0" w:line="240" w:lineRule="auto"/>
-        <w:rPr>
-          <w:sz w:val="24"/>
-          <w:lang w:eastAsia="en-IN"/>
-        </w:rPr>
-      </w:pPr>
-    </w:p>
-    <w:p>
-      <w:pPr>
-        <w:spacing w:after="0" w:line="240" w:lineRule="auto"/>
-        <w:rPr>
-          <w:sz w:val="24"/>
-          <w:lang w:eastAsia="en-IN"/>
-        </w:rPr>
-      </w:pPr>
-    </w:p>
-    <w:p>
-      <w:pPr>
-        <w:spacing w:after="0" w:line="240" w:lineRule="auto"/>
-        <w:rPr>
-          <w:sz w:val="24"/>
-          <w:lang w:eastAsia="en-IN"/>
-        </w:rPr>
-      </w:pPr>
-    </w:p>
-    <w:p>
-      <w:pPr>
-        <w:spacing w:after="0" w:line="240" w:lineRule="auto"/>
-        <w:rPr>
-          <w:sz w:val="24"/>
-          <w:lang w:eastAsia="en-IN"/>
-        </w:rPr>
-      </w:pPr>
-    </w:p>
-    <w:p>
-      <w:pPr>
-        <w:spacing w:after="0" w:line="240" w:lineRule="auto"/>
-        <w:rPr>
-          <w:sz w:val="24"/>
-          <w:lang w:eastAsia="en-IN"/>
-        </w:rPr>
-      </w:pPr>
-    </w:p>
-    <w:p>
-      <w:pPr>
-        <w:spacing w:after="0" w:line="240" w:lineRule="auto"/>
-        <w:rPr>
-          <w:sz w:val="24"/>
-          <w:lang w:eastAsia="en-IN"/>
-        </w:rPr>
-      </w:pPr>
-    </w:p>
-    <w:p>
-      <w:pPr>
-        <w:spacing w:after="0" w:line="240" w:lineRule="auto"/>
-        <w:rPr>
-          <w:sz w:val="24"/>
-          <w:lang w:eastAsia="en-IN"/>
-        </w:rPr>
-      </w:pPr>
-    </w:p>
-    <w:p>
-      <w:pPr>
-        <w:spacing w:after="0" w:line="240" w:lineRule="auto"/>
-        <w:rPr>
-          <w:sz w:val="24"/>
-          <w:lang w:eastAsia="en-IN"/>
-        </w:rPr>
-      </w:pPr>
-    </w:p>
-    <w:p>
-      <w:pPr>
-        <w:spacing w:after="0" w:line="240" w:lineRule="auto"/>
-        <w:rPr>
-          <w:sz w:val="24"/>
-          <w:lang w:eastAsia="en-IN"/>
-        </w:rPr>
-      </w:pPr>
-    </w:p>
-    <w:p>
-      <w:pPr>
-        <w:spacing w:after="0" w:line="240" w:lineRule="auto"/>
-        <w:rPr>
-          <w:sz w:val="24"/>
-          <w:lang w:eastAsia="en-IN"/>
-        </w:rPr>
-      </w:pPr>
-    </w:p>
-    <w:p>
-      <w:pPr>
-        <w:spacing w:after="0" w:line="240" w:lineRule="auto"/>
-        <w:rPr>
-          <w:sz w:val="24"/>
-          <w:lang w:eastAsia="en-IN"/>
-        </w:rPr>
-      </w:pPr>
-    </w:p>
-    <w:p>
-      <w:pPr>
-        <w:spacing w:after="0" w:line="240" w:lineRule="auto"/>
-        <w:rPr>
-          <w:sz w:val="24"/>
-          <w:lang w:eastAsia="en-IN"/>
-        </w:rPr>
-      </w:pPr>
-    </w:p>
-    <w:p>
-      <w:pPr>
-        <w:spacing w:after="0" w:line="240" w:lineRule="auto"/>
-        <w:rPr>
-          <w:sz w:val="24"/>
-          <w:lang w:eastAsia="en-IN"/>
-        </w:rPr>
-      </w:pPr>
-    </w:p>
-    <w:p>
-      <w:pPr>
-        <w:spacing w:after="0" w:line="240" w:lineRule="auto"/>
-        <w:rPr>
-          <w:sz w:val="24"/>
-          <w:lang w:eastAsia="en-IN"/>
-        </w:rPr>
-      </w:pPr>
-    </w:p>
-    <w:p>
-      <w:pPr>
-        <w:spacing w:after="0" w:line="240" w:lineRule="auto"/>
-        <w:rPr>
-          <w:sz w:val="24"/>
-          <w:lang w:eastAsia="en-IN"/>
-        </w:rPr>
-      </w:pPr>
-    </w:p>
-    <w:p>
-      <w:pPr>
-        <w:spacing w:after="0" w:line="240" w:lineRule="auto"/>
-        <w:rPr>
-          <w:sz w:val="24"/>
-          <w:lang w:eastAsia="en-IN"/>
-        </w:rPr>
-      </w:pPr>
-    </w:p>
-    <w:p>
-      <w:pPr>
-        <w:spacing w:after="0" w:line="240" w:lineRule="auto"/>
-        <w:rPr>
-          <w:sz w:val="24"/>
-          <w:lang w:eastAsia="en-IN"/>
-        </w:rPr>
-      </w:pPr>
-    </w:p>
-    <w:p>
-      <w:pPr>
-        <w:spacing w:after="0" w:line="240" w:lineRule="auto"/>
-        <w:rPr>
-          <w:sz w:val="24"/>
-          <w:lang w:eastAsia="en-IN"/>
-        </w:rPr>
-      </w:pPr>
-    </w:p>
-    <w:p>
-      <w:pPr>
-        <w:spacing w:after="0" w:line="240" w:lineRule="auto"/>
-        <w:rPr>
-          <w:sz w:val="24"/>
-          <w:lang w:eastAsia="en-IN"/>
-        </w:rPr>
-      </w:pPr>
-    </w:p>
-    <w:p>
-      <w:pPr>
-        <w:spacing w:after="0" w:line="240" w:lineRule="auto"/>
-        <w:rPr>
-          <w:sz w:val="24"/>
-          <w:lang w:eastAsia="en-IN"/>
-        </w:rPr>
-      </w:pPr>
-    </w:p>
-    <w:p>
-      <w:pPr>
-        <w:spacing w:after="0" w:line="240" w:lineRule="auto"/>
-        <w:rPr>
-          <w:sz w:val="24"/>
-          <w:lang w:eastAsia="en-IN"/>
-        </w:rPr>
-      </w:pPr>
-    </w:p>
-    <w:p>
-      <w:pPr>
-        <w:pStyle w:val="Heading2"/>
-        <w:spacing w:after="240"/>
-        <w:rPr>
-          <w:rFonts w:eastAsia="Times New Roman"/>
+        <w:spacing w:after="0"/>
+        <w:jc w:val="center"/>
+        <w:rPr>
           <w:b/>
-          <w:color w:val="1F4E79" w:themeColor="accent5" w:themeShade="80"/>
-          <w:sz w:val="40"/>
-          <w:lang w:eastAsia="en-IN"/>
-        </w:rPr>
-      </w:pPr>
-      <w:bookmarkStart w:id="17" w:name="_Toc237414134"/>
-      <w:r>
-        <w:rPr>
-          <w:rFonts w:eastAsia="Times New Roman"/>
+          <w:sz w:val="36"/>
+          <w:lang w:eastAsia="en-IN"/>
+        </w:rPr>
+      </w:pPr>
+      <w:r>
+        <w:rPr>
           <w:b/>
-          <w:color w:val="1F4E79" w:themeColor="accent5" w:themeShade="80"/>
-          <w:sz w:val="40"/>
-          <w:lang w:eastAsia="en-IN"/>
-        </w:rPr>
-        <w:lastRenderedPageBreak/>
-        <w:t>5</w:t>
-      </w:r>
-      <w:r>
-        <w:rPr>
-          <w:rFonts w:eastAsia="Times New Roman"/>
-          <w:b/>
-          <w:color w:val="1F4E79" w:themeColor="accent5" w:themeShade="80"/>
-          <w:sz w:val="40"/>
-          <w:lang w:eastAsia="en-IN"/>
-        </w:rPr>
-        <w:t xml:space="preserve">. </w:t>
-      </w:r>
-      <w:r>
-        <w:rPr>
-          <w:rFonts w:eastAsia="Times New Roman"/>
-          <w:b/>
-          <w:color w:val="1F4E79" w:themeColor="accent5" w:themeShade="80"/>
-          <w:sz w:val="40"/>
-          <w:lang w:eastAsia="en-IN"/>
-        </w:rPr>
-        <w:t>Interview Questions</w:t>
-      </w:r>
-      <w:bookmarkEnd w:id="17"/>
-    </w:p>
-    <w:p>
-      <w:pPr>
-        <w:rPr>
-          <w:b/>
-          <w:color w:val="C45911" w:themeColor="accent2" w:themeShade="BF"/>
-          <w:sz w:val="24"/>
-          <w:lang w:eastAsia="en-IN"/>
-        </w:rPr>
-      </w:pPr>
-      <w:r>
-        <w:rPr>
-          <w:b/>
-          <w:color w:val="C45911" w:themeColor="accent2" w:themeShade="BF"/>
-          <w:sz w:val="24"/>
-          <w:lang w:eastAsia="en-IN"/>
-        </w:rPr>
-        <w:t xml:space="preserve">1.  </w:t>
-      </w:r>
-      <w:r>
-        <w:rPr>
-          <w:b/>
-          <w:color w:val="C45911" w:themeColor="accent2" w:themeShade="BF"/>
-          <w:sz w:val="24"/>
-          <w:lang w:eastAsia="en-IN"/>
-        </w:rPr>
-        <w:t>Wh</w:t>
-      </w:r>
-      <w:r>
-        <w:rPr>
-          <w:b/>
-          <w:color w:val="C45911" w:themeColor="accent2" w:themeShade="BF"/>
-          <w:sz w:val="24"/>
-          <w:lang w:eastAsia="en-IN"/>
-        </w:rPr>
-        <w:t>at are differences between Exceptions and Errors?</w:t>
-      </w:r>
-    </w:p>
-    <w:tbl>
-      <w:tblPr>
-        <w:tblW w:w="0" w:type="auto"/>
-        <w:tblCellSpacing w:w="15" w:type="dxa"/>
-        <w:tblBorders>
-          <w:top w:val="single" w:sz="4" w:space="0" w:color="auto"/>
-          <w:left w:val="single" w:sz="4" w:space="0" w:color="auto"/>
-          <w:bottom w:val="single" w:sz="4" w:space="0" w:color="auto"/>
-          <w:right w:val="single" w:sz="4" w:space="0" w:color="auto"/>
-          <w:insideH w:val="single" w:sz="4" w:space="0" w:color="auto"/>
-          <w:insideV w:val="single" w:sz="4" w:space="0" w:color="auto"/>
-        </w:tblBorders>
-        <w:tblCellMar>
-          <w:top w:w="15" w:type="dxa"/>
-          <w:left w:w="15" w:type="dxa"/>
-          <w:bottom w:w="15" w:type="dxa"/>
-          <w:right w:w="15" w:type="dxa"/>
-        </w:tblCellMar>
-        <w:tblLook w:val="04A0" w:firstRow="1" w:lastRow="0" w:firstColumn="1" w:lastColumn="0" w:noHBand="0" w:noVBand="1"/>
-      </w:tblPr>
-      <w:tblGrid>
-        <w:gridCol w:w="1746"/>
-        <w:gridCol w:w="4204"/>
-        <w:gridCol w:w="4506"/>
-      </w:tblGrid>
-      <w:tr>
-        <w:trPr>
-          <w:tblHeader/>
-          <w:tblCellSpacing w:w="15" w:type="dxa"/>
-        </w:trPr>
-        <w:tc>
-          <w:tcPr>
-            <w:tcW w:w="0" w:type="auto"/>
-            <w:vAlign w:val="center"/>
-            <w:hideMark/>
-          </w:tcPr>
-          <w:p>
-            <w:pPr>
-              <w:spacing w:after="0" w:line="240" w:lineRule="auto"/>
-              <w:jc w:val="center"/>
-              <w:rPr>
-                <w:rFonts w:eastAsia="Times New Roman" w:cstheme="minorHAnsi"/>
-                <w:b/>
-                <w:bCs/>
-                <w:lang w:eastAsia="en-IN"/>
-              </w:rPr>
-            </w:pPr>
-            <w:r>
-              <w:rPr>
-                <w:rFonts w:eastAsia="Times New Roman" w:cstheme="minorHAnsi"/>
-                <w:b/>
-                <w:bCs/>
-                <w:lang w:eastAsia="en-IN"/>
-              </w:rPr>
-              <w:t>Aspect</w:t>
-            </w:r>
-          </w:p>
-        </w:tc>
-        <w:tc>
-          <w:tcPr>
-            <w:tcW w:w="0" w:type="auto"/>
-            <w:vAlign w:val="center"/>
-            <w:hideMark/>
-          </w:tcPr>
-          <w:p>
-            <w:pPr>
-              <w:spacing w:after="0" w:line="240" w:lineRule="auto"/>
-              <w:jc w:val="center"/>
-              <w:rPr>
-                <w:rFonts w:eastAsia="Times New Roman" w:cstheme="minorHAnsi"/>
-                <w:b/>
-                <w:bCs/>
-                <w:lang w:eastAsia="en-IN"/>
-              </w:rPr>
-            </w:pPr>
-            <w:r>
-              <w:rPr>
-                <w:rFonts w:eastAsia="Times New Roman" w:cstheme="minorHAnsi"/>
-                <w:b/>
-                <w:bCs/>
-                <w:lang w:eastAsia="en-IN"/>
-              </w:rPr>
-              <w:t>Exception</w:t>
-            </w:r>
-          </w:p>
-        </w:tc>
-        <w:tc>
-          <w:tcPr>
-            <w:tcW w:w="0" w:type="auto"/>
-            <w:vAlign w:val="center"/>
-            <w:hideMark/>
-          </w:tcPr>
-          <w:p>
-            <w:pPr>
-              <w:spacing w:after="0" w:line="240" w:lineRule="auto"/>
-              <w:jc w:val="center"/>
-              <w:rPr>
-                <w:rFonts w:eastAsia="Times New Roman" w:cstheme="minorHAnsi"/>
-                <w:b/>
-                <w:bCs/>
-                <w:lang w:eastAsia="en-IN"/>
-              </w:rPr>
-            </w:pPr>
-            <w:r>
-              <w:rPr>
-                <w:rFonts w:eastAsia="Times New Roman" w:cstheme="minorHAnsi"/>
-                <w:b/>
-                <w:bCs/>
-                <w:lang w:eastAsia="en-IN"/>
-              </w:rPr>
-              <w:t>Error</w:t>
-            </w:r>
-          </w:p>
-        </w:tc>
-      </w:tr>
-      <w:tr>
-        <w:trPr>
-          <w:tblCellSpacing w:w="15" w:type="dxa"/>
-        </w:trPr>
-        <w:tc>
-          <w:tcPr>
-            <w:tcW w:w="0" w:type="auto"/>
-            <w:vAlign w:val="center"/>
-            <w:hideMark/>
-          </w:tcPr>
-          <w:p>
-            <w:pPr>
-              <w:spacing w:after="0" w:line="240" w:lineRule="auto"/>
-              <w:rPr>
-                <w:rFonts w:eastAsia="Times New Roman" w:cstheme="minorHAnsi"/>
-                <w:lang w:eastAsia="en-IN"/>
-              </w:rPr>
-            </w:pPr>
-            <w:r>
-              <w:rPr>
-                <w:rFonts w:eastAsia="Times New Roman" w:cstheme="minorHAnsi"/>
-                <w:b/>
-                <w:bCs/>
-                <w:lang w:eastAsia="en-IN"/>
-              </w:rPr>
-              <w:t>Definition</w:t>
-            </w:r>
-          </w:p>
-        </w:tc>
-        <w:tc>
-          <w:tcPr>
-            <w:tcW w:w="0" w:type="auto"/>
-            <w:vAlign w:val="center"/>
-            <w:hideMark/>
-          </w:tcPr>
-          <w:p>
-            <w:pPr>
-              <w:spacing w:after="0" w:line="240" w:lineRule="auto"/>
-              <w:rPr>
-                <w:rFonts w:eastAsia="Times New Roman" w:cstheme="minorHAnsi"/>
-                <w:lang w:eastAsia="en-IN"/>
-              </w:rPr>
-            </w:pPr>
-            <w:r>
-              <w:rPr>
-                <w:rFonts w:eastAsia="Times New Roman" w:cstheme="minorHAnsi"/>
-                <w:lang w:eastAsia="en-IN"/>
-              </w:rPr>
-              <w:t>An Exception is a condition that an application might want to catch and handle.</w:t>
-            </w:r>
-          </w:p>
-        </w:tc>
-        <w:tc>
-          <w:tcPr>
-            <w:tcW w:w="0" w:type="auto"/>
-            <w:vAlign w:val="center"/>
-            <w:hideMark/>
-          </w:tcPr>
-          <w:p>
-            <w:pPr>
-              <w:spacing w:after="0" w:line="240" w:lineRule="auto"/>
-              <w:rPr>
-                <w:rFonts w:eastAsia="Times New Roman" w:cstheme="minorHAnsi"/>
-                <w:lang w:eastAsia="en-IN"/>
-              </w:rPr>
-            </w:pPr>
-            <w:r>
-              <w:rPr>
-                <w:rFonts w:eastAsia="Times New Roman" w:cstheme="minorHAnsi"/>
-                <w:lang w:eastAsia="en-IN"/>
-              </w:rPr>
-              <w:t>An Error represents a serious problem that an application cannot typically recover from.</w:t>
-            </w:r>
-          </w:p>
-        </w:tc>
-      </w:tr>
-      <w:tr>
-        <w:trPr>
-          <w:tblCellSpacing w:w="15" w:type="dxa"/>
-        </w:trPr>
-        <w:tc>
-          <w:tcPr>
-            <w:tcW w:w="0" w:type="auto"/>
-            <w:vAlign w:val="center"/>
-            <w:hideMark/>
-          </w:tcPr>
-          <w:p>
-            <w:pPr>
-              <w:spacing w:after="0" w:line="240" w:lineRule="auto"/>
-              <w:rPr>
-                <w:rFonts w:eastAsia="Times New Roman" w:cstheme="minorHAnsi"/>
-                <w:lang w:eastAsia="en-IN"/>
-              </w:rPr>
-            </w:pPr>
-            <w:r>
-              <w:rPr>
-                <w:rFonts w:eastAsia="Times New Roman" w:cstheme="minorHAnsi"/>
-                <w:b/>
-                <w:bCs/>
-                <w:lang w:eastAsia="en-IN"/>
-              </w:rPr>
-              <w:t>Hierarchy</w:t>
-            </w:r>
-          </w:p>
-        </w:tc>
-        <w:tc>
-          <w:tcPr>
-            <w:tcW w:w="0" w:type="auto"/>
-            <w:vAlign w:val="center"/>
-            <w:hideMark/>
-          </w:tcPr>
-          <w:p>
-            <w:pPr>
-              <w:spacing w:after="0" w:line="240" w:lineRule="auto"/>
-              <w:rPr>
-                <w:rFonts w:eastAsia="Times New Roman" w:cstheme="minorHAnsi"/>
-                <w:lang w:eastAsia="en-IN"/>
-              </w:rPr>
-            </w:pPr>
-            <w:r>
-              <w:rPr>
-                <w:rFonts w:eastAsia="Times New Roman" w:cstheme="minorHAnsi"/>
-                <w:lang w:eastAsia="en-IN"/>
-              </w:rPr>
-              <w:t xml:space="preserve">Subclass of </w:t>
-            </w:r>
-            <w:proofErr w:type="spellStart"/>
-            <w:r>
-              <w:rPr>
-                <w:rFonts w:eastAsia="Times New Roman" w:cstheme="minorHAnsi"/>
-                <w:lang w:eastAsia="en-IN"/>
-              </w:rPr>
-              <w:t>Throwable</w:t>
-            </w:r>
-            <w:proofErr w:type="spellEnd"/>
-            <w:r>
-              <w:rPr>
-                <w:rFonts w:eastAsia="Times New Roman" w:cstheme="minorHAnsi"/>
-                <w:lang w:eastAsia="en-IN"/>
-              </w:rPr>
-              <w:t>.</w:t>
-            </w:r>
-          </w:p>
-        </w:tc>
-        <w:tc>
-          <w:tcPr>
-            <w:tcW w:w="0" w:type="auto"/>
-            <w:vAlign w:val="center"/>
-            <w:hideMark/>
-          </w:tcPr>
-          <w:p>
-            <w:pPr>
-              <w:spacing w:after="0" w:line="240" w:lineRule="auto"/>
-              <w:rPr>
-                <w:rFonts w:eastAsia="Times New Roman" w:cstheme="minorHAnsi"/>
-                <w:lang w:eastAsia="en-IN"/>
-              </w:rPr>
-            </w:pPr>
-            <w:r>
-              <w:rPr>
-                <w:rFonts w:eastAsia="Times New Roman" w:cstheme="minorHAnsi"/>
-                <w:lang w:eastAsia="en-IN"/>
-              </w:rPr>
-              <w:t xml:space="preserve">Subclass of </w:t>
-            </w:r>
-            <w:proofErr w:type="spellStart"/>
-            <w:r>
-              <w:rPr>
-                <w:rFonts w:eastAsia="Times New Roman" w:cstheme="minorHAnsi"/>
-                <w:lang w:eastAsia="en-IN"/>
-              </w:rPr>
-              <w:t>Throwable</w:t>
-            </w:r>
-            <w:proofErr w:type="spellEnd"/>
-            <w:r>
-              <w:rPr>
-                <w:rFonts w:eastAsia="Times New Roman" w:cstheme="minorHAnsi"/>
-                <w:lang w:eastAsia="en-IN"/>
-              </w:rPr>
-              <w:t>.</w:t>
-            </w:r>
-          </w:p>
-        </w:tc>
-      </w:tr>
-      <w:tr>
-        <w:trPr>
-          <w:tblCellSpacing w:w="15" w:type="dxa"/>
-        </w:trPr>
-        <w:tc>
-          <w:tcPr>
-            <w:tcW w:w="0" w:type="auto"/>
-            <w:vAlign w:val="center"/>
-            <w:hideMark/>
-          </w:tcPr>
-          <w:p>
-            <w:pPr>
-              <w:spacing w:after="0" w:line="240" w:lineRule="auto"/>
-              <w:rPr>
-                <w:rFonts w:eastAsia="Times New Roman" w:cstheme="minorHAnsi"/>
-                <w:lang w:eastAsia="en-IN"/>
-              </w:rPr>
-            </w:pPr>
-            <w:r>
-              <w:rPr>
-                <w:rFonts w:eastAsia="Times New Roman" w:cstheme="minorHAnsi"/>
-                <w:b/>
-                <w:bCs/>
-                <w:lang w:eastAsia="en-IN"/>
-              </w:rPr>
-              <w:t>Recoverability</w:t>
-            </w:r>
-          </w:p>
-        </w:tc>
-        <w:tc>
-          <w:tcPr>
-            <w:tcW w:w="0" w:type="auto"/>
-            <w:vAlign w:val="center"/>
-            <w:hideMark/>
-          </w:tcPr>
-          <w:p>
-            <w:pPr>
-              <w:spacing w:after="0" w:line="240" w:lineRule="auto"/>
-              <w:rPr>
-                <w:rFonts w:eastAsia="Times New Roman" w:cstheme="minorHAnsi"/>
-                <w:lang w:eastAsia="en-IN"/>
-              </w:rPr>
-            </w:pPr>
-            <w:r>
-              <w:rPr>
-                <w:rFonts w:eastAsia="Times New Roman" w:cstheme="minorHAnsi"/>
-                <w:lang w:eastAsia="en-IN"/>
-              </w:rPr>
-              <w:t>Exceptions are generally recoverable with proper handling.</w:t>
-            </w:r>
-          </w:p>
-        </w:tc>
-        <w:tc>
-          <w:tcPr>
-            <w:tcW w:w="0" w:type="auto"/>
-            <w:vAlign w:val="center"/>
-            <w:hideMark/>
-          </w:tcPr>
-          <w:p>
-            <w:pPr>
-              <w:spacing w:after="0" w:line="240" w:lineRule="auto"/>
-              <w:rPr>
-                <w:rFonts w:eastAsia="Times New Roman" w:cstheme="minorHAnsi"/>
-                <w:lang w:eastAsia="en-IN"/>
-              </w:rPr>
-            </w:pPr>
-            <w:r>
-              <w:rPr>
-                <w:rFonts w:eastAsia="Times New Roman" w:cstheme="minorHAnsi"/>
-                <w:lang w:eastAsia="en-IN"/>
-              </w:rPr>
-              <w:t>Errors are usually not recoverable and indicate critical system issues.</w:t>
-            </w:r>
-          </w:p>
-        </w:tc>
-      </w:tr>
-      <w:tr>
-        <w:trPr>
-          <w:tblCellSpacing w:w="15" w:type="dxa"/>
-        </w:trPr>
-        <w:tc>
-          <w:tcPr>
-            <w:tcW w:w="0" w:type="auto"/>
-            <w:vAlign w:val="center"/>
-            <w:hideMark/>
-          </w:tcPr>
-          <w:p>
-            <w:pPr>
-              <w:spacing w:after="0" w:line="240" w:lineRule="auto"/>
-              <w:rPr>
-                <w:rFonts w:eastAsia="Times New Roman" w:cstheme="minorHAnsi"/>
-                <w:lang w:eastAsia="en-IN"/>
-              </w:rPr>
-            </w:pPr>
-            <w:r>
-              <w:rPr>
-                <w:rFonts w:eastAsia="Times New Roman" w:cstheme="minorHAnsi"/>
-                <w:b/>
-                <w:bCs/>
-                <w:lang w:eastAsia="en-IN"/>
-              </w:rPr>
-              <w:t>Occurrence</w:t>
-            </w:r>
-          </w:p>
-        </w:tc>
-        <w:tc>
-          <w:tcPr>
-            <w:tcW w:w="0" w:type="auto"/>
-            <w:vAlign w:val="center"/>
-            <w:hideMark/>
-          </w:tcPr>
-          <w:p>
-            <w:pPr>
-              <w:spacing w:after="0" w:line="240" w:lineRule="auto"/>
-              <w:rPr>
-                <w:rFonts w:eastAsia="Times New Roman" w:cstheme="minorHAnsi"/>
-                <w:lang w:eastAsia="en-IN"/>
-              </w:rPr>
-            </w:pPr>
-            <w:r>
-              <w:rPr>
-                <w:rFonts w:eastAsia="Times New Roman" w:cstheme="minorHAnsi"/>
-                <w:lang w:eastAsia="en-IN"/>
-              </w:rPr>
-              <w:t>Caused by application-related issues (e.g., invalid input, network failures).</w:t>
-            </w:r>
-          </w:p>
-        </w:tc>
-        <w:tc>
-          <w:tcPr>
-            <w:tcW w:w="0" w:type="auto"/>
-            <w:vAlign w:val="center"/>
-            <w:hideMark/>
-          </w:tcPr>
-          <w:p>
-            <w:pPr>
-              <w:spacing w:after="0" w:line="240" w:lineRule="auto"/>
-              <w:rPr>
-                <w:rFonts w:eastAsia="Times New Roman" w:cstheme="minorHAnsi"/>
-                <w:lang w:eastAsia="en-IN"/>
-              </w:rPr>
-            </w:pPr>
-            <w:r>
-              <w:rPr>
-                <w:rFonts w:eastAsia="Times New Roman" w:cstheme="minorHAnsi"/>
-                <w:lang w:eastAsia="en-IN"/>
-              </w:rPr>
-              <w:t>Caused by system-related issues (e.g., memory leaks, hardware failures).</w:t>
-            </w:r>
-          </w:p>
-        </w:tc>
-      </w:tr>
-      <w:tr>
-        <w:trPr>
-          <w:tblCellSpacing w:w="15" w:type="dxa"/>
-        </w:trPr>
-        <w:tc>
-          <w:tcPr>
-            <w:tcW w:w="0" w:type="auto"/>
-            <w:vAlign w:val="center"/>
-            <w:hideMark/>
-          </w:tcPr>
-          <w:p>
-            <w:pPr>
-              <w:spacing w:after="0" w:line="240" w:lineRule="auto"/>
-              <w:rPr>
-                <w:rFonts w:eastAsia="Times New Roman" w:cstheme="minorHAnsi"/>
-                <w:lang w:eastAsia="en-IN"/>
-              </w:rPr>
-            </w:pPr>
-            <w:r>
-              <w:rPr>
-                <w:rFonts w:eastAsia="Times New Roman" w:cstheme="minorHAnsi"/>
-                <w:b/>
-                <w:bCs/>
-                <w:lang w:eastAsia="en-IN"/>
-              </w:rPr>
-              <w:t>Examples</w:t>
-            </w:r>
-          </w:p>
-        </w:tc>
-        <w:tc>
-          <w:tcPr>
-            <w:tcW w:w="0" w:type="auto"/>
-            <w:vAlign w:val="center"/>
-            <w:hideMark/>
-          </w:tcPr>
-          <w:p>
-            <w:pPr>
-              <w:spacing w:after="0" w:line="240" w:lineRule="auto"/>
-              <w:rPr>
-                <w:rFonts w:eastAsia="Times New Roman" w:cstheme="minorHAnsi"/>
-                <w:lang w:eastAsia="en-IN"/>
-              </w:rPr>
-            </w:pPr>
-            <w:proofErr w:type="spellStart"/>
-            <w:r>
-              <w:rPr>
-                <w:rFonts w:eastAsia="Times New Roman" w:cstheme="minorHAnsi"/>
-                <w:lang w:eastAsia="en-IN"/>
-              </w:rPr>
-              <w:t>IOException</w:t>
-            </w:r>
-            <w:proofErr w:type="spellEnd"/>
-            <w:r>
-              <w:rPr>
-                <w:rFonts w:eastAsia="Times New Roman" w:cstheme="minorHAnsi"/>
-                <w:lang w:eastAsia="en-IN"/>
-              </w:rPr>
-              <w:t xml:space="preserve">, </w:t>
-            </w:r>
-            <w:proofErr w:type="spellStart"/>
-            <w:r>
-              <w:rPr>
-                <w:rFonts w:eastAsia="Times New Roman" w:cstheme="minorHAnsi"/>
-                <w:lang w:eastAsia="en-IN"/>
-              </w:rPr>
-              <w:t>SQLException</w:t>
-            </w:r>
-            <w:proofErr w:type="spellEnd"/>
-            <w:r>
-              <w:rPr>
-                <w:rFonts w:eastAsia="Times New Roman" w:cstheme="minorHAnsi"/>
-                <w:lang w:eastAsia="en-IN"/>
-              </w:rPr>
-              <w:t xml:space="preserve">, </w:t>
-            </w:r>
-            <w:proofErr w:type="spellStart"/>
-            <w:r>
-              <w:rPr>
-                <w:rFonts w:eastAsia="Times New Roman" w:cstheme="minorHAnsi"/>
-                <w:lang w:eastAsia="en-IN"/>
-              </w:rPr>
-              <w:t>NullPointerException</w:t>
-            </w:r>
-            <w:proofErr w:type="spellEnd"/>
-            <w:r>
-              <w:rPr>
-                <w:rFonts w:eastAsia="Times New Roman" w:cstheme="minorHAnsi"/>
-                <w:lang w:eastAsia="en-IN"/>
-              </w:rPr>
-              <w:t>, etc.</w:t>
-            </w:r>
-          </w:p>
-        </w:tc>
-        <w:tc>
-          <w:tcPr>
-            <w:tcW w:w="0" w:type="auto"/>
-            <w:vAlign w:val="center"/>
-            <w:hideMark/>
-          </w:tcPr>
-          <w:p>
-            <w:pPr>
-              <w:spacing w:after="0" w:line="240" w:lineRule="auto"/>
-              <w:rPr>
-                <w:rFonts w:eastAsia="Times New Roman" w:cstheme="minorHAnsi"/>
-                <w:lang w:eastAsia="en-IN"/>
-              </w:rPr>
-            </w:pPr>
-            <w:proofErr w:type="spellStart"/>
-            <w:r>
-              <w:rPr>
-                <w:rFonts w:eastAsia="Times New Roman" w:cstheme="minorHAnsi"/>
-                <w:lang w:eastAsia="en-IN"/>
-              </w:rPr>
-              <w:t>OutOfMemoryError</w:t>
-            </w:r>
-            <w:proofErr w:type="spellEnd"/>
-            <w:r>
-              <w:rPr>
-                <w:rFonts w:eastAsia="Times New Roman" w:cstheme="minorHAnsi"/>
-                <w:lang w:eastAsia="en-IN"/>
-              </w:rPr>
-              <w:t xml:space="preserve">, </w:t>
-            </w:r>
-            <w:proofErr w:type="spellStart"/>
-            <w:r>
-              <w:rPr>
-                <w:rFonts w:eastAsia="Times New Roman" w:cstheme="minorHAnsi"/>
-                <w:lang w:eastAsia="en-IN"/>
-              </w:rPr>
-              <w:t>StackOverflowError</w:t>
-            </w:r>
-            <w:proofErr w:type="spellEnd"/>
-            <w:r>
-              <w:rPr>
-                <w:rFonts w:eastAsia="Times New Roman" w:cstheme="minorHAnsi"/>
-                <w:lang w:eastAsia="en-IN"/>
-              </w:rPr>
-              <w:t>, etc.</w:t>
-            </w:r>
-          </w:p>
-        </w:tc>
-      </w:tr>
-      <w:tr>
-        <w:trPr>
-          <w:tblCellSpacing w:w="15" w:type="dxa"/>
-        </w:trPr>
-        <w:tc>
-          <w:tcPr>
-            <w:tcW w:w="0" w:type="auto"/>
-            <w:vAlign w:val="center"/>
-            <w:hideMark/>
-          </w:tcPr>
-          <w:p>
-            <w:pPr>
-              <w:spacing w:after="0" w:line="240" w:lineRule="auto"/>
-              <w:rPr>
-                <w:rFonts w:eastAsia="Times New Roman" w:cstheme="minorHAnsi"/>
-                <w:lang w:eastAsia="en-IN"/>
-              </w:rPr>
-            </w:pPr>
-            <w:r>
-              <w:rPr>
-                <w:rFonts w:eastAsia="Times New Roman" w:cstheme="minorHAnsi"/>
-                <w:b/>
-                <w:bCs/>
-                <w:lang w:eastAsia="en-IN"/>
-              </w:rPr>
-              <w:t>Usage in Code</w:t>
-            </w:r>
-          </w:p>
-        </w:tc>
-        <w:tc>
-          <w:tcPr>
-            <w:tcW w:w="0" w:type="auto"/>
-            <w:vAlign w:val="center"/>
-            <w:hideMark/>
-          </w:tcPr>
-          <w:p>
-            <w:pPr>
-              <w:spacing w:after="0" w:line="240" w:lineRule="auto"/>
-              <w:rPr>
-                <w:rFonts w:eastAsia="Times New Roman" w:cstheme="minorHAnsi"/>
-                <w:lang w:eastAsia="en-IN"/>
-              </w:rPr>
-            </w:pPr>
-            <w:r>
-              <w:rPr>
-                <w:rFonts w:eastAsia="Times New Roman" w:cstheme="minorHAnsi"/>
-                <w:lang w:eastAsia="en-IN"/>
-              </w:rPr>
-              <w:t>Applications should try to handle exceptions using try-catch blocks.</w:t>
-            </w:r>
-          </w:p>
-        </w:tc>
-        <w:tc>
-          <w:tcPr>
-            <w:tcW w:w="0" w:type="auto"/>
-            <w:vAlign w:val="center"/>
-            <w:hideMark/>
-          </w:tcPr>
-          <w:p>
-            <w:pPr>
-              <w:spacing w:after="0" w:line="240" w:lineRule="auto"/>
-              <w:rPr>
-                <w:rFonts w:eastAsia="Times New Roman" w:cstheme="minorHAnsi"/>
-                <w:lang w:eastAsia="en-IN"/>
-              </w:rPr>
-            </w:pPr>
-            <w:r>
-              <w:rPr>
-                <w:rFonts w:eastAsia="Times New Roman" w:cstheme="minorHAnsi"/>
-                <w:lang w:eastAsia="en-IN"/>
-              </w:rPr>
-              <w:t>Errors are not meant to be caught by applications, though it is technically possible.</w:t>
-            </w:r>
-          </w:p>
-        </w:tc>
-      </w:tr>
-      <w:tr>
-        <w:trPr>
-          <w:tblCellSpacing w:w="15" w:type="dxa"/>
-        </w:trPr>
-        <w:tc>
-          <w:tcPr>
-            <w:tcW w:w="0" w:type="auto"/>
-            <w:vAlign w:val="center"/>
-            <w:hideMark/>
-          </w:tcPr>
-          <w:p>
-            <w:pPr>
-              <w:spacing w:after="0" w:line="240" w:lineRule="auto"/>
-              <w:rPr>
-                <w:rFonts w:eastAsia="Times New Roman" w:cstheme="minorHAnsi"/>
-                <w:lang w:eastAsia="en-IN"/>
-              </w:rPr>
-            </w:pPr>
-            <w:r>
-              <w:rPr>
-                <w:rFonts w:eastAsia="Times New Roman" w:cstheme="minorHAnsi"/>
-                <w:b/>
-                <w:bCs/>
-                <w:lang w:eastAsia="en-IN"/>
-              </w:rPr>
-              <w:t>Checked vs. Unchecked</w:t>
-            </w:r>
-          </w:p>
-        </w:tc>
-        <w:tc>
-          <w:tcPr>
-            <w:tcW w:w="0" w:type="auto"/>
-            <w:vAlign w:val="center"/>
-            <w:hideMark/>
-          </w:tcPr>
-          <w:p>
-            <w:pPr>
-              <w:spacing w:after="0" w:line="240" w:lineRule="auto"/>
-              <w:rPr>
-                <w:rFonts w:eastAsia="Times New Roman" w:cstheme="minorHAnsi"/>
-                <w:lang w:eastAsia="en-IN"/>
-              </w:rPr>
-            </w:pPr>
-            <w:r>
-              <w:rPr>
-                <w:rFonts w:eastAsia="Times New Roman" w:cstheme="minorHAnsi"/>
-                <w:lang w:eastAsia="en-IN"/>
-              </w:rPr>
-              <w:t>Exceptions can be checked (</w:t>
-            </w:r>
-            <w:proofErr w:type="spellStart"/>
-            <w:r>
-              <w:rPr>
-                <w:rFonts w:eastAsia="Times New Roman" w:cstheme="minorHAnsi"/>
-                <w:lang w:eastAsia="en-IN"/>
-              </w:rPr>
-              <w:t>IOException</w:t>
-            </w:r>
-            <w:proofErr w:type="spellEnd"/>
-            <w:r>
-              <w:rPr>
-                <w:rFonts w:eastAsia="Times New Roman" w:cstheme="minorHAnsi"/>
-                <w:lang w:eastAsia="en-IN"/>
-              </w:rPr>
-              <w:t>) or unchecked (</w:t>
-            </w:r>
-            <w:proofErr w:type="spellStart"/>
-            <w:r>
-              <w:rPr>
-                <w:rFonts w:eastAsia="Times New Roman" w:cstheme="minorHAnsi"/>
-                <w:lang w:eastAsia="en-IN"/>
-              </w:rPr>
-              <w:t>ArithmeticException</w:t>
-            </w:r>
-            <w:proofErr w:type="spellEnd"/>
-            <w:r>
-              <w:rPr>
-                <w:rFonts w:eastAsia="Times New Roman" w:cstheme="minorHAnsi"/>
-                <w:lang w:eastAsia="en-IN"/>
-              </w:rPr>
-              <w:t>).</w:t>
-            </w:r>
-          </w:p>
-        </w:tc>
-        <w:tc>
-          <w:tcPr>
-            <w:tcW w:w="0" w:type="auto"/>
-            <w:vAlign w:val="center"/>
-            <w:hideMark/>
-          </w:tcPr>
-          <w:p>
-            <w:pPr>
-              <w:spacing w:after="0" w:line="240" w:lineRule="auto"/>
-              <w:rPr>
-                <w:rFonts w:eastAsia="Times New Roman" w:cstheme="minorHAnsi"/>
-                <w:lang w:eastAsia="en-IN"/>
-              </w:rPr>
-            </w:pPr>
-            <w:r>
-              <w:rPr>
-                <w:rFonts w:eastAsia="Times New Roman" w:cstheme="minorHAnsi"/>
-                <w:lang w:eastAsia="en-IN"/>
-              </w:rPr>
-              <w:t>Errors are unchecked and not subject to compile-time checks.</w:t>
-            </w:r>
-          </w:p>
-        </w:tc>
-      </w:tr>
-      <w:tr>
-        <w:trPr>
-          <w:tblCellSpacing w:w="15" w:type="dxa"/>
-        </w:trPr>
-        <w:tc>
-          <w:tcPr>
-            <w:tcW w:w="0" w:type="auto"/>
-            <w:vAlign w:val="center"/>
-            <w:hideMark/>
-          </w:tcPr>
-          <w:p>
-            <w:pPr>
-              <w:spacing w:after="0" w:line="240" w:lineRule="auto"/>
-              <w:rPr>
-                <w:rFonts w:eastAsia="Times New Roman" w:cstheme="minorHAnsi"/>
-                <w:lang w:eastAsia="en-IN"/>
-              </w:rPr>
-            </w:pPr>
-            <w:r>
-              <w:rPr>
-                <w:rFonts w:eastAsia="Times New Roman" w:cstheme="minorHAnsi"/>
-                <w:b/>
-                <w:bCs/>
-                <w:lang w:eastAsia="en-IN"/>
-              </w:rPr>
-              <w:t>Typical Cause</w:t>
-            </w:r>
-          </w:p>
-        </w:tc>
-        <w:tc>
-          <w:tcPr>
-            <w:tcW w:w="0" w:type="auto"/>
-            <w:vAlign w:val="center"/>
-            <w:hideMark/>
-          </w:tcPr>
-          <w:p>
-            <w:pPr>
-              <w:spacing w:after="0" w:line="240" w:lineRule="auto"/>
-              <w:rPr>
-                <w:rFonts w:eastAsia="Times New Roman" w:cstheme="minorHAnsi"/>
-                <w:lang w:eastAsia="en-IN"/>
-              </w:rPr>
-            </w:pPr>
-            <w:r>
-              <w:rPr>
-                <w:rFonts w:eastAsia="Times New Roman" w:cstheme="minorHAnsi"/>
-                <w:lang w:eastAsia="en-IN"/>
-              </w:rPr>
-              <w:t>Result of flaws in the program logic or unexpected conditions.</w:t>
-            </w:r>
-          </w:p>
-        </w:tc>
-        <w:tc>
-          <w:tcPr>
-            <w:tcW w:w="0" w:type="auto"/>
-            <w:vAlign w:val="center"/>
-            <w:hideMark/>
-          </w:tcPr>
-          <w:p>
-            <w:pPr>
-              <w:spacing w:after="0" w:line="240" w:lineRule="auto"/>
-              <w:rPr>
-                <w:rFonts w:eastAsia="Times New Roman" w:cstheme="minorHAnsi"/>
-                <w:lang w:eastAsia="en-IN"/>
-              </w:rPr>
-            </w:pPr>
-            <w:r>
-              <w:rPr>
-                <w:rFonts w:eastAsia="Times New Roman" w:cstheme="minorHAnsi"/>
-                <w:lang w:eastAsia="en-IN"/>
-              </w:rPr>
-              <w:t>Caused by issues beyond the application’s control, like resource depletion or JVM failures.</w:t>
-            </w:r>
-          </w:p>
-        </w:tc>
-      </w:tr>
-      <w:tr>
-        <w:trPr>
-          <w:tblCellSpacing w:w="15" w:type="dxa"/>
-        </w:trPr>
-        <w:tc>
-          <w:tcPr>
-            <w:tcW w:w="0" w:type="auto"/>
-            <w:vAlign w:val="center"/>
-            <w:hideMark/>
-          </w:tcPr>
-          <w:p>
-            <w:pPr>
-              <w:spacing w:after="0" w:line="240" w:lineRule="auto"/>
-              <w:rPr>
-                <w:rFonts w:eastAsia="Times New Roman" w:cstheme="minorHAnsi"/>
-                <w:lang w:eastAsia="en-IN"/>
-              </w:rPr>
-            </w:pPr>
-            <w:r>
-              <w:rPr>
-                <w:rFonts w:eastAsia="Times New Roman" w:cstheme="minorHAnsi"/>
-                <w:b/>
-                <w:bCs/>
-                <w:lang w:eastAsia="en-IN"/>
-              </w:rPr>
-              <w:t>Handling</w:t>
-            </w:r>
-          </w:p>
-        </w:tc>
-        <w:tc>
-          <w:tcPr>
-            <w:tcW w:w="0" w:type="auto"/>
-            <w:vAlign w:val="center"/>
-            <w:hideMark/>
-          </w:tcPr>
-          <w:p>
-            <w:pPr>
-              <w:spacing w:after="0" w:line="240" w:lineRule="auto"/>
-              <w:rPr>
-                <w:rFonts w:eastAsia="Times New Roman" w:cstheme="minorHAnsi"/>
-                <w:lang w:eastAsia="en-IN"/>
-              </w:rPr>
-            </w:pPr>
-            <w:r>
-              <w:rPr>
-                <w:rFonts w:eastAsia="Times New Roman" w:cstheme="minorHAnsi"/>
-                <w:lang w:eastAsia="en-IN"/>
-              </w:rPr>
-              <w:t>Handled using try-catch or declared using throws.</w:t>
-            </w:r>
-          </w:p>
-        </w:tc>
-        <w:tc>
-          <w:tcPr>
-            <w:tcW w:w="0" w:type="auto"/>
-            <w:vAlign w:val="center"/>
-            <w:hideMark/>
-          </w:tcPr>
-          <w:p>
-            <w:pPr>
-              <w:spacing w:after="0" w:line="240" w:lineRule="auto"/>
-              <w:rPr>
-                <w:rFonts w:eastAsia="Times New Roman" w:cstheme="minorHAnsi"/>
-                <w:lang w:eastAsia="en-IN"/>
-              </w:rPr>
-            </w:pPr>
-            <w:r>
-              <w:rPr>
-                <w:rFonts w:eastAsia="Times New Roman" w:cstheme="minorHAnsi"/>
-                <w:lang w:eastAsia="en-IN"/>
-              </w:rPr>
-              <w:t>Handling errors is not recommended, as they indicate critical issues.</w:t>
-            </w:r>
-          </w:p>
-        </w:tc>
-      </w:tr>
-    </w:tbl>
-    <w:p>
-      <w:pPr>
-        <w:rPr>
-          <w:sz w:val="24"/>
-          <w:lang w:eastAsia="en-IN"/>
-        </w:rPr>
-      </w:pPr>
-    </w:p>
-    <w:p>
-      <w:pPr>
-        <w:rPr>
-          <w:sz w:val="24"/>
-          <w:lang w:eastAsia="en-IN"/>
-        </w:rPr>
-      </w:pPr>
-    </w:p>
-    <w:p>
-      <w:pPr>
-        <w:rPr>
-          <w:b/>
-          <w:color w:val="C45911" w:themeColor="accent2" w:themeShade="BF"/>
-          <w:sz w:val="24"/>
-          <w:lang w:eastAsia="en-IN"/>
-        </w:rPr>
-      </w:pPr>
-      <w:r>
-        <w:rPr>
-          <w:b/>
-          <w:color w:val="C45911" w:themeColor="accent2" w:themeShade="BF"/>
-          <w:sz w:val="24"/>
-          <w:lang w:eastAsia="en-IN"/>
-        </w:rPr>
-        <w:t>2.  What are differences between Checked and Unchecked Exception?</w:t>
-      </w:r>
-    </w:p>
-    <w:p>
-      <w:pPr>
-        <w:pStyle w:val="ListParagraph"/>
-        <w:numPr>
-          <w:ilvl w:val="0"/>
-          <w:numId w:val="20"/>
-        </w:numPr>
-        <w:rPr>
-          <w:sz w:val="24"/>
-          <w:lang w:eastAsia="en-IN"/>
-        </w:rPr>
-      </w:pPr>
-      <w:r>
-        <w:rPr>
-          <w:b/>
-          <w:bCs/>
-          <w:sz w:val="24"/>
-          <w:lang w:eastAsia="en-IN"/>
-        </w:rPr>
-        <w:t>Checked Exception:</w:t>
-      </w:r>
-      <w:r>
-        <w:rPr>
-          <w:sz w:val="24"/>
-          <w:lang w:eastAsia="en-IN"/>
-        </w:rPr>
-        <w:t xml:space="preserve"> An exception that the compiler </w:t>
-      </w:r>
-      <w:r>
-        <w:rPr>
-          <w:b/>
-          <w:bCs/>
-          <w:sz w:val="24"/>
-          <w:lang w:eastAsia="en-IN"/>
-        </w:rPr>
-        <w:t>forces you to handle or declare</w:t>
-      </w:r>
-      <w:r>
-        <w:rPr>
-          <w:sz w:val="24"/>
-          <w:lang w:eastAsia="en-IN"/>
-        </w:rPr>
-        <w:t xml:space="preserve"> before the program can compile. </w:t>
-      </w:r>
-    </w:p>
-    <w:p>
-      <w:pPr>
-        <w:pStyle w:val="ListParagraph"/>
-        <w:numPr>
-          <w:ilvl w:val="0"/>
-          <w:numId w:val="20"/>
-        </w:numPr>
-        <w:rPr>
-          <w:sz w:val="24"/>
-          <w:lang w:eastAsia="en-IN"/>
-        </w:rPr>
-      </w:pPr>
-      <w:r>
-        <w:rPr>
-          <w:b/>
-          <w:bCs/>
-          <w:sz w:val="24"/>
-          <w:lang w:eastAsia="en-IN"/>
-        </w:rPr>
-        <w:t>Unchecked Exception:</w:t>
-      </w:r>
-      <w:r>
-        <w:rPr>
-          <w:sz w:val="24"/>
-          <w:lang w:eastAsia="en-IN"/>
-        </w:rPr>
-        <w:t xml:space="preserve"> An exception that the compiler </w:t>
-      </w:r>
-      <w:r>
-        <w:rPr>
-          <w:b/>
-          <w:bCs/>
-          <w:sz w:val="24"/>
-          <w:lang w:eastAsia="en-IN"/>
-        </w:rPr>
-        <w:t>does not force you to handle or declare</w:t>
-      </w:r>
-      <w:r>
-        <w:rPr>
-          <w:sz w:val="24"/>
-          <w:lang w:eastAsia="en-IN"/>
-        </w:rPr>
-        <w:t>, and typically occurs at runtime.</w:t>
-      </w:r>
-    </w:p>
-    <w:p>
-      <w:pPr>
-        <w:rPr>
-          <w:sz w:val="6"/>
-          <w:lang w:eastAsia="en-IN"/>
-        </w:rPr>
-      </w:pPr>
-    </w:p>
-    <w:tbl>
-      <w:tblPr>
-        <w:tblW w:w="0" w:type="auto"/>
-        <w:tblCellSpacing w:w="15" w:type="dxa"/>
-        <w:tblBorders>
-          <w:insideH w:val="single" w:sz="4" w:space="0" w:color="auto"/>
-          <w:insideV w:val="single" w:sz="4" w:space="0" w:color="auto"/>
-        </w:tblBorders>
-        <w:tblCellMar>
-          <w:top w:w="15" w:type="dxa"/>
-          <w:left w:w="15" w:type="dxa"/>
-          <w:bottom w:w="15" w:type="dxa"/>
-          <w:right w:w="15" w:type="dxa"/>
-        </w:tblCellMar>
-        <w:tblLook w:val="04A0" w:firstRow="1" w:lastRow="0" w:firstColumn="1" w:lastColumn="0" w:noHBand="0" w:noVBand="1"/>
-      </w:tblPr>
-      <w:tblGrid>
-        <w:gridCol w:w="4815"/>
-        <w:gridCol w:w="5641"/>
-      </w:tblGrid>
-      <w:tr>
-        <w:trPr>
-          <w:tblHeader/>
-          <w:tblCellSpacing w:w="15" w:type="dxa"/>
-        </w:trPr>
-        <w:tc>
-          <w:tcPr>
-            <w:tcW w:w="4770" w:type="dxa"/>
-            <w:vAlign w:val="center"/>
-            <w:hideMark/>
-          </w:tcPr>
-          <w:p>
-            <w:pPr>
-              <w:jc w:val="center"/>
-              <w:rPr>
-                <w:b/>
-                <w:bCs/>
-                <w:sz w:val="24"/>
-                <w:lang w:eastAsia="en-IN"/>
-              </w:rPr>
-            </w:pPr>
-            <w:r>
-              <w:rPr>
-                <w:b/>
-                <w:bCs/>
-                <w:sz w:val="24"/>
-                <w:lang w:eastAsia="en-IN"/>
-              </w:rPr>
-              <w:t>Checked Exception</w:t>
-            </w:r>
-          </w:p>
-        </w:tc>
-        <w:tc>
-          <w:tcPr>
-            <w:tcW w:w="5596" w:type="dxa"/>
-            <w:vAlign w:val="center"/>
-            <w:hideMark/>
-          </w:tcPr>
-          <w:p>
-            <w:pPr>
-              <w:jc w:val="center"/>
-              <w:rPr>
-                <w:b/>
-                <w:bCs/>
-                <w:sz w:val="24"/>
-                <w:lang w:eastAsia="en-IN"/>
-              </w:rPr>
-            </w:pPr>
-            <w:r>
-              <w:rPr>
-                <w:b/>
-                <w:bCs/>
-                <w:sz w:val="24"/>
-                <w:lang w:eastAsia="en-IN"/>
-              </w:rPr>
-              <w:t>Unchecked Exception</w:t>
-            </w:r>
-          </w:p>
-        </w:tc>
-      </w:tr>
-      <w:tr>
-        <w:trPr>
-          <w:tblCellSpacing w:w="15" w:type="dxa"/>
-        </w:trPr>
-        <w:tc>
-          <w:tcPr>
-            <w:tcW w:w="4770" w:type="dxa"/>
-            <w:vAlign w:val="center"/>
-            <w:hideMark/>
-          </w:tcPr>
-          <w:p>
-            <w:pPr>
-              <w:rPr>
-                <w:sz w:val="24"/>
-                <w:lang w:eastAsia="en-IN"/>
-              </w:rPr>
-            </w:pPr>
-            <w:r>
-              <w:rPr>
-                <w:sz w:val="24"/>
-                <w:lang w:eastAsia="en-IN"/>
-              </w:rPr>
-              <w:t xml:space="preserve">Checked at </w:t>
-            </w:r>
-            <w:r>
-              <w:rPr>
-                <w:b/>
-                <w:bCs/>
-                <w:sz w:val="24"/>
-                <w:lang w:eastAsia="en-IN"/>
-              </w:rPr>
-              <w:t>compile time</w:t>
-            </w:r>
-            <w:r>
-              <w:rPr>
-                <w:sz w:val="24"/>
-                <w:lang w:eastAsia="en-IN"/>
-              </w:rPr>
-              <w:t>.</w:t>
-            </w:r>
-          </w:p>
-        </w:tc>
-        <w:tc>
-          <w:tcPr>
-            <w:tcW w:w="5596" w:type="dxa"/>
-            <w:vAlign w:val="center"/>
-            <w:hideMark/>
-          </w:tcPr>
-          <w:p>
-            <w:pPr>
-              <w:rPr>
-                <w:sz w:val="24"/>
-                <w:lang w:eastAsia="en-IN"/>
-              </w:rPr>
-            </w:pPr>
-            <w:r>
-              <w:rPr>
-                <w:sz w:val="24"/>
-                <w:lang w:eastAsia="en-IN"/>
-              </w:rPr>
-              <w:t xml:space="preserve">Occurs/checks at </w:t>
-            </w:r>
-            <w:r>
-              <w:rPr>
-                <w:b/>
-                <w:bCs/>
-                <w:sz w:val="24"/>
-                <w:lang w:eastAsia="en-IN"/>
-              </w:rPr>
-              <w:t>runtime</w:t>
-            </w:r>
-            <w:r>
-              <w:rPr>
-                <w:sz w:val="24"/>
-                <w:lang w:eastAsia="en-IN"/>
-              </w:rPr>
-              <w:t>.</w:t>
-            </w:r>
-          </w:p>
-        </w:tc>
-      </w:tr>
-      <w:tr>
-        <w:trPr>
-          <w:tblCellSpacing w:w="15" w:type="dxa"/>
-        </w:trPr>
-        <w:tc>
-          <w:tcPr>
-            <w:tcW w:w="4770" w:type="dxa"/>
-            <w:vAlign w:val="center"/>
-            <w:hideMark/>
-          </w:tcPr>
-          <w:p>
-            <w:pPr>
-              <w:rPr>
-                <w:sz w:val="24"/>
-                <w:lang w:eastAsia="en-IN"/>
-              </w:rPr>
-            </w:pPr>
-            <w:r>
-              <w:rPr>
-                <w:sz w:val="24"/>
-                <w:lang w:eastAsia="en-IN"/>
-              </w:rPr>
-              <w:t xml:space="preserve">Must be </w:t>
-            </w:r>
-            <w:r>
-              <w:rPr>
-                <w:b/>
-                <w:bCs/>
-                <w:sz w:val="24"/>
-                <w:lang w:eastAsia="en-IN"/>
-              </w:rPr>
-              <w:t>handled using try-catch or declared with throws</w:t>
-            </w:r>
-            <w:r>
-              <w:rPr>
-                <w:sz w:val="24"/>
-                <w:lang w:eastAsia="en-IN"/>
-              </w:rPr>
-              <w:t>.</w:t>
-            </w:r>
-          </w:p>
-        </w:tc>
-        <w:tc>
-          <w:tcPr>
-            <w:tcW w:w="5596" w:type="dxa"/>
-            <w:vAlign w:val="center"/>
-            <w:hideMark/>
-          </w:tcPr>
-          <w:p>
-            <w:pPr>
-              <w:rPr>
-                <w:sz w:val="24"/>
-                <w:lang w:eastAsia="en-IN"/>
-              </w:rPr>
-            </w:pPr>
-            <w:r>
-              <w:rPr>
-                <w:sz w:val="24"/>
-                <w:lang w:eastAsia="en-IN"/>
-              </w:rPr>
-              <w:t xml:space="preserve">Handling with try-catch or throws is </w:t>
-            </w:r>
-            <w:r>
-              <w:rPr>
-                <w:b/>
-                <w:bCs/>
-                <w:sz w:val="24"/>
-                <w:lang w:eastAsia="en-IN"/>
-              </w:rPr>
-              <w:t>not mandatory</w:t>
-            </w:r>
-            <w:r>
-              <w:rPr>
-                <w:sz w:val="24"/>
-                <w:lang w:eastAsia="en-IN"/>
-              </w:rPr>
-              <w:t>.</w:t>
-            </w:r>
-          </w:p>
-        </w:tc>
-      </w:tr>
-      <w:tr>
-        <w:trPr>
-          <w:tblCellSpacing w:w="15" w:type="dxa"/>
-        </w:trPr>
-        <w:tc>
-          <w:tcPr>
-            <w:tcW w:w="4770" w:type="dxa"/>
-            <w:vAlign w:val="center"/>
-            <w:hideMark/>
-          </w:tcPr>
-          <w:p>
-            <w:pPr>
-              <w:rPr>
-                <w:sz w:val="24"/>
-                <w:lang w:eastAsia="en-IN"/>
-              </w:rPr>
-            </w:pPr>
-            <w:r>
-              <w:rPr>
-                <w:sz w:val="24"/>
-                <w:lang w:eastAsia="en-IN"/>
-              </w:rPr>
-              <w:t xml:space="preserve">Usually represents </w:t>
-            </w:r>
-            <w:r>
-              <w:rPr>
-                <w:b/>
-                <w:bCs/>
-                <w:sz w:val="24"/>
-                <w:lang w:eastAsia="en-IN"/>
-              </w:rPr>
-              <w:t>recoverable conditions</w:t>
-            </w:r>
-            <w:r>
-              <w:rPr>
-                <w:sz w:val="24"/>
-                <w:lang w:eastAsia="en-IN"/>
-              </w:rPr>
-              <w:t>.</w:t>
-            </w:r>
-          </w:p>
-        </w:tc>
-        <w:tc>
-          <w:tcPr>
-            <w:tcW w:w="5596" w:type="dxa"/>
-            <w:vAlign w:val="center"/>
-            <w:hideMark/>
-          </w:tcPr>
-          <w:p>
-            <w:pPr>
-              <w:rPr>
-                <w:sz w:val="24"/>
-                <w:lang w:eastAsia="en-IN"/>
-              </w:rPr>
-            </w:pPr>
-            <w:r>
-              <w:rPr>
-                <w:sz w:val="24"/>
-                <w:lang w:eastAsia="en-IN"/>
-              </w:rPr>
-              <w:t xml:space="preserve">Usually represents </w:t>
-            </w:r>
-            <w:r>
-              <w:rPr>
-                <w:b/>
-                <w:bCs/>
-                <w:sz w:val="24"/>
-                <w:lang w:eastAsia="en-IN"/>
-              </w:rPr>
-              <w:t>programming/logic errors</w:t>
-            </w:r>
-            <w:r>
-              <w:rPr>
-                <w:sz w:val="24"/>
-                <w:lang w:eastAsia="en-IN"/>
-              </w:rPr>
-              <w:t>.</w:t>
-            </w:r>
-          </w:p>
-        </w:tc>
-      </w:tr>
-      <w:tr>
-        <w:trPr>
-          <w:tblCellSpacing w:w="15" w:type="dxa"/>
-        </w:trPr>
-        <w:tc>
-          <w:tcPr>
-            <w:tcW w:w="4770" w:type="dxa"/>
-            <w:vAlign w:val="center"/>
-            <w:hideMark/>
-          </w:tcPr>
-          <w:p>
-            <w:pPr>
-              <w:rPr>
-                <w:sz w:val="24"/>
-                <w:lang w:eastAsia="en-IN"/>
-              </w:rPr>
-            </w:pPr>
-            <w:r>
-              <w:rPr>
-                <w:sz w:val="24"/>
-                <w:lang w:eastAsia="en-IN"/>
-              </w:rPr>
-              <w:t xml:space="preserve">Extends Exception but </w:t>
-            </w:r>
-            <w:r>
-              <w:rPr>
-                <w:b/>
-                <w:bCs/>
-                <w:sz w:val="24"/>
-                <w:lang w:eastAsia="en-IN"/>
-              </w:rPr>
-              <w:t xml:space="preserve">not </w:t>
-            </w:r>
-            <w:proofErr w:type="spellStart"/>
-            <w:r>
-              <w:rPr>
-                <w:b/>
-                <w:bCs/>
-                <w:sz w:val="24"/>
-                <w:lang w:eastAsia="en-IN"/>
-              </w:rPr>
-              <w:t>RuntimeException</w:t>
-            </w:r>
-            <w:proofErr w:type="spellEnd"/>
-            <w:r>
-              <w:rPr>
-                <w:sz w:val="24"/>
-                <w:lang w:eastAsia="en-IN"/>
-              </w:rPr>
-              <w:t>.</w:t>
-            </w:r>
-          </w:p>
-        </w:tc>
-        <w:tc>
-          <w:tcPr>
-            <w:tcW w:w="5596" w:type="dxa"/>
-            <w:vAlign w:val="center"/>
-            <w:hideMark/>
-          </w:tcPr>
-          <w:p>
-            <w:pPr>
-              <w:rPr>
-                <w:sz w:val="24"/>
-                <w:lang w:eastAsia="en-IN"/>
-              </w:rPr>
-            </w:pPr>
-            <w:r>
-              <w:rPr>
-                <w:sz w:val="24"/>
-                <w:lang w:eastAsia="en-IN"/>
-              </w:rPr>
-              <w:t xml:space="preserve">Extends </w:t>
-            </w:r>
-            <w:proofErr w:type="spellStart"/>
-            <w:r>
-              <w:rPr>
-                <w:b/>
-                <w:bCs/>
-                <w:sz w:val="24"/>
-                <w:lang w:eastAsia="en-IN"/>
-              </w:rPr>
-              <w:t>RuntimeException</w:t>
-            </w:r>
-            <w:proofErr w:type="spellEnd"/>
-            <w:r>
-              <w:rPr>
-                <w:sz w:val="24"/>
-                <w:lang w:eastAsia="en-IN"/>
-              </w:rPr>
-              <w:t>.</w:t>
-            </w:r>
-          </w:p>
-        </w:tc>
-      </w:tr>
-      <w:tr>
-        <w:trPr>
-          <w:tblCellSpacing w:w="15" w:type="dxa"/>
-        </w:trPr>
-        <w:tc>
-          <w:tcPr>
-            <w:tcW w:w="4770" w:type="dxa"/>
-            <w:vAlign w:val="center"/>
-            <w:hideMark/>
-          </w:tcPr>
-          <w:p>
-            <w:pPr>
-              <w:rPr>
-                <w:sz w:val="24"/>
-                <w:lang w:eastAsia="en-IN"/>
-              </w:rPr>
-            </w:pPr>
-            <w:r>
-              <w:rPr>
-                <w:sz w:val="24"/>
-                <w:lang w:eastAsia="en-IN"/>
-              </w:rPr>
-              <w:t>E</w:t>
-            </w:r>
-            <w:r>
-              <w:rPr>
-                <w:sz w:val="24"/>
-                <w:lang w:eastAsia="en-IN"/>
-              </w:rPr>
-              <w:t xml:space="preserve">xamples: </w:t>
-            </w:r>
-            <w:proofErr w:type="spellStart"/>
-            <w:r>
-              <w:rPr>
-                <w:sz w:val="24"/>
-                <w:lang w:eastAsia="en-IN"/>
-              </w:rPr>
-              <w:t>IOException</w:t>
-            </w:r>
-            <w:proofErr w:type="spellEnd"/>
-            <w:r>
-              <w:rPr>
-                <w:sz w:val="24"/>
-                <w:lang w:eastAsia="en-IN"/>
-              </w:rPr>
-              <w:t xml:space="preserve">, </w:t>
-            </w:r>
-            <w:proofErr w:type="spellStart"/>
-            <w:r>
-              <w:rPr>
-                <w:sz w:val="24"/>
-                <w:lang w:eastAsia="en-IN"/>
-              </w:rPr>
-              <w:t>SQLException</w:t>
-            </w:r>
-            <w:proofErr w:type="spellEnd"/>
-            <w:r>
-              <w:rPr>
-                <w:sz w:val="24"/>
-                <w:lang w:eastAsia="en-IN"/>
-              </w:rPr>
-              <w:t xml:space="preserve">, </w:t>
-            </w:r>
-            <w:proofErr w:type="spellStart"/>
-            <w:r>
-              <w:rPr>
-                <w:sz w:val="24"/>
-                <w:lang w:eastAsia="en-IN"/>
-              </w:rPr>
-              <w:t>FileNotFoundException</w:t>
-            </w:r>
-            <w:proofErr w:type="spellEnd"/>
-            <w:r>
-              <w:rPr>
-                <w:sz w:val="24"/>
-                <w:lang w:eastAsia="en-IN"/>
-              </w:rPr>
-              <w:t>.</w:t>
-            </w:r>
-          </w:p>
-        </w:tc>
-        <w:tc>
-          <w:tcPr>
-            <w:tcW w:w="5596" w:type="dxa"/>
-            <w:vAlign w:val="center"/>
-            <w:hideMark/>
-          </w:tcPr>
-          <w:p>
-            <w:pPr>
-              <w:rPr>
-                <w:sz w:val="24"/>
-                <w:lang w:eastAsia="en-IN"/>
-              </w:rPr>
-            </w:pPr>
-            <w:r>
-              <w:rPr>
-                <w:sz w:val="24"/>
-                <w:lang w:eastAsia="en-IN"/>
-              </w:rPr>
-              <w:t xml:space="preserve">Examples: </w:t>
-            </w:r>
-            <w:proofErr w:type="spellStart"/>
-            <w:r>
-              <w:rPr>
-                <w:sz w:val="24"/>
-                <w:lang w:eastAsia="en-IN"/>
-              </w:rPr>
-              <w:t>NullPointerException</w:t>
-            </w:r>
-            <w:proofErr w:type="spellEnd"/>
-            <w:r>
-              <w:rPr>
-                <w:sz w:val="24"/>
-                <w:lang w:eastAsia="en-IN"/>
-              </w:rPr>
-              <w:t xml:space="preserve">, </w:t>
-            </w:r>
-            <w:proofErr w:type="spellStart"/>
-            <w:r>
-              <w:rPr>
-                <w:sz w:val="24"/>
-                <w:lang w:eastAsia="en-IN"/>
-              </w:rPr>
-              <w:t>ArithmeticException</w:t>
-            </w:r>
-            <w:proofErr w:type="spellEnd"/>
-            <w:r>
-              <w:rPr>
-                <w:sz w:val="24"/>
-                <w:lang w:eastAsia="en-IN"/>
-              </w:rPr>
-              <w:t xml:space="preserve">, </w:t>
-            </w:r>
-            <w:proofErr w:type="spellStart"/>
-            <w:r>
-              <w:rPr>
-                <w:sz w:val="24"/>
-                <w:lang w:eastAsia="en-IN"/>
-              </w:rPr>
-              <w:t>ArrayIndexOutOfBoundsException</w:t>
-            </w:r>
-            <w:proofErr w:type="spellEnd"/>
-            <w:r>
-              <w:rPr>
-                <w:sz w:val="24"/>
-                <w:lang w:eastAsia="en-IN"/>
-              </w:rPr>
-              <w:t>.</w:t>
-            </w:r>
-          </w:p>
-        </w:tc>
-      </w:tr>
-    </w:tbl>
-    <w:p>
-      <w:pPr>
-        <w:rPr>
-          <w:sz w:val="24"/>
-          <w:lang w:eastAsia="en-IN"/>
-        </w:rPr>
-      </w:pPr>
-    </w:p>
-    <w:p>
-      <w:pPr>
-        <w:rPr>
-          <w:sz w:val="24"/>
-          <w:lang w:eastAsia="en-IN"/>
-        </w:rPr>
-      </w:pPr>
-    </w:p>
-    <w:p>
-      <w:pPr>
-        <w:rPr>
-          <w:sz w:val="24"/>
-          <w:lang w:eastAsia="en-IN"/>
-        </w:rPr>
-      </w:pPr>
-    </w:p>
-    <w:p>
-      <w:pPr>
-        <w:rPr>
-          <w:b/>
-          <w:color w:val="C45911" w:themeColor="accent2" w:themeShade="BF"/>
-          <w:sz w:val="24"/>
-          <w:lang w:eastAsia="en-IN"/>
-        </w:rPr>
-      </w:pPr>
-      <w:r>
-        <w:rPr>
-          <w:b/>
-          <w:color w:val="C45911" w:themeColor="accent2" w:themeShade="BF"/>
-          <w:sz w:val="24"/>
-          <w:lang w:eastAsia="en-IN"/>
-        </w:rPr>
-        <w:lastRenderedPageBreak/>
-        <w:t>3</w:t>
-      </w:r>
-      <w:r>
-        <w:rPr>
-          <w:b/>
-          <w:color w:val="C45911" w:themeColor="accent2" w:themeShade="BF"/>
-          <w:sz w:val="24"/>
-          <w:lang w:eastAsia="en-IN"/>
-        </w:rPr>
-        <w:t>.  Is it possible to handle errors?</w:t>
-      </w:r>
-    </w:p>
-    <w:p>
-      <w:pPr>
-        <w:rPr>
-          <w:sz w:val="24"/>
-          <w:lang w:eastAsia="en-IN"/>
-        </w:rPr>
-      </w:pPr>
-      <w:r>
-        <w:rPr>
-          <w:sz w:val="24"/>
-          <w:lang w:eastAsia="en-IN"/>
-        </w:rPr>
-        <w:t xml:space="preserve">While technically possible, catching Error is not advisable since it indicates critical failures that usually require fixing the underlying issue (e.g., optimizing memory usage in case of </w:t>
-      </w:r>
-      <w:proofErr w:type="spellStart"/>
-      <w:r>
-        <w:rPr>
-          <w:sz w:val="24"/>
-          <w:lang w:eastAsia="en-IN"/>
-        </w:rPr>
-        <w:t>OutOfMemoryError</w:t>
-      </w:r>
-      <w:proofErr w:type="spellEnd"/>
-      <w:r>
-        <w:rPr>
-          <w:sz w:val="24"/>
-          <w:lang w:eastAsia="en-IN"/>
-        </w:rPr>
-        <w:t>).</w:t>
-      </w:r>
-    </w:p>
-    <w:p>
-      <w:pPr>
-        <w:rPr>
-          <w:sz w:val="24"/>
-          <w:lang w:eastAsia="en-IN"/>
-        </w:rPr>
-      </w:pPr>
-      <w:r>
-        <w:rPr>
-          <w:sz w:val="24"/>
-          <w:lang w:eastAsia="en-IN"/>
-        </w:rPr>
-        <w:t xml:space="preserve">Exception handling is used for expected issues like invalid user input or file not found. Error handling is avoided because errors like </w:t>
-      </w:r>
-      <w:proofErr w:type="spellStart"/>
-      <w:r>
-        <w:rPr>
-          <w:sz w:val="24"/>
-          <w:lang w:eastAsia="en-IN"/>
-        </w:rPr>
-        <w:t>OutOfMemoryError</w:t>
-      </w:r>
-      <w:proofErr w:type="spellEnd"/>
-      <w:r>
-        <w:rPr>
-          <w:sz w:val="24"/>
-          <w:lang w:eastAsia="en-IN"/>
-        </w:rPr>
-        <w:t xml:space="preserve"> require fixing the root cause rather than catching them in code.</w:t>
-      </w:r>
-    </w:p>
-    <w:p>
-      <w:pPr>
-        <w:rPr>
-          <w:sz w:val="24"/>
-          <w:lang w:eastAsia="en-IN"/>
-        </w:rPr>
-      </w:pPr>
-    </w:p>
-    <w:p>
-      <w:pPr>
-        <w:rPr>
-          <w:sz w:val="10"/>
-          <w:lang w:eastAsia="en-IN"/>
-        </w:rPr>
-      </w:pPr>
-    </w:p>
-    <w:p>
-      <w:pPr>
-        <w:rPr>
-          <w:b/>
-          <w:color w:val="C45911" w:themeColor="accent2" w:themeShade="BF"/>
-        </w:rPr>
-      </w:pPr>
-      <w:r>
-        <w:rPr>
-          <w:b/>
-          <w:color w:val="C45911" w:themeColor="accent2" w:themeShade="BF"/>
-          <w:sz w:val="24"/>
-          <w:lang w:eastAsia="en-IN"/>
-        </w:rPr>
-        <w:t>4</w:t>
-      </w:r>
-      <w:r>
-        <w:rPr>
-          <w:b/>
-          <w:color w:val="C45911" w:themeColor="accent2" w:themeShade="BF"/>
-          <w:sz w:val="24"/>
-          <w:lang w:eastAsia="en-IN"/>
-        </w:rPr>
-        <w:t>.</w:t>
-      </w:r>
-      <w:r>
-        <w:rPr>
-          <w:b/>
-          <w:color w:val="C45911" w:themeColor="accent2" w:themeShade="BF"/>
-          <w:sz w:val="24"/>
-          <w:lang w:eastAsia="en-IN"/>
-        </w:rPr>
-        <w:t xml:space="preserve"> </w:t>
-      </w:r>
-      <w:r>
-        <w:rPr>
-          <w:b/>
-          <w:color w:val="C45911" w:themeColor="accent2" w:themeShade="BF"/>
-          <w:sz w:val="24"/>
-        </w:rPr>
-        <w:t>Can try exist without catch?</w:t>
-      </w:r>
-    </w:p>
-    <w:p>
-      <w:pPr>
-        <w:rPr>
-          <w:sz w:val="24"/>
-          <w:lang w:eastAsia="en-IN"/>
-        </w:rPr>
-      </w:pPr>
-      <w:r>
-        <w:rPr>
-          <w:sz w:val="24"/>
-          <w:lang w:eastAsia="en-IN"/>
-        </w:rPr>
-        <w:t>Yes, try can exist without catch, but it must be followed by either finally or both catch and finally. A try must have one of these:</w:t>
-      </w:r>
-    </w:p>
-    <w:p>
-      <w:pPr>
-        <w:pStyle w:val="ListParagraph"/>
-        <w:numPr>
-          <w:ilvl w:val="0"/>
-          <w:numId w:val="38"/>
-        </w:numPr>
-        <w:rPr>
-          <w:sz w:val="24"/>
-        </w:rPr>
-      </w:pPr>
-      <w:r>
-        <w:rPr>
-          <w:sz w:val="24"/>
-        </w:rPr>
-        <w:t xml:space="preserve">try + catch </w:t>
-      </w:r>
-    </w:p>
-    <w:p>
-      <w:pPr>
-        <w:pStyle w:val="ListParagraph"/>
-        <w:numPr>
-          <w:ilvl w:val="0"/>
-          <w:numId w:val="38"/>
-        </w:numPr>
-        <w:rPr>
-          <w:sz w:val="24"/>
-        </w:rPr>
-      </w:pPr>
-      <w:r>
-        <w:rPr>
-          <w:sz w:val="24"/>
-        </w:rPr>
-        <w:t xml:space="preserve">try + finally </w:t>
-      </w:r>
-    </w:p>
-    <w:p>
-      <w:pPr>
-        <w:pStyle w:val="ListParagraph"/>
-        <w:numPr>
-          <w:ilvl w:val="0"/>
-          <w:numId w:val="38"/>
-        </w:numPr>
-        <w:rPr>
-          <w:sz w:val="24"/>
-        </w:rPr>
-      </w:pPr>
-      <w:r>
-        <w:rPr>
-          <w:sz w:val="24"/>
-        </w:rPr>
-        <w:t>try + catch + finally</w:t>
-      </w:r>
-    </w:p>
-    <w:p>
-      <w:pPr>
-        <w:shd w:val="clear" w:color="auto" w:fill="1E1F22"/>
-        <w:tabs>
-          <w:tab w:val="left" w:pos="916"/>
-          <w:tab w:val="left" w:pos="1832"/>
-          <w:tab w:val="left" w:pos="2748"/>
-          <w:tab w:val="left" w:pos="3664"/>
-          <w:tab w:val="left" w:pos="4580"/>
-          <w:tab w:val="left" w:pos="5496"/>
-          <w:tab w:val="left" w:pos="6412"/>
-          <w:tab w:val="left" w:pos="7328"/>
-          <w:tab w:val="left" w:pos="8244"/>
-          <w:tab w:val="left" w:pos="9160"/>
-          <w:tab w:val="left" w:pos="10076"/>
-          <w:tab w:val="left" w:pos="10992"/>
-          <w:tab w:val="left" w:pos="11908"/>
-          <w:tab w:val="left" w:pos="12824"/>
-          <w:tab w:val="left" w:pos="13740"/>
-          <w:tab w:val="left" w:pos="14656"/>
-        </w:tabs>
-        <w:spacing w:after="0" w:line="240" w:lineRule="auto"/>
-        <w:rPr>
-          <w:rFonts w:ascii="Comic Sans MS" w:eastAsia="Times New Roman" w:hAnsi="Comic Sans MS" w:cs="Courier New"/>
-          <w:color w:val="BCBEC4"/>
-          <w:sz w:val="20"/>
-          <w:szCs w:val="20"/>
-          <w:lang w:eastAsia="en-IN"/>
-        </w:rPr>
-      </w:pPr>
-      <w:r>
-        <w:rPr>
-          <w:rFonts w:ascii="Comic Sans MS" w:eastAsia="Times New Roman" w:hAnsi="Comic Sans MS" w:cs="Courier New"/>
-          <w:color w:val="7A7E85"/>
-          <w:sz w:val="20"/>
-          <w:szCs w:val="20"/>
-          <w:lang w:eastAsia="en-IN"/>
-        </w:rPr>
-        <w:t>//Try alone</w:t>
-      </w:r>
-      <w:r>
-        <w:rPr>
-          <w:rFonts w:ascii="Comic Sans MS" w:eastAsia="Times New Roman" w:hAnsi="Comic Sans MS" w:cs="Courier New"/>
-          <w:color w:val="7A7E85"/>
-          <w:sz w:val="20"/>
-          <w:szCs w:val="20"/>
-          <w:lang w:eastAsia="en-IN"/>
-        </w:rPr>
-        <w:br/>
-      </w:r>
-      <w:r>
-        <w:rPr>
-          <w:rFonts w:ascii="Comic Sans MS" w:eastAsia="Times New Roman" w:hAnsi="Comic Sans MS" w:cs="Courier New"/>
-          <w:color w:val="CF8E6D"/>
-          <w:sz w:val="20"/>
-          <w:szCs w:val="20"/>
-          <w:lang w:eastAsia="en-IN"/>
-        </w:rPr>
-        <w:t xml:space="preserve">try </w:t>
-      </w:r>
-      <w:r>
-        <w:rPr>
-          <w:rFonts w:ascii="Comic Sans MS" w:eastAsia="Times New Roman" w:hAnsi="Comic Sans MS" w:cs="Courier New"/>
-          <w:color w:val="BCBEC4"/>
-          <w:sz w:val="20"/>
-          <w:szCs w:val="20"/>
-          <w:lang w:eastAsia="en-IN"/>
-        </w:rPr>
-        <w:t>{</w:t>
-      </w:r>
-      <w:r>
-        <w:rPr>
-          <w:rFonts w:ascii="Comic Sans MS" w:eastAsia="Times New Roman" w:hAnsi="Comic Sans MS" w:cs="Courier New"/>
-          <w:color w:val="BCBEC4"/>
-          <w:sz w:val="20"/>
-          <w:szCs w:val="20"/>
-          <w:lang w:eastAsia="en-IN"/>
-        </w:rPr>
-        <w:br/>
-        <w:t xml:space="preserve">        </w:t>
-      </w:r>
-      <w:r>
-        <w:rPr>
-          <w:rFonts w:ascii="Comic Sans MS" w:eastAsia="Times New Roman" w:hAnsi="Comic Sans MS" w:cs="Courier New"/>
-          <w:color w:val="7A7E85"/>
-          <w:sz w:val="20"/>
-          <w:szCs w:val="20"/>
-          <w:lang w:eastAsia="en-IN"/>
-        </w:rPr>
-        <w:t>// code</w:t>
-      </w:r>
-      <w:r>
-        <w:rPr>
-          <w:rFonts w:ascii="Comic Sans MS" w:eastAsia="Times New Roman" w:hAnsi="Comic Sans MS" w:cs="Courier New"/>
-          <w:color w:val="7A7E85"/>
-          <w:sz w:val="20"/>
-          <w:szCs w:val="20"/>
-          <w:lang w:eastAsia="en-IN"/>
-        </w:rPr>
-        <w:br/>
-      </w:r>
-      <w:proofErr w:type="gramStart"/>
-      <w:r>
-        <w:rPr>
-          <w:rFonts w:ascii="Comic Sans MS" w:eastAsia="Times New Roman" w:hAnsi="Comic Sans MS" w:cs="Courier New"/>
-          <w:color w:val="BCBEC4"/>
-          <w:sz w:val="20"/>
-          <w:szCs w:val="20"/>
-          <w:lang w:eastAsia="en-IN"/>
-        </w:rPr>
-        <w:t>}</w:t>
-      </w:r>
-      <w:proofErr w:type="gramEnd"/>
-      <w:r>
-        <w:rPr>
-          <w:rFonts w:ascii="Comic Sans MS" w:eastAsia="Times New Roman" w:hAnsi="Comic Sans MS" w:cs="Courier New"/>
-          <w:color w:val="BCBEC4"/>
-          <w:sz w:val="20"/>
-          <w:szCs w:val="20"/>
-          <w:lang w:eastAsia="en-IN"/>
-        </w:rPr>
-        <w:br/>
-        <w:t xml:space="preserve">X Compile time </w:t>
-      </w:r>
-      <w:r>
-        <w:rPr>
-          <w:rFonts w:ascii="Comic Sans MS" w:eastAsia="Times New Roman" w:hAnsi="Comic Sans MS" w:cs="Courier New"/>
-          <w:color w:val="BCBEC4"/>
-          <w:sz w:val="20"/>
-          <w:szCs w:val="20"/>
-          <w:lang w:eastAsia="en-IN"/>
-        </w:rPr>
-        <w:t>Error</w:t>
-      </w:r>
-    </w:p>
-    <w:p>
-      <w:pPr>
-        <w:rPr>
-          <w:sz w:val="24"/>
-          <w:lang w:eastAsia="en-IN"/>
-        </w:rPr>
-      </w:pPr>
-    </w:p>
-    <w:p>
-      <w:pPr>
-        <w:rPr>
-          <w:sz w:val="24"/>
-          <w:lang w:eastAsia="en-IN"/>
-        </w:rPr>
-      </w:pPr>
-      <w:r>
-        <w:rPr>
-          <w:sz w:val="24"/>
-          <w:lang w:eastAsia="en-IN"/>
-        </w:rPr>
-        <w:t xml:space="preserve">When to use </w:t>
-      </w:r>
-      <w:proofErr w:type="spellStart"/>
-      <w:r>
-        <w:rPr>
-          <w:sz w:val="24"/>
-          <w:lang w:eastAsia="en-IN"/>
-        </w:rPr>
-        <w:t>try+finally</w:t>
-      </w:r>
-      <w:proofErr w:type="spellEnd"/>
-      <w:r>
-        <w:rPr>
-          <w:sz w:val="24"/>
-          <w:lang w:eastAsia="en-IN"/>
-        </w:rPr>
-        <w:t xml:space="preserve">: </w:t>
-      </w:r>
-      <w:r>
-        <w:rPr>
-          <w:sz w:val="24"/>
-          <w:lang w:eastAsia="en-IN"/>
-        </w:rPr>
-        <w:t xml:space="preserve">It's commonly used when you want to </w:t>
-      </w:r>
-      <w:r>
-        <w:rPr>
-          <w:b/>
-          <w:bCs/>
-          <w:sz w:val="24"/>
-          <w:lang w:eastAsia="en-IN"/>
-        </w:rPr>
-        <w:t xml:space="preserve">guarantee </w:t>
-      </w:r>
-      <w:proofErr w:type="spellStart"/>
-      <w:r>
-        <w:rPr>
-          <w:b/>
-          <w:bCs/>
-          <w:sz w:val="24"/>
-          <w:lang w:eastAsia="en-IN"/>
-        </w:rPr>
-        <w:t>cleanup</w:t>
-      </w:r>
-      <w:proofErr w:type="spellEnd"/>
-      <w:r>
-        <w:rPr>
-          <w:sz w:val="24"/>
-          <w:lang w:eastAsia="en-IN"/>
-        </w:rPr>
-        <w:t>, but you don't want to handle the exception at this level.</w:t>
-      </w:r>
-    </w:p>
-    <w:p>
-      <w:pPr>
-        <w:shd w:val="clear" w:color="auto" w:fill="1E1F22"/>
-        <w:tabs>
-          <w:tab w:val="left" w:pos="916"/>
-          <w:tab w:val="left" w:pos="1832"/>
-          <w:tab w:val="left" w:pos="2748"/>
-          <w:tab w:val="left" w:pos="3664"/>
-          <w:tab w:val="left" w:pos="4580"/>
-          <w:tab w:val="left" w:pos="5496"/>
-          <w:tab w:val="left" w:pos="6412"/>
-          <w:tab w:val="left" w:pos="7328"/>
-          <w:tab w:val="left" w:pos="8244"/>
-          <w:tab w:val="left" w:pos="9160"/>
-          <w:tab w:val="left" w:pos="10076"/>
-          <w:tab w:val="left" w:pos="10992"/>
-          <w:tab w:val="left" w:pos="11908"/>
-          <w:tab w:val="left" w:pos="12824"/>
-          <w:tab w:val="left" w:pos="13740"/>
-          <w:tab w:val="left" w:pos="14656"/>
-        </w:tabs>
-        <w:spacing w:after="0" w:line="240" w:lineRule="auto"/>
-        <w:rPr>
-          <w:rFonts w:ascii="Comic Sans MS" w:eastAsia="Times New Roman" w:hAnsi="Comic Sans MS" w:cs="Courier New"/>
-          <w:color w:val="BCBEC4"/>
-          <w:sz w:val="20"/>
-          <w:szCs w:val="20"/>
-          <w:lang w:eastAsia="en-IN"/>
-        </w:rPr>
-      </w:pPr>
-      <w:proofErr w:type="gramStart"/>
-      <w:r>
-        <w:rPr>
-          <w:rFonts w:ascii="Comic Sans MS" w:eastAsia="Times New Roman" w:hAnsi="Comic Sans MS" w:cs="Courier New"/>
-          <w:color w:val="CF8E6D"/>
-          <w:sz w:val="20"/>
-          <w:szCs w:val="20"/>
-          <w:lang w:eastAsia="en-IN"/>
-        </w:rPr>
-        <w:t>try</w:t>
-      </w:r>
-      <w:proofErr w:type="gramEnd"/>
-      <w:r>
-        <w:rPr>
-          <w:rFonts w:ascii="Comic Sans MS" w:eastAsia="Times New Roman" w:hAnsi="Comic Sans MS" w:cs="Courier New"/>
-          <w:color w:val="CF8E6D"/>
-          <w:sz w:val="20"/>
-          <w:szCs w:val="20"/>
-          <w:lang w:eastAsia="en-IN"/>
-        </w:rPr>
-        <w:t xml:space="preserve"> </w:t>
-      </w:r>
-      <w:r>
-        <w:rPr>
-          <w:rFonts w:ascii="Comic Sans MS" w:eastAsia="Times New Roman" w:hAnsi="Comic Sans MS" w:cs="Courier New"/>
-          <w:color w:val="BCBEC4"/>
-          <w:sz w:val="20"/>
-          <w:szCs w:val="20"/>
-          <w:lang w:eastAsia="en-IN"/>
-        </w:rPr>
-        <w:t>{</w:t>
-      </w:r>
-      <w:r>
-        <w:rPr>
-          <w:rFonts w:ascii="Comic Sans MS" w:eastAsia="Times New Roman" w:hAnsi="Comic Sans MS" w:cs="Courier New"/>
-          <w:color w:val="BCBEC4"/>
-          <w:sz w:val="20"/>
-          <w:szCs w:val="20"/>
-          <w:lang w:eastAsia="en-IN"/>
-        </w:rPr>
-        <w:br/>
-        <w:t xml:space="preserve">    </w:t>
-      </w:r>
-      <w:proofErr w:type="spellStart"/>
-      <w:r>
-        <w:rPr>
-          <w:rFonts w:ascii="Comic Sans MS" w:eastAsia="Times New Roman" w:hAnsi="Comic Sans MS" w:cs="Courier New"/>
-          <w:color w:val="56A8F5"/>
-          <w:sz w:val="20"/>
-          <w:szCs w:val="20"/>
-          <w:lang w:eastAsia="en-IN"/>
-        </w:rPr>
-        <w:t>openFile</w:t>
-      </w:r>
-      <w:proofErr w:type="spellEnd"/>
-      <w:r>
-        <w:rPr>
-          <w:rFonts w:ascii="Comic Sans MS" w:eastAsia="Times New Roman" w:hAnsi="Comic Sans MS" w:cs="Courier New"/>
-          <w:color w:val="BCBEC4"/>
-          <w:sz w:val="20"/>
-          <w:szCs w:val="20"/>
-          <w:lang w:eastAsia="en-IN"/>
-        </w:rPr>
-        <w:t>();</w:t>
-      </w:r>
-      <w:r>
-        <w:rPr>
-          <w:rFonts w:ascii="Comic Sans MS" w:eastAsia="Times New Roman" w:hAnsi="Comic Sans MS" w:cs="Courier New"/>
-          <w:color w:val="BCBEC4"/>
-          <w:sz w:val="20"/>
-          <w:szCs w:val="20"/>
-          <w:lang w:eastAsia="en-IN"/>
-        </w:rPr>
-        <w:br/>
-        <w:t xml:space="preserve">    </w:t>
-      </w:r>
-      <w:proofErr w:type="spellStart"/>
-      <w:r>
-        <w:rPr>
-          <w:rFonts w:ascii="Comic Sans MS" w:eastAsia="Times New Roman" w:hAnsi="Comic Sans MS" w:cs="Courier New"/>
-          <w:color w:val="56A8F5"/>
-          <w:sz w:val="20"/>
-          <w:szCs w:val="20"/>
-          <w:lang w:eastAsia="en-IN"/>
-        </w:rPr>
-        <w:t>processFile</w:t>
-      </w:r>
-      <w:proofErr w:type="spellEnd"/>
-      <w:r>
-        <w:rPr>
-          <w:rFonts w:ascii="Comic Sans MS" w:eastAsia="Times New Roman" w:hAnsi="Comic Sans MS" w:cs="Courier New"/>
-          <w:color w:val="BCBEC4"/>
-          <w:sz w:val="20"/>
-          <w:szCs w:val="20"/>
-          <w:lang w:eastAsia="en-IN"/>
-        </w:rPr>
-        <w:t xml:space="preserve">(); </w:t>
-      </w:r>
-      <w:r>
-        <w:rPr>
-          <w:rFonts w:ascii="Comic Sans MS" w:eastAsia="Times New Roman" w:hAnsi="Comic Sans MS" w:cs="Courier New"/>
-          <w:color w:val="7A7E85"/>
-          <w:sz w:val="20"/>
-          <w:szCs w:val="20"/>
-          <w:lang w:eastAsia="en-IN"/>
-        </w:rPr>
-        <w:t>//can propagate exception coming from here</w:t>
-      </w:r>
-      <w:r>
-        <w:rPr>
-          <w:rFonts w:ascii="Comic Sans MS" w:eastAsia="Times New Roman" w:hAnsi="Comic Sans MS" w:cs="Courier New"/>
-          <w:color w:val="7A7E85"/>
-          <w:sz w:val="20"/>
-          <w:szCs w:val="20"/>
-          <w:lang w:eastAsia="en-IN"/>
-        </w:rPr>
-        <w:br/>
-      </w:r>
-      <w:r>
-        <w:rPr>
-          <w:rFonts w:ascii="Comic Sans MS" w:eastAsia="Times New Roman" w:hAnsi="Comic Sans MS" w:cs="Courier New"/>
-          <w:color w:val="BCBEC4"/>
-          <w:sz w:val="20"/>
-          <w:szCs w:val="20"/>
-          <w:lang w:eastAsia="en-IN"/>
-        </w:rPr>
-        <w:t xml:space="preserve">} </w:t>
-      </w:r>
-      <w:r>
-        <w:rPr>
-          <w:rFonts w:ascii="Comic Sans MS" w:eastAsia="Times New Roman" w:hAnsi="Comic Sans MS" w:cs="Courier New"/>
-          <w:color w:val="CF8E6D"/>
-          <w:sz w:val="20"/>
-          <w:szCs w:val="20"/>
-          <w:lang w:eastAsia="en-IN"/>
-        </w:rPr>
-        <w:t xml:space="preserve">finally </w:t>
-      </w:r>
-      <w:r>
-        <w:rPr>
-          <w:rFonts w:ascii="Comic Sans MS" w:eastAsia="Times New Roman" w:hAnsi="Comic Sans MS" w:cs="Courier New"/>
-          <w:color w:val="BCBEC4"/>
-          <w:sz w:val="20"/>
-          <w:szCs w:val="20"/>
-          <w:lang w:eastAsia="en-IN"/>
-        </w:rPr>
-        <w:t>{</w:t>
-      </w:r>
-      <w:r>
-        <w:rPr>
-          <w:rFonts w:ascii="Comic Sans MS" w:eastAsia="Times New Roman" w:hAnsi="Comic Sans MS" w:cs="Courier New"/>
-          <w:color w:val="BCBEC4"/>
-          <w:sz w:val="20"/>
-          <w:szCs w:val="20"/>
-          <w:lang w:eastAsia="en-IN"/>
-        </w:rPr>
-        <w:br/>
-        <w:t xml:space="preserve">    </w:t>
-      </w:r>
-      <w:proofErr w:type="spellStart"/>
-      <w:r>
-        <w:rPr>
-          <w:rFonts w:ascii="Comic Sans MS" w:eastAsia="Times New Roman" w:hAnsi="Comic Sans MS" w:cs="Courier New"/>
-          <w:color w:val="56A8F5"/>
-          <w:sz w:val="20"/>
-          <w:szCs w:val="20"/>
-          <w:lang w:eastAsia="en-IN"/>
-        </w:rPr>
-        <w:t>closeFile</w:t>
-      </w:r>
-      <w:proofErr w:type="spellEnd"/>
-      <w:r>
-        <w:rPr>
-          <w:rFonts w:ascii="Comic Sans MS" w:eastAsia="Times New Roman" w:hAnsi="Comic Sans MS" w:cs="Courier New"/>
-          <w:color w:val="BCBEC4"/>
-          <w:sz w:val="20"/>
-          <w:szCs w:val="20"/>
-          <w:lang w:eastAsia="en-IN"/>
-        </w:rPr>
-        <w:t>();</w:t>
-      </w:r>
-      <w:r>
-        <w:rPr>
-          <w:rFonts w:ascii="Comic Sans MS" w:eastAsia="Times New Roman" w:hAnsi="Comic Sans MS" w:cs="Courier New"/>
-          <w:color w:val="BCBEC4"/>
-          <w:sz w:val="20"/>
-          <w:szCs w:val="20"/>
-          <w:lang w:eastAsia="en-IN"/>
-        </w:rPr>
-        <w:br/>
-        <w:t>}</w:t>
-      </w:r>
-    </w:p>
-    <w:p>
-      <w:pPr>
-        <w:rPr>
-          <w:sz w:val="24"/>
-          <w:lang w:eastAsia="en-IN"/>
-        </w:rPr>
-      </w:pPr>
-    </w:p>
-    <w:p>
-      <w:pPr>
-        <w:rPr>
-          <w:sz w:val="24"/>
-          <w:lang w:eastAsia="en-IN"/>
-        </w:rPr>
-      </w:pPr>
-    </w:p>
-    <w:p>
-      <w:pPr>
-        <w:rPr>
-          <w:sz w:val="10"/>
-          <w:lang w:eastAsia="en-IN"/>
-        </w:rPr>
-      </w:pPr>
-    </w:p>
-    <w:p>
-      <w:pPr>
-        <w:rPr>
-          <w:b/>
-          <w:color w:val="C45911" w:themeColor="accent2" w:themeShade="BF"/>
-        </w:rPr>
-      </w:pPr>
-      <w:r>
-        <w:rPr>
-          <w:b/>
-          <w:color w:val="C45911" w:themeColor="accent2" w:themeShade="BF"/>
-          <w:sz w:val="24"/>
-          <w:lang w:eastAsia="en-IN"/>
-        </w:rPr>
-        <w:t>5</w:t>
-      </w:r>
-      <w:r>
-        <w:rPr>
-          <w:b/>
-          <w:color w:val="C45911" w:themeColor="accent2" w:themeShade="BF"/>
-          <w:sz w:val="24"/>
-          <w:lang w:eastAsia="en-IN"/>
-        </w:rPr>
-        <w:t xml:space="preserve">. </w:t>
-      </w:r>
-      <w:r>
-        <w:rPr>
-          <w:b/>
-          <w:color w:val="C45911" w:themeColor="accent2" w:themeShade="BF"/>
-          <w:sz w:val="24"/>
-        </w:rPr>
-        <w:t>What happens when nobody handles an exception?</w:t>
-      </w:r>
-    </w:p>
-    <w:p>
-      <w:pPr>
-        <w:shd w:val="clear" w:color="auto" w:fill="1E1F22"/>
-        <w:tabs>
-          <w:tab w:val="left" w:pos="916"/>
-          <w:tab w:val="left" w:pos="1832"/>
-          <w:tab w:val="left" w:pos="2748"/>
-          <w:tab w:val="left" w:pos="3664"/>
-          <w:tab w:val="left" w:pos="4580"/>
-          <w:tab w:val="left" w:pos="5496"/>
-          <w:tab w:val="left" w:pos="6412"/>
-          <w:tab w:val="left" w:pos="7328"/>
-          <w:tab w:val="left" w:pos="8244"/>
-          <w:tab w:val="left" w:pos="9160"/>
-          <w:tab w:val="left" w:pos="10076"/>
-          <w:tab w:val="left" w:pos="10992"/>
-          <w:tab w:val="left" w:pos="11908"/>
-          <w:tab w:val="left" w:pos="12824"/>
-          <w:tab w:val="left" w:pos="13740"/>
-          <w:tab w:val="left" w:pos="14656"/>
-        </w:tabs>
-        <w:spacing w:after="0" w:line="240" w:lineRule="auto"/>
-        <w:rPr>
-          <w:rFonts w:ascii="Comic Sans MS" w:eastAsia="Times New Roman" w:hAnsi="Comic Sans MS" w:cs="Courier New"/>
-          <w:color w:val="CF8E6D"/>
-          <w:sz w:val="20"/>
-          <w:szCs w:val="20"/>
-          <w:lang w:eastAsia="en-IN"/>
-        </w:rPr>
-      </w:pPr>
-    </w:p>
-    <w:p>
-      <w:pPr>
-        <w:shd w:val="clear" w:color="auto" w:fill="1E1F22"/>
-        <w:tabs>
-          <w:tab w:val="left" w:pos="916"/>
-          <w:tab w:val="left" w:pos="1832"/>
-          <w:tab w:val="left" w:pos="2748"/>
-          <w:tab w:val="left" w:pos="3664"/>
-          <w:tab w:val="left" w:pos="4580"/>
-          <w:tab w:val="left" w:pos="5496"/>
-          <w:tab w:val="left" w:pos="6412"/>
-          <w:tab w:val="left" w:pos="7328"/>
-          <w:tab w:val="left" w:pos="8244"/>
-          <w:tab w:val="left" w:pos="9160"/>
-          <w:tab w:val="left" w:pos="10076"/>
-          <w:tab w:val="left" w:pos="10992"/>
-          <w:tab w:val="left" w:pos="11908"/>
-          <w:tab w:val="left" w:pos="12824"/>
-          <w:tab w:val="left" w:pos="13740"/>
-          <w:tab w:val="left" w:pos="14656"/>
-        </w:tabs>
-        <w:spacing w:after="0" w:line="240" w:lineRule="auto"/>
-        <w:rPr>
-          <w:rFonts w:ascii="Comic Sans MS" w:eastAsia="Times New Roman" w:hAnsi="Comic Sans MS" w:cs="Courier New"/>
-          <w:color w:val="BCBEC4"/>
-          <w:sz w:val="20"/>
-          <w:szCs w:val="20"/>
-          <w:lang w:eastAsia="en-IN"/>
-        </w:rPr>
-      </w:pPr>
-      <w:proofErr w:type="gramStart"/>
-      <w:r>
-        <w:rPr>
-          <w:rFonts w:ascii="Comic Sans MS" w:eastAsia="Times New Roman" w:hAnsi="Comic Sans MS" w:cs="Courier New"/>
-          <w:color w:val="CF8E6D"/>
-          <w:sz w:val="20"/>
-          <w:szCs w:val="20"/>
-          <w:lang w:eastAsia="en-IN"/>
-        </w:rPr>
-        <w:t>public</w:t>
-      </w:r>
-      <w:proofErr w:type="gramEnd"/>
-      <w:r>
-        <w:rPr>
-          <w:rFonts w:ascii="Comic Sans MS" w:eastAsia="Times New Roman" w:hAnsi="Comic Sans MS" w:cs="Courier New"/>
-          <w:color w:val="CF8E6D"/>
-          <w:sz w:val="20"/>
-          <w:szCs w:val="20"/>
-          <w:lang w:eastAsia="en-IN"/>
-        </w:rPr>
-        <w:t xml:space="preserve"> static void </w:t>
-      </w:r>
-      <w:r>
-        <w:rPr>
-          <w:rFonts w:ascii="Comic Sans MS" w:eastAsia="Times New Roman" w:hAnsi="Comic Sans MS" w:cs="Courier New"/>
-          <w:color w:val="56A8F5"/>
-          <w:sz w:val="20"/>
-          <w:szCs w:val="20"/>
-          <w:lang w:eastAsia="en-IN"/>
-        </w:rPr>
-        <w:t>main</w:t>
-      </w:r>
-      <w:r>
-        <w:rPr>
-          <w:rFonts w:ascii="Comic Sans MS" w:eastAsia="Times New Roman" w:hAnsi="Comic Sans MS" w:cs="Courier New"/>
-          <w:color w:val="BCBEC4"/>
-          <w:sz w:val="20"/>
-          <w:szCs w:val="20"/>
-          <w:lang w:eastAsia="en-IN"/>
-        </w:rPr>
-        <w:t xml:space="preserve">(String[] </w:t>
-      </w:r>
-      <w:proofErr w:type="spellStart"/>
-      <w:r>
-        <w:rPr>
-          <w:rFonts w:ascii="Comic Sans MS" w:eastAsia="Times New Roman" w:hAnsi="Comic Sans MS" w:cs="Courier New"/>
-          <w:color w:val="BCBEC4"/>
-          <w:sz w:val="20"/>
-          <w:szCs w:val="20"/>
-          <w:lang w:eastAsia="en-IN"/>
-        </w:rPr>
-        <w:t>args</w:t>
-      </w:r>
-      <w:proofErr w:type="spellEnd"/>
-      <w:r>
-        <w:rPr>
-          <w:rFonts w:ascii="Comic Sans MS" w:eastAsia="Times New Roman" w:hAnsi="Comic Sans MS" w:cs="Courier New"/>
-          <w:color w:val="BCBEC4"/>
-          <w:sz w:val="20"/>
-          <w:szCs w:val="20"/>
-          <w:lang w:eastAsia="en-IN"/>
-        </w:rPr>
-        <w:t>) {</w:t>
-      </w:r>
-      <w:r>
-        <w:rPr>
-          <w:rFonts w:ascii="Comic Sans MS" w:eastAsia="Times New Roman" w:hAnsi="Comic Sans MS" w:cs="Courier New"/>
-          <w:color w:val="BCBEC4"/>
-          <w:sz w:val="20"/>
-          <w:szCs w:val="20"/>
-          <w:lang w:eastAsia="en-IN"/>
-        </w:rPr>
-        <w:br/>
-        <w:t xml:space="preserve">    </w:t>
-      </w:r>
-      <w:proofErr w:type="spellStart"/>
-      <w:r>
-        <w:rPr>
-          <w:rFonts w:ascii="Comic Sans MS" w:eastAsia="Times New Roman" w:hAnsi="Comic Sans MS" w:cs="Courier New"/>
-          <w:i/>
-          <w:iCs/>
-          <w:color w:val="BCBEC4"/>
-          <w:sz w:val="20"/>
-          <w:szCs w:val="20"/>
-          <w:lang w:eastAsia="en-IN"/>
-        </w:rPr>
-        <w:t>methodA</w:t>
-      </w:r>
-      <w:proofErr w:type="spellEnd"/>
-      <w:r>
-        <w:rPr>
-          <w:rFonts w:ascii="Comic Sans MS" w:eastAsia="Times New Roman" w:hAnsi="Comic Sans MS" w:cs="Courier New"/>
-          <w:color w:val="BCBEC4"/>
-          <w:sz w:val="20"/>
-          <w:szCs w:val="20"/>
-          <w:lang w:eastAsia="en-IN"/>
-        </w:rPr>
-        <w:t>();</w:t>
-      </w:r>
-      <w:r>
-        <w:rPr>
-          <w:rFonts w:ascii="Comic Sans MS" w:eastAsia="Times New Roman" w:hAnsi="Comic Sans MS" w:cs="Courier New"/>
-          <w:color w:val="BCBEC4"/>
-          <w:sz w:val="20"/>
-          <w:szCs w:val="20"/>
-          <w:lang w:eastAsia="en-IN"/>
-        </w:rPr>
-        <w:br/>
-        <w:t>}</w:t>
-      </w:r>
-      <w:r>
-        <w:rPr>
-          <w:rFonts w:ascii="Comic Sans MS" w:eastAsia="Times New Roman" w:hAnsi="Comic Sans MS" w:cs="Courier New"/>
-          <w:color w:val="BCBEC4"/>
-          <w:sz w:val="20"/>
-          <w:szCs w:val="20"/>
-          <w:lang w:eastAsia="en-IN"/>
-        </w:rPr>
-        <w:br/>
-      </w:r>
-      <w:r>
-        <w:rPr>
-          <w:rFonts w:ascii="Comic Sans MS" w:eastAsia="Times New Roman" w:hAnsi="Comic Sans MS" w:cs="Courier New"/>
-          <w:color w:val="CF8E6D"/>
-          <w:sz w:val="20"/>
-          <w:szCs w:val="20"/>
-          <w:lang w:eastAsia="en-IN"/>
-        </w:rPr>
-        <w:t xml:space="preserve">static void </w:t>
-      </w:r>
-      <w:proofErr w:type="spellStart"/>
-      <w:r>
-        <w:rPr>
-          <w:rFonts w:ascii="Comic Sans MS" w:eastAsia="Times New Roman" w:hAnsi="Comic Sans MS" w:cs="Courier New"/>
-          <w:color w:val="56A8F5"/>
-          <w:sz w:val="20"/>
-          <w:szCs w:val="20"/>
-          <w:lang w:eastAsia="en-IN"/>
-        </w:rPr>
-        <w:t>methodA</w:t>
-      </w:r>
-      <w:proofErr w:type="spellEnd"/>
-      <w:r>
-        <w:rPr>
-          <w:rFonts w:ascii="Comic Sans MS" w:eastAsia="Times New Roman" w:hAnsi="Comic Sans MS" w:cs="Courier New"/>
-          <w:color w:val="BCBEC4"/>
-          <w:sz w:val="20"/>
-          <w:szCs w:val="20"/>
-          <w:lang w:eastAsia="en-IN"/>
-        </w:rPr>
-        <w:t>() {</w:t>
-      </w:r>
-      <w:r>
-        <w:rPr>
-          <w:rFonts w:ascii="Comic Sans MS" w:eastAsia="Times New Roman" w:hAnsi="Comic Sans MS" w:cs="Courier New"/>
-          <w:color w:val="BCBEC4"/>
-          <w:sz w:val="20"/>
-          <w:szCs w:val="20"/>
-          <w:lang w:eastAsia="en-IN"/>
-        </w:rPr>
-        <w:br/>
-        <w:t xml:space="preserve">    </w:t>
-      </w:r>
-      <w:proofErr w:type="spellStart"/>
-      <w:r>
-        <w:rPr>
-          <w:rFonts w:ascii="Comic Sans MS" w:eastAsia="Times New Roman" w:hAnsi="Comic Sans MS" w:cs="Courier New"/>
-          <w:i/>
-          <w:iCs/>
-          <w:color w:val="BCBEC4"/>
-          <w:sz w:val="20"/>
-          <w:szCs w:val="20"/>
-          <w:lang w:eastAsia="en-IN"/>
-        </w:rPr>
-        <w:t>methodB</w:t>
-      </w:r>
-      <w:proofErr w:type="spellEnd"/>
-      <w:r>
-        <w:rPr>
-          <w:rFonts w:ascii="Comic Sans MS" w:eastAsia="Times New Roman" w:hAnsi="Comic Sans MS" w:cs="Courier New"/>
-          <w:color w:val="BCBEC4"/>
-          <w:sz w:val="20"/>
-          <w:szCs w:val="20"/>
-          <w:lang w:eastAsia="en-IN"/>
-        </w:rPr>
-        <w:t>();</w:t>
-      </w:r>
-      <w:r>
-        <w:rPr>
-          <w:rFonts w:ascii="Comic Sans MS" w:eastAsia="Times New Roman" w:hAnsi="Comic Sans MS" w:cs="Courier New"/>
-          <w:color w:val="BCBEC4"/>
-          <w:sz w:val="20"/>
-          <w:szCs w:val="20"/>
-          <w:lang w:eastAsia="en-IN"/>
-        </w:rPr>
-        <w:br/>
-        <w:t>}</w:t>
-      </w:r>
-      <w:r>
-        <w:rPr>
-          <w:rFonts w:ascii="Comic Sans MS" w:eastAsia="Times New Roman" w:hAnsi="Comic Sans MS" w:cs="Courier New"/>
-          <w:color w:val="BCBEC4"/>
-          <w:sz w:val="20"/>
-          <w:szCs w:val="20"/>
-          <w:lang w:eastAsia="en-IN"/>
-        </w:rPr>
-        <w:br/>
-      </w:r>
-      <w:r>
-        <w:rPr>
-          <w:rFonts w:ascii="Comic Sans MS" w:eastAsia="Times New Roman" w:hAnsi="Comic Sans MS" w:cs="Courier New"/>
-          <w:color w:val="CF8E6D"/>
-          <w:sz w:val="20"/>
-          <w:szCs w:val="20"/>
-          <w:lang w:eastAsia="en-IN"/>
-        </w:rPr>
-        <w:t xml:space="preserve">static void </w:t>
-      </w:r>
-      <w:proofErr w:type="spellStart"/>
-      <w:r>
-        <w:rPr>
-          <w:rFonts w:ascii="Comic Sans MS" w:eastAsia="Times New Roman" w:hAnsi="Comic Sans MS" w:cs="Courier New"/>
-          <w:color w:val="56A8F5"/>
-          <w:sz w:val="20"/>
-          <w:szCs w:val="20"/>
-          <w:lang w:eastAsia="en-IN"/>
-        </w:rPr>
-        <w:t>methodB</w:t>
-      </w:r>
-      <w:proofErr w:type="spellEnd"/>
-      <w:r>
-        <w:rPr>
-          <w:rFonts w:ascii="Comic Sans MS" w:eastAsia="Times New Roman" w:hAnsi="Comic Sans MS" w:cs="Courier New"/>
-          <w:color w:val="BCBEC4"/>
-          <w:sz w:val="20"/>
-          <w:szCs w:val="20"/>
-          <w:lang w:eastAsia="en-IN"/>
-        </w:rPr>
-        <w:t>() {</w:t>
-      </w:r>
-      <w:r>
-        <w:rPr>
-          <w:rFonts w:ascii="Comic Sans MS" w:eastAsia="Times New Roman" w:hAnsi="Comic Sans MS" w:cs="Courier New"/>
-          <w:color w:val="BCBEC4"/>
-          <w:sz w:val="20"/>
-          <w:szCs w:val="20"/>
-          <w:lang w:eastAsia="en-IN"/>
-        </w:rPr>
-        <w:br/>
-        <w:t xml:space="preserve">    </w:t>
-      </w:r>
-      <w:proofErr w:type="spellStart"/>
-      <w:r>
-        <w:rPr>
-          <w:rFonts w:ascii="Comic Sans MS" w:eastAsia="Times New Roman" w:hAnsi="Comic Sans MS" w:cs="Courier New"/>
-          <w:color w:val="CF8E6D"/>
-          <w:sz w:val="20"/>
-          <w:szCs w:val="20"/>
-          <w:lang w:eastAsia="en-IN"/>
-        </w:rPr>
-        <w:t>int</w:t>
-      </w:r>
-      <w:proofErr w:type="spellEnd"/>
-      <w:r>
-        <w:rPr>
-          <w:rFonts w:ascii="Comic Sans MS" w:eastAsia="Times New Roman" w:hAnsi="Comic Sans MS" w:cs="Courier New"/>
-          <w:color w:val="CF8E6D"/>
-          <w:sz w:val="20"/>
-          <w:szCs w:val="20"/>
-          <w:lang w:eastAsia="en-IN"/>
-        </w:rPr>
-        <w:t xml:space="preserve"> </w:t>
-      </w:r>
-      <w:r>
-        <w:rPr>
-          <w:rFonts w:ascii="Comic Sans MS" w:eastAsia="Times New Roman" w:hAnsi="Comic Sans MS" w:cs="Courier New"/>
-          <w:color w:val="BCBEC4"/>
-          <w:sz w:val="20"/>
-          <w:szCs w:val="20"/>
-          <w:lang w:eastAsia="en-IN"/>
-        </w:rPr>
-        <w:t xml:space="preserve">x = </w:t>
-      </w:r>
-      <w:r>
-        <w:rPr>
-          <w:rFonts w:ascii="Comic Sans MS" w:eastAsia="Times New Roman" w:hAnsi="Comic Sans MS" w:cs="Courier New"/>
-          <w:color w:val="2AACB8"/>
-          <w:sz w:val="20"/>
-          <w:szCs w:val="20"/>
-          <w:lang w:eastAsia="en-IN"/>
-        </w:rPr>
-        <w:t xml:space="preserve">10 </w:t>
-      </w:r>
-      <w:r>
-        <w:rPr>
-          <w:rFonts w:ascii="Comic Sans MS" w:eastAsia="Times New Roman" w:hAnsi="Comic Sans MS" w:cs="Courier New"/>
-          <w:color w:val="BCBEC4"/>
-          <w:sz w:val="20"/>
-          <w:szCs w:val="20"/>
-          <w:lang w:eastAsia="en-IN"/>
-        </w:rPr>
-        <w:t xml:space="preserve">/ </w:t>
-      </w:r>
-      <w:r>
-        <w:rPr>
-          <w:rFonts w:ascii="Comic Sans MS" w:eastAsia="Times New Roman" w:hAnsi="Comic Sans MS" w:cs="Courier New"/>
-          <w:color w:val="2AACB8"/>
-          <w:sz w:val="20"/>
-          <w:szCs w:val="20"/>
-          <w:lang w:eastAsia="en-IN"/>
-        </w:rPr>
-        <w:t>0</w:t>
-      </w:r>
-      <w:r>
-        <w:rPr>
-          <w:rFonts w:ascii="Comic Sans MS" w:eastAsia="Times New Roman" w:hAnsi="Comic Sans MS" w:cs="Courier New"/>
-          <w:color w:val="BCBEC4"/>
-          <w:sz w:val="20"/>
-          <w:szCs w:val="20"/>
-          <w:lang w:eastAsia="en-IN"/>
-        </w:rPr>
-        <w:t>;</w:t>
-      </w:r>
-      <w:r>
-        <w:rPr>
-          <w:rFonts w:ascii="Comic Sans MS" w:eastAsia="Times New Roman" w:hAnsi="Comic Sans MS" w:cs="Courier New"/>
-          <w:color w:val="BCBEC4"/>
-          <w:sz w:val="20"/>
-          <w:szCs w:val="20"/>
-          <w:lang w:eastAsia="en-IN"/>
-        </w:rPr>
-        <w:br/>
-        <w:t>}</w:t>
-      </w:r>
-    </w:p>
-    <w:p>
-      <w:pPr>
-        <w:shd w:val="clear" w:color="auto" w:fill="1E1F22"/>
-        <w:tabs>
-          <w:tab w:val="left" w:pos="916"/>
-          <w:tab w:val="left" w:pos="1832"/>
-          <w:tab w:val="left" w:pos="2748"/>
-          <w:tab w:val="left" w:pos="3664"/>
-          <w:tab w:val="left" w:pos="4580"/>
-          <w:tab w:val="left" w:pos="5496"/>
-          <w:tab w:val="left" w:pos="6412"/>
-          <w:tab w:val="left" w:pos="7328"/>
-          <w:tab w:val="left" w:pos="8244"/>
-          <w:tab w:val="left" w:pos="9160"/>
-          <w:tab w:val="left" w:pos="10076"/>
-          <w:tab w:val="left" w:pos="10992"/>
-          <w:tab w:val="left" w:pos="11908"/>
-          <w:tab w:val="left" w:pos="12824"/>
-          <w:tab w:val="left" w:pos="13740"/>
-          <w:tab w:val="left" w:pos="14656"/>
-        </w:tabs>
-        <w:spacing w:after="0" w:line="240" w:lineRule="auto"/>
-        <w:rPr>
-          <w:rFonts w:ascii="Comic Sans MS" w:eastAsia="Times New Roman" w:hAnsi="Comic Sans MS" w:cs="Courier New"/>
-          <w:color w:val="BCBEC4"/>
-          <w:sz w:val="20"/>
-          <w:szCs w:val="20"/>
-          <w:lang w:eastAsia="en-IN"/>
-        </w:rPr>
-      </w:pPr>
-    </w:p>
-    <w:p>
-      <w:pPr>
-        <w:rPr>
-          <w:sz w:val="24"/>
-          <w:szCs w:val="24"/>
-          <w:lang w:eastAsia="en-IN"/>
-        </w:rPr>
-      </w:pPr>
-    </w:p>
-    <w:p>
-      <w:pPr>
-        <w:rPr>
-          <w:b/>
-          <w:sz w:val="24"/>
-          <w:szCs w:val="24"/>
-        </w:rPr>
-      </w:pPr>
-      <w:r>
-        <w:rPr>
-          <w:sz w:val="24"/>
-          <w:szCs w:val="24"/>
-        </w:rPr>
-        <w:lastRenderedPageBreak/>
-        <w:t xml:space="preserve">If </w:t>
-      </w:r>
-      <w:r>
-        <w:rPr>
-          <w:rStyle w:val="Strong"/>
-          <w:sz w:val="24"/>
-          <w:szCs w:val="24"/>
-        </w:rPr>
-        <w:t>nobody handles an exception</w:t>
-      </w:r>
-      <w:r>
-        <w:rPr>
-          <w:sz w:val="24"/>
-          <w:szCs w:val="24"/>
-        </w:rPr>
-        <w:t xml:space="preserve">, it eventually reaches the </w:t>
-      </w:r>
-      <w:r>
-        <w:rPr>
-          <w:rStyle w:val="Strong"/>
-          <w:sz w:val="24"/>
-          <w:szCs w:val="24"/>
-        </w:rPr>
-        <w:t>top of the call stack</w:t>
-      </w:r>
-      <w:r>
-        <w:rPr>
-          <w:sz w:val="24"/>
-          <w:szCs w:val="24"/>
-        </w:rPr>
-        <w:t xml:space="preserve"> (</w:t>
-      </w:r>
-      <w:r>
-        <w:rPr>
-          <w:rStyle w:val="HTMLCode"/>
-          <w:rFonts w:eastAsiaTheme="minorHAnsi"/>
-          <w:sz w:val="24"/>
-          <w:szCs w:val="24"/>
-        </w:rPr>
-        <w:t>main()</w:t>
-      </w:r>
-      <w:r>
-        <w:rPr>
-          <w:sz w:val="24"/>
-          <w:szCs w:val="24"/>
-        </w:rPr>
-        <w:t xml:space="preserve">), and if there is still no handler, the </w:t>
-      </w:r>
-      <w:r>
-        <w:rPr>
-          <w:rStyle w:val="Strong"/>
-          <w:sz w:val="24"/>
-          <w:szCs w:val="24"/>
-        </w:rPr>
-        <w:t>JVM's default exception handler takes over</w:t>
-      </w:r>
-      <w:r>
-        <w:rPr>
-          <w:sz w:val="24"/>
-          <w:szCs w:val="24"/>
-        </w:rPr>
-        <w:t xml:space="preserve"> and prints the stack trace and </w:t>
-      </w:r>
-      <w:r>
-        <w:rPr>
-          <w:b/>
-          <w:sz w:val="24"/>
-          <w:szCs w:val="24"/>
-        </w:rPr>
-        <w:t>terminates the affected thread.</w:t>
-      </w:r>
-    </w:p>
-    <w:p>
-      <w:pPr>
-        <w:shd w:val="clear" w:color="auto" w:fill="1E1F22"/>
-        <w:tabs>
-          <w:tab w:val="left" w:pos="916"/>
-          <w:tab w:val="left" w:pos="1832"/>
-          <w:tab w:val="left" w:pos="2748"/>
-          <w:tab w:val="left" w:pos="3664"/>
-          <w:tab w:val="left" w:pos="4580"/>
-          <w:tab w:val="left" w:pos="5496"/>
-          <w:tab w:val="left" w:pos="6412"/>
-          <w:tab w:val="left" w:pos="7328"/>
-          <w:tab w:val="left" w:pos="8244"/>
-          <w:tab w:val="left" w:pos="9160"/>
-          <w:tab w:val="left" w:pos="10076"/>
-          <w:tab w:val="left" w:pos="10992"/>
-          <w:tab w:val="left" w:pos="11908"/>
-          <w:tab w:val="left" w:pos="12824"/>
-          <w:tab w:val="left" w:pos="13740"/>
-          <w:tab w:val="left" w:pos="14656"/>
-        </w:tabs>
-        <w:spacing w:after="0" w:line="240" w:lineRule="auto"/>
-        <w:rPr>
-          <w:rFonts w:ascii="Comic Sans MS" w:eastAsia="Times New Roman" w:hAnsi="Comic Sans MS" w:cs="Courier New"/>
-          <w:color w:val="BCBEC4"/>
-          <w:sz w:val="20"/>
-          <w:szCs w:val="20"/>
-          <w:lang w:eastAsia="en-IN"/>
-        </w:rPr>
-      </w:pPr>
-      <w:r>
-        <w:rPr>
-          <w:rFonts w:ascii="Comic Sans MS" w:eastAsia="Times New Roman" w:hAnsi="Comic Sans MS" w:cs="Courier New"/>
-          <w:color w:val="7A7E85"/>
-          <w:sz w:val="20"/>
-          <w:szCs w:val="20"/>
-          <w:lang w:eastAsia="en-IN"/>
-        </w:rPr>
-        <w:t xml:space="preserve">Exception in thread "main" </w:t>
-      </w:r>
-      <w:proofErr w:type="spellStart"/>
-      <w:r>
-        <w:rPr>
-          <w:rFonts w:ascii="Comic Sans MS" w:eastAsia="Times New Roman" w:hAnsi="Comic Sans MS" w:cs="Courier New"/>
-          <w:color w:val="7A7E85"/>
-          <w:sz w:val="20"/>
-          <w:szCs w:val="20"/>
-          <w:lang w:eastAsia="en-IN"/>
-        </w:rPr>
-        <w:t>java.lang.Ar</w:t>
-      </w:r>
-      <w:r>
-        <w:rPr>
-          <w:rFonts w:ascii="Comic Sans MS" w:eastAsia="Times New Roman" w:hAnsi="Comic Sans MS" w:cs="Courier New"/>
-          <w:color w:val="7A7E85"/>
-          <w:sz w:val="20"/>
-          <w:szCs w:val="20"/>
-          <w:lang w:eastAsia="en-IN"/>
-        </w:rPr>
-        <w:t>ithmeticException</w:t>
-      </w:r>
-      <w:proofErr w:type="spellEnd"/>
-      <w:r>
-        <w:rPr>
-          <w:rFonts w:ascii="Comic Sans MS" w:eastAsia="Times New Roman" w:hAnsi="Comic Sans MS" w:cs="Courier New"/>
-          <w:color w:val="7A7E85"/>
-          <w:sz w:val="20"/>
-          <w:szCs w:val="20"/>
-          <w:lang w:eastAsia="en-IN"/>
-        </w:rPr>
-        <w:t>: / by zero</w:t>
-      </w:r>
-      <w:r>
-        <w:rPr>
-          <w:rFonts w:ascii="Comic Sans MS" w:eastAsia="Times New Roman" w:hAnsi="Comic Sans MS" w:cs="Courier New"/>
-          <w:color w:val="7A7E85"/>
-          <w:sz w:val="20"/>
-          <w:szCs w:val="20"/>
-          <w:lang w:eastAsia="en-IN"/>
-        </w:rPr>
-        <w:br/>
-      </w:r>
-      <w:r>
-        <w:rPr>
-          <w:rFonts w:ascii="Comic Sans MS" w:eastAsia="Times New Roman" w:hAnsi="Comic Sans MS" w:cs="Courier New"/>
-          <w:color w:val="7A7E85"/>
-          <w:sz w:val="20"/>
-          <w:szCs w:val="20"/>
-          <w:lang w:eastAsia="en-IN"/>
-        </w:rPr>
-        <w:t xml:space="preserve">  </w:t>
-      </w:r>
-      <w:r>
-        <w:rPr>
-          <w:rFonts w:ascii="Comic Sans MS" w:eastAsia="Times New Roman" w:hAnsi="Comic Sans MS" w:cs="Courier New"/>
-          <w:color w:val="7A7E85"/>
-          <w:sz w:val="20"/>
-          <w:szCs w:val="20"/>
-          <w:lang w:eastAsia="en-IN"/>
-        </w:rPr>
-        <w:t xml:space="preserve"> </w:t>
-      </w:r>
-      <w:r>
-        <w:rPr>
-          <w:rFonts w:ascii="Comic Sans MS" w:eastAsia="Times New Roman" w:hAnsi="Comic Sans MS" w:cs="Courier New"/>
-          <w:color w:val="7A7E85"/>
-          <w:sz w:val="20"/>
-          <w:szCs w:val="20"/>
-          <w:lang w:eastAsia="en-IN"/>
-        </w:rPr>
-        <w:t xml:space="preserve"> </w:t>
-      </w:r>
-      <w:r>
-        <w:rPr>
-          <w:rFonts w:ascii="Comic Sans MS" w:eastAsia="Times New Roman" w:hAnsi="Comic Sans MS" w:cs="Courier New"/>
-          <w:color w:val="7A7E85"/>
-          <w:sz w:val="20"/>
-          <w:szCs w:val="20"/>
-          <w:lang w:eastAsia="en-IN"/>
-        </w:rPr>
-        <w:t xml:space="preserve">at </w:t>
-      </w:r>
-      <w:proofErr w:type="spellStart"/>
-      <w:proofErr w:type="gramStart"/>
-      <w:r>
-        <w:rPr>
-          <w:rFonts w:ascii="Comic Sans MS" w:eastAsia="Times New Roman" w:hAnsi="Comic Sans MS" w:cs="Courier New"/>
-          <w:color w:val="7A7E85"/>
-          <w:sz w:val="20"/>
-          <w:szCs w:val="20"/>
-          <w:lang w:eastAsia="en-IN"/>
-        </w:rPr>
-        <w:t>Main.methodB</w:t>
-      </w:r>
-      <w:proofErr w:type="spellEnd"/>
-      <w:r>
-        <w:rPr>
-          <w:rFonts w:ascii="Comic Sans MS" w:eastAsia="Times New Roman" w:hAnsi="Comic Sans MS" w:cs="Courier New"/>
-          <w:color w:val="7A7E85"/>
-          <w:sz w:val="20"/>
-          <w:szCs w:val="20"/>
-          <w:lang w:eastAsia="en-IN"/>
-        </w:rPr>
-        <w:t>(</w:t>
-      </w:r>
-      <w:proofErr w:type="gramEnd"/>
-      <w:r>
-        <w:rPr>
-          <w:rFonts w:ascii="Comic Sans MS" w:eastAsia="Times New Roman" w:hAnsi="Comic Sans MS" w:cs="Courier New"/>
-          <w:color w:val="7A7E85"/>
-          <w:sz w:val="20"/>
-          <w:szCs w:val="20"/>
-          <w:lang w:eastAsia="en-IN"/>
-        </w:rPr>
-        <w:t>Main.java:12)</w:t>
-      </w:r>
-      <w:r>
-        <w:rPr>
-          <w:rFonts w:ascii="Comic Sans MS" w:eastAsia="Times New Roman" w:hAnsi="Comic Sans MS" w:cs="Courier New"/>
-          <w:color w:val="7A7E85"/>
-          <w:sz w:val="20"/>
-          <w:szCs w:val="20"/>
-          <w:lang w:eastAsia="en-IN"/>
-        </w:rPr>
-        <w:br/>
-      </w:r>
-      <w:r>
-        <w:rPr>
-          <w:rFonts w:ascii="Comic Sans MS" w:eastAsia="Times New Roman" w:hAnsi="Comic Sans MS" w:cs="Courier New"/>
-          <w:color w:val="7A7E85"/>
-          <w:sz w:val="20"/>
-          <w:szCs w:val="20"/>
-          <w:lang w:eastAsia="en-IN"/>
-        </w:rPr>
-        <w:t xml:space="preserve">   </w:t>
-      </w:r>
-      <w:r>
-        <w:rPr>
-          <w:rFonts w:ascii="Comic Sans MS" w:eastAsia="Times New Roman" w:hAnsi="Comic Sans MS" w:cs="Courier New"/>
-          <w:color w:val="7A7E85"/>
-          <w:sz w:val="20"/>
-          <w:szCs w:val="20"/>
-          <w:lang w:eastAsia="en-IN"/>
-        </w:rPr>
-        <w:t xml:space="preserve"> at </w:t>
-      </w:r>
-      <w:proofErr w:type="spellStart"/>
-      <w:r>
-        <w:rPr>
-          <w:rFonts w:ascii="Comic Sans MS" w:eastAsia="Times New Roman" w:hAnsi="Comic Sans MS" w:cs="Courier New"/>
-          <w:color w:val="7A7E85"/>
-          <w:sz w:val="20"/>
-          <w:szCs w:val="20"/>
-          <w:lang w:eastAsia="en-IN"/>
-        </w:rPr>
-        <w:t>Main.methodA</w:t>
-      </w:r>
-      <w:proofErr w:type="spellEnd"/>
-      <w:r>
-        <w:rPr>
-          <w:rFonts w:ascii="Comic Sans MS" w:eastAsia="Times New Roman" w:hAnsi="Comic Sans MS" w:cs="Courier New"/>
-          <w:color w:val="7A7E85"/>
-          <w:sz w:val="20"/>
-          <w:szCs w:val="20"/>
-          <w:lang w:eastAsia="en-IN"/>
-        </w:rPr>
-        <w:t>(Main.java:8)</w:t>
-      </w:r>
-      <w:r>
-        <w:rPr>
-          <w:rFonts w:ascii="Comic Sans MS" w:eastAsia="Times New Roman" w:hAnsi="Comic Sans MS" w:cs="Courier New"/>
-          <w:color w:val="7A7E85"/>
-          <w:sz w:val="20"/>
-          <w:szCs w:val="20"/>
-          <w:lang w:eastAsia="en-IN"/>
-        </w:rPr>
-        <w:br/>
-      </w:r>
-      <w:r>
-        <w:rPr>
-          <w:rFonts w:ascii="Comic Sans MS" w:eastAsia="Times New Roman" w:hAnsi="Comic Sans MS" w:cs="Courier New"/>
-          <w:color w:val="7A7E85"/>
-          <w:sz w:val="20"/>
-          <w:szCs w:val="20"/>
-          <w:lang w:eastAsia="en-IN"/>
-        </w:rPr>
-        <w:t xml:space="preserve">    at </w:t>
-      </w:r>
-      <w:proofErr w:type="spellStart"/>
-      <w:r>
-        <w:rPr>
-          <w:rFonts w:ascii="Comic Sans MS" w:eastAsia="Times New Roman" w:hAnsi="Comic Sans MS" w:cs="Courier New"/>
-          <w:color w:val="7A7E85"/>
-          <w:sz w:val="20"/>
-          <w:szCs w:val="20"/>
-          <w:lang w:eastAsia="en-IN"/>
-        </w:rPr>
-        <w:t>Main.main</w:t>
-      </w:r>
-      <w:proofErr w:type="spellEnd"/>
-      <w:r>
-        <w:rPr>
-          <w:rFonts w:ascii="Comic Sans MS" w:eastAsia="Times New Roman" w:hAnsi="Comic Sans MS" w:cs="Courier New"/>
-          <w:color w:val="7A7E85"/>
-          <w:sz w:val="20"/>
-          <w:szCs w:val="20"/>
-          <w:lang w:eastAsia="en-IN"/>
-        </w:rPr>
-        <w:t>(Main.java:4)</w:t>
-      </w:r>
-    </w:p>
-    <w:p>
-      <w:pPr>
-        <w:spacing w:before="240"/>
-        <w:rPr>
-          <w:sz w:val="24"/>
-        </w:rPr>
-      </w:pPr>
-      <w:r>
-        <w:rPr>
-          <w:sz w:val="24"/>
-        </w:rPr>
-        <w:t xml:space="preserve">An unhandled exception is </w:t>
-      </w:r>
-      <w:r>
-        <w:rPr>
-          <w:b/>
-          <w:bCs/>
-          <w:sz w:val="24"/>
-        </w:rPr>
-        <w:t>not the same as the JVM crashing</w:t>
-      </w:r>
-      <w:r>
-        <w:rPr>
-          <w:sz w:val="24"/>
-        </w:rPr>
-        <w:t xml:space="preserve">: </w:t>
-      </w:r>
-      <w:r>
-        <w:rPr>
-          <w:sz w:val="24"/>
-        </w:rPr>
-        <w:t>The JVM itself generally remains alive, but the thread in which the uncaught exception occurred terminates.</w:t>
-      </w:r>
-    </w:p>
-    <w:p>
-      <w:pPr>
-        <w:rPr>
-          <w:sz w:val="24"/>
-        </w:rPr>
-      </w:pPr>
-    </w:p>
-    <w:p>
-      <w:pPr>
-        <w:rPr>
-          <w:sz w:val="24"/>
-        </w:rPr>
-      </w:pPr>
-    </w:p>
-    <w:p>
-      <w:pPr>
-        <w:rPr>
-          <w:b/>
-          <w:color w:val="C45911" w:themeColor="accent2" w:themeShade="BF"/>
-        </w:rPr>
-      </w:pPr>
-      <w:r>
-        <w:rPr>
-          <w:b/>
-          <w:color w:val="C45911" w:themeColor="accent2" w:themeShade="BF"/>
-          <w:sz w:val="24"/>
-          <w:lang w:eastAsia="en-IN"/>
-        </w:rPr>
-        <w:t>6</w:t>
-      </w:r>
-      <w:r>
-        <w:rPr>
-          <w:b/>
-          <w:color w:val="C45911" w:themeColor="accent2" w:themeShade="BF"/>
-          <w:sz w:val="24"/>
-          <w:lang w:eastAsia="en-IN"/>
-        </w:rPr>
-        <w:t xml:space="preserve">. </w:t>
-      </w:r>
-      <w:r>
-        <w:rPr>
-          <w:b/>
-          <w:color w:val="C45911" w:themeColor="accent2" w:themeShade="BF"/>
-          <w:sz w:val="24"/>
-        </w:rPr>
-        <w:t xml:space="preserve">Can </w:t>
-      </w:r>
-      <w:r>
-        <w:rPr>
-          <w:b/>
-          <w:color w:val="C45911" w:themeColor="accent2" w:themeShade="BF"/>
-          <w:sz w:val="24"/>
-        </w:rPr>
-        <w:t>constructors throw exception?</w:t>
-      </w:r>
-    </w:p>
-    <w:p>
-      <w:pPr>
-        <w:rPr>
-          <w:sz w:val="24"/>
-          <w:lang w:eastAsia="en-IN"/>
-        </w:rPr>
-      </w:pPr>
-      <w:r>
-        <w:rPr>
-          <w:sz w:val="24"/>
-          <w:lang w:eastAsia="en-IN"/>
-        </w:rPr>
-        <w:t>Yes, constructors can throw both checked and unchecked exceptions. If a constructor throws an exception, object creation fails and the caller receives the exception.</w:t>
-      </w:r>
-    </w:p>
-    <w:p>
-      <w:pPr>
-        <w:rPr>
-          <w:sz w:val="24"/>
-          <w:lang w:eastAsia="en-IN"/>
-        </w:rPr>
-      </w:pPr>
-      <w:r>
-        <w:rPr>
-          <w:sz w:val="24"/>
-          <w:lang w:eastAsia="en-IN"/>
-        </w:rPr>
-        <w:t xml:space="preserve">When constructor throw exception: </w:t>
-      </w:r>
-      <w:r>
-        <w:rPr>
-          <w:sz w:val="24"/>
-          <w:lang w:eastAsia="en-IN"/>
-        </w:rPr>
-        <w:t xml:space="preserve">When an object </w:t>
-      </w:r>
-      <w:r>
-        <w:rPr>
-          <w:b/>
-          <w:bCs/>
-          <w:sz w:val="24"/>
-          <w:lang w:eastAsia="en-IN"/>
-        </w:rPr>
-        <w:t>cannot be created in a valid state</w:t>
-      </w:r>
-      <w:r>
-        <w:rPr>
-          <w:sz w:val="24"/>
-          <w:lang w:eastAsia="en-IN"/>
-        </w:rPr>
-        <w:t>.</w:t>
-      </w:r>
-    </w:p>
-    <w:p>
-      <w:pPr>
-        <w:shd w:val="clear" w:color="auto" w:fill="1E1F22"/>
-        <w:tabs>
-          <w:tab w:val="left" w:pos="916"/>
-          <w:tab w:val="left" w:pos="1832"/>
-          <w:tab w:val="left" w:pos="2748"/>
-          <w:tab w:val="left" w:pos="3664"/>
-          <w:tab w:val="left" w:pos="4580"/>
-          <w:tab w:val="left" w:pos="5496"/>
-          <w:tab w:val="left" w:pos="6412"/>
-          <w:tab w:val="left" w:pos="7328"/>
-          <w:tab w:val="left" w:pos="8244"/>
-          <w:tab w:val="left" w:pos="9160"/>
-          <w:tab w:val="left" w:pos="10076"/>
-          <w:tab w:val="left" w:pos="10992"/>
-          <w:tab w:val="left" w:pos="11908"/>
-          <w:tab w:val="left" w:pos="12824"/>
-          <w:tab w:val="left" w:pos="13740"/>
-          <w:tab w:val="left" w:pos="14656"/>
-        </w:tabs>
-        <w:spacing w:after="0" w:line="240" w:lineRule="auto"/>
-        <w:rPr>
-          <w:rFonts w:ascii="Comic Sans MS" w:eastAsia="Times New Roman" w:hAnsi="Comic Sans MS" w:cs="Courier New"/>
-          <w:color w:val="BCBEC4"/>
-          <w:sz w:val="20"/>
-          <w:szCs w:val="20"/>
-          <w:lang w:eastAsia="en-IN"/>
-        </w:rPr>
-      </w:pPr>
-      <w:proofErr w:type="gramStart"/>
-      <w:r>
-        <w:rPr>
-          <w:rFonts w:ascii="Comic Sans MS" w:eastAsia="Times New Roman" w:hAnsi="Comic Sans MS" w:cs="Courier New"/>
-          <w:color w:val="CF8E6D"/>
-          <w:sz w:val="20"/>
-          <w:szCs w:val="20"/>
-          <w:lang w:eastAsia="en-IN"/>
-        </w:rPr>
-        <w:t>class</w:t>
-      </w:r>
-      <w:proofErr w:type="gramEnd"/>
-      <w:r>
-        <w:rPr>
-          <w:rFonts w:ascii="Comic Sans MS" w:eastAsia="Times New Roman" w:hAnsi="Comic Sans MS" w:cs="Courier New"/>
-          <w:color w:val="CF8E6D"/>
-          <w:sz w:val="20"/>
-          <w:szCs w:val="20"/>
-          <w:lang w:eastAsia="en-IN"/>
-        </w:rPr>
-        <w:t xml:space="preserve"> </w:t>
-      </w:r>
-      <w:proofErr w:type="spellStart"/>
-      <w:r>
-        <w:rPr>
-          <w:rFonts w:ascii="Comic Sans MS" w:eastAsia="Times New Roman" w:hAnsi="Comic Sans MS" w:cs="Courier New"/>
-          <w:color w:val="BCBEC4"/>
-          <w:sz w:val="20"/>
-          <w:szCs w:val="20"/>
-          <w:lang w:eastAsia="en-IN"/>
-        </w:rPr>
-        <w:t>BankAccount</w:t>
-      </w:r>
-      <w:proofErr w:type="spellEnd"/>
-      <w:r>
-        <w:rPr>
-          <w:rFonts w:ascii="Comic Sans MS" w:eastAsia="Times New Roman" w:hAnsi="Comic Sans MS" w:cs="Courier New"/>
-          <w:color w:val="BCBEC4"/>
-          <w:sz w:val="20"/>
-          <w:szCs w:val="20"/>
-          <w:lang w:eastAsia="en-IN"/>
-        </w:rPr>
-        <w:t xml:space="preserve"> {</w:t>
-      </w:r>
-      <w:r>
-        <w:rPr>
-          <w:rFonts w:ascii="Comic Sans MS" w:eastAsia="Times New Roman" w:hAnsi="Comic Sans MS" w:cs="Courier New"/>
-          <w:color w:val="BCBEC4"/>
-          <w:sz w:val="20"/>
-          <w:szCs w:val="20"/>
-          <w:lang w:eastAsia="en-IN"/>
-        </w:rPr>
-        <w:br/>
-      </w:r>
-      <w:r>
-        <w:rPr>
-          <w:rFonts w:ascii="Comic Sans MS" w:eastAsia="Times New Roman" w:hAnsi="Comic Sans MS" w:cs="Courier New"/>
-          <w:color w:val="BCBEC4"/>
-          <w:sz w:val="20"/>
-          <w:szCs w:val="20"/>
-          <w:lang w:eastAsia="en-IN"/>
-        </w:rPr>
-        <w:br/>
-        <w:t xml:space="preserve">    </w:t>
-      </w:r>
-      <w:proofErr w:type="spellStart"/>
-      <w:r>
-        <w:rPr>
-          <w:rFonts w:ascii="Comic Sans MS" w:eastAsia="Times New Roman" w:hAnsi="Comic Sans MS" w:cs="Courier New"/>
-          <w:color w:val="56A8F5"/>
-          <w:sz w:val="20"/>
-          <w:szCs w:val="20"/>
-          <w:lang w:eastAsia="en-IN"/>
-        </w:rPr>
-        <w:t>BankAccount</w:t>
-      </w:r>
-      <w:proofErr w:type="spellEnd"/>
-      <w:r>
-        <w:rPr>
-          <w:rFonts w:ascii="Comic Sans MS" w:eastAsia="Times New Roman" w:hAnsi="Comic Sans MS" w:cs="Courier New"/>
-          <w:color w:val="BCBEC4"/>
-          <w:sz w:val="20"/>
-          <w:szCs w:val="20"/>
-          <w:lang w:eastAsia="en-IN"/>
-        </w:rPr>
-        <w:t>(</w:t>
-      </w:r>
-      <w:r>
-        <w:rPr>
-          <w:rFonts w:ascii="Comic Sans MS" w:eastAsia="Times New Roman" w:hAnsi="Comic Sans MS" w:cs="Courier New"/>
-          <w:color w:val="CF8E6D"/>
-          <w:sz w:val="20"/>
-          <w:szCs w:val="20"/>
-          <w:lang w:eastAsia="en-IN"/>
-        </w:rPr>
-        <w:t xml:space="preserve">double </w:t>
-      </w:r>
-      <w:r>
-        <w:rPr>
-          <w:rFonts w:ascii="Comic Sans MS" w:eastAsia="Times New Roman" w:hAnsi="Comic Sans MS" w:cs="Courier New"/>
-          <w:color w:val="BCBEC4"/>
-          <w:sz w:val="20"/>
-          <w:szCs w:val="20"/>
-          <w:lang w:eastAsia="en-IN"/>
-        </w:rPr>
-        <w:t>balance) {</w:t>
-      </w:r>
-      <w:r>
-        <w:rPr>
-          <w:rFonts w:ascii="Comic Sans MS" w:eastAsia="Times New Roman" w:hAnsi="Comic Sans MS" w:cs="Courier New"/>
-          <w:color w:val="BCBEC4"/>
-          <w:sz w:val="20"/>
-          <w:szCs w:val="20"/>
-          <w:lang w:eastAsia="en-IN"/>
-        </w:rPr>
-        <w:br/>
-        <w:t xml:space="preserve">        </w:t>
-      </w:r>
-      <w:r>
-        <w:rPr>
-          <w:rFonts w:ascii="Comic Sans MS" w:eastAsia="Times New Roman" w:hAnsi="Comic Sans MS" w:cs="Courier New"/>
-          <w:color w:val="CF8E6D"/>
-          <w:sz w:val="20"/>
-          <w:szCs w:val="20"/>
-          <w:lang w:eastAsia="en-IN"/>
-        </w:rPr>
-        <w:t xml:space="preserve">if </w:t>
-      </w:r>
-      <w:r>
-        <w:rPr>
-          <w:rFonts w:ascii="Comic Sans MS" w:eastAsia="Times New Roman" w:hAnsi="Comic Sans MS" w:cs="Courier New"/>
-          <w:color w:val="BCBEC4"/>
-          <w:sz w:val="20"/>
-          <w:szCs w:val="20"/>
-          <w:lang w:eastAsia="en-IN"/>
-        </w:rPr>
-        <w:t xml:space="preserve">(balance &lt; </w:t>
-      </w:r>
-      <w:r>
-        <w:rPr>
-          <w:rFonts w:ascii="Comic Sans MS" w:eastAsia="Times New Roman" w:hAnsi="Comic Sans MS" w:cs="Courier New"/>
-          <w:color w:val="2AACB8"/>
-          <w:sz w:val="20"/>
-          <w:szCs w:val="20"/>
-          <w:lang w:eastAsia="en-IN"/>
-        </w:rPr>
-        <w:t>0</w:t>
-      </w:r>
-      <w:r>
-        <w:rPr>
-          <w:rFonts w:ascii="Comic Sans MS" w:eastAsia="Times New Roman" w:hAnsi="Comic Sans MS" w:cs="Courier New"/>
-          <w:color w:val="BCBEC4"/>
-          <w:sz w:val="20"/>
-          <w:szCs w:val="20"/>
-          <w:lang w:eastAsia="en-IN"/>
-        </w:rPr>
-        <w:t>) {</w:t>
-      </w:r>
-      <w:r>
-        <w:rPr>
-          <w:rFonts w:ascii="Comic Sans MS" w:eastAsia="Times New Roman" w:hAnsi="Comic Sans MS" w:cs="Courier New"/>
-          <w:color w:val="BCBEC4"/>
-          <w:sz w:val="20"/>
-          <w:szCs w:val="20"/>
-          <w:lang w:eastAsia="en-IN"/>
-        </w:rPr>
-        <w:br/>
-        <w:t xml:space="preserve">            </w:t>
-      </w:r>
-      <w:r>
-        <w:rPr>
-          <w:rFonts w:ascii="Comic Sans MS" w:eastAsia="Times New Roman" w:hAnsi="Comic Sans MS" w:cs="Courier New"/>
-          <w:color w:val="CF8E6D"/>
-          <w:sz w:val="20"/>
-          <w:szCs w:val="20"/>
-          <w:lang w:eastAsia="en-IN"/>
-        </w:rPr>
-        <w:t xml:space="preserve">throw new </w:t>
-      </w:r>
-      <w:proofErr w:type="spellStart"/>
-      <w:r>
-        <w:rPr>
-          <w:rFonts w:ascii="Comic Sans MS" w:eastAsia="Times New Roman" w:hAnsi="Comic Sans MS" w:cs="Courier New"/>
-          <w:color w:val="BCBEC4"/>
-          <w:sz w:val="20"/>
-          <w:szCs w:val="20"/>
-          <w:lang w:eastAsia="en-IN"/>
-        </w:rPr>
-        <w:t>IllegalArgumentException</w:t>
-      </w:r>
-      <w:proofErr w:type="spellEnd"/>
-      <w:r>
-        <w:rPr>
-          <w:rFonts w:ascii="Comic Sans MS" w:eastAsia="Times New Roman" w:hAnsi="Comic Sans MS" w:cs="Courier New"/>
-          <w:color w:val="BCBEC4"/>
-          <w:sz w:val="20"/>
-          <w:szCs w:val="20"/>
-          <w:lang w:eastAsia="en-IN"/>
-        </w:rPr>
-        <w:t>(</w:t>
-      </w:r>
-      <w:r>
-        <w:rPr>
-          <w:rFonts w:ascii="Comic Sans MS" w:eastAsia="Times New Roman" w:hAnsi="Comic Sans MS" w:cs="Courier New"/>
-          <w:color w:val="BCBEC4"/>
-          <w:sz w:val="20"/>
-          <w:szCs w:val="20"/>
-          <w:lang w:eastAsia="en-IN"/>
-        </w:rPr>
-        <w:br/>
-        <w:t xml:space="preserve">                    </w:t>
-      </w:r>
-      <w:r>
-        <w:rPr>
-          <w:rFonts w:ascii="Comic Sans MS" w:eastAsia="Times New Roman" w:hAnsi="Comic Sans MS" w:cs="Courier New"/>
-          <w:color w:val="6AAB73"/>
-          <w:sz w:val="20"/>
-          <w:szCs w:val="20"/>
-          <w:lang w:eastAsia="en-IN"/>
-        </w:rPr>
-        <w:t>"Balance cannot be negative"</w:t>
-      </w:r>
-      <w:r>
-        <w:rPr>
-          <w:rFonts w:ascii="Comic Sans MS" w:eastAsia="Times New Roman" w:hAnsi="Comic Sans MS" w:cs="Courier New"/>
-          <w:color w:val="6AAB73"/>
-          <w:sz w:val="20"/>
-          <w:szCs w:val="20"/>
-          <w:lang w:eastAsia="en-IN"/>
-        </w:rPr>
-        <w:br/>
-        <w:t xml:space="preserve">            </w:t>
-      </w:r>
-      <w:r>
-        <w:rPr>
-          <w:rFonts w:ascii="Comic Sans MS" w:eastAsia="Times New Roman" w:hAnsi="Comic Sans MS" w:cs="Courier New"/>
-          <w:color w:val="BCBEC4"/>
-          <w:sz w:val="20"/>
-          <w:szCs w:val="20"/>
-          <w:lang w:eastAsia="en-IN"/>
-        </w:rPr>
-        <w:t>);</w:t>
-      </w:r>
-      <w:r>
-        <w:rPr>
-          <w:rFonts w:ascii="Comic Sans MS" w:eastAsia="Times New Roman" w:hAnsi="Comic Sans MS" w:cs="Courier New"/>
-          <w:color w:val="BCBEC4"/>
-          <w:sz w:val="20"/>
-          <w:szCs w:val="20"/>
-          <w:lang w:eastAsia="en-IN"/>
-        </w:rPr>
-        <w:br/>
-        <w:t xml:space="preserve">        }</w:t>
-      </w:r>
-      <w:r>
-        <w:rPr>
-          <w:rFonts w:ascii="Comic Sans MS" w:eastAsia="Times New Roman" w:hAnsi="Comic Sans MS" w:cs="Courier New"/>
-          <w:color w:val="BCBEC4"/>
-          <w:sz w:val="20"/>
-          <w:szCs w:val="20"/>
-          <w:lang w:eastAsia="en-IN"/>
-        </w:rPr>
-        <w:br/>
-        <w:t xml:space="preserve">    }</w:t>
-      </w:r>
-      <w:r>
-        <w:rPr>
-          <w:rFonts w:ascii="Comic Sans MS" w:eastAsia="Times New Roman" w:hAnsi="Comic Sans MS" w:cs="Courier New"/>
-          <w:color w:val="BCBEC4"/>
-          <w:sz w:val="20"/>
-          <w:szCs w:val="20"/>
-          <w:lang w:eastAsia="en-IN"/>
-        </w:rPr>
-        <w:br/>
-        <w:t>}</w:t>
-      </w:r>
-    </w:p>
-    <w:p>
-      <w:pPr>
-        <w:rPr>
-          <w:sz w:val="24"/>
-        </w:rPr>
-      </w:pPr>
-    </w:p>
-    <w:p>
-      <w:pPr>
-        <w:rPr>
-          <w:sz w:val="24"/>
-        </w:rPr>
-      </w:pPr>
-    </w:p>
-    <w:p>
-      <w:pPr>
-        <w:rPr>
-          <w:sz w:val="24"/>
-        </w:rPr>
-      </w:pPr>
-    </w:p>
-    <w:p>
-      <w:pPr>
-        <w:rPr>
-          <w:b/>
-          <w:color w:val="C45911" w:themeColor="accent2" w:themeShade="BF"/>
-        </w:rPr>
-      </w:pPr>
-      <w:r>
-        <w:rPr>
-          <w:b/>
-          <w:color w:val="C45911" w:themeColor="accent2" w:themeShade="BF"/>
-          <w:sz w:val="24"/>
-          <w:lang w:eastAsia="en-IN"/>
-        </w:rPr>
-        <w:t>7</w:t>
-      </w:r>
-      <w:r>
-        <w:rPr>
-          <w:b/>
-          <w:color w:val="C45911" w:themeColor="accent2" w:themeShade="BF"/>
-          <w:sz w:val="24"/>
-          <w:lang w:eastAsia="en-IN"/>
-        </w:rPr>
-        <w:t xml:space="preserve">. </w:t>
-      </w:r>
-      <w:r>
-        <w:rPr>
-          <w:b/>
-          <w:color w:val="C45911" w:themeColor="accent2" w:themeShade="BF"/>
-          <w:sz w:val="24"/>
-        </w:rPr>
-        <w:t>What happens if both try and finally throw exceptions?</w:t>
-      </w:r>
-    </w:p>
-    <w:p>
-      <w:pPr>
-        <w:rPr>
-          <w:sz w:val="24"/>
-          <w:lang w:eastAsia="en-IN"/>
-        </w:rPr>
-      </w:pPr>
-      <w:r>
-        <w:rPr>
-          <w:sz w:val="24"/>
-          <w:lang w:eastAsia="en-IN"/>
-        </w:rPr>
-        <w:t xml:space="preserve">If </w:t>
-      </w:r>
-      <w:r>
-        <w:rPr>
-          <w:b/>
-          <w:bCs/>
-          <w:sz w:val="24"/>
-          <w:lang w:eastAsia="en-IN"/>
-        </w:rPr>
-        <w:t>both try and finally throw exceptions</w:t>
-      </w:r>
-      <w:r>
-        <w:rPr>
-          <w:sz w:val="24"/>
-          <w:lang w:eastAsia="en-IN"/>
-        </w:rPr>
-        <w:t xml:space="preserve">, the exception from the </w:t>
-      </w:r>
-      <w:r>
-        <w:rPr>
-          <w:b/>
-          <w:bCs/>
-          <w:sz w:val="24"/>
-          <w:lang w:eastAsia="en-IN"/>
-        </w:rPr>
-        <w:t>finally block wins</w:t>
-      </w:r>
-      <w:r>
-        <w:rPr>
-          <w:sz w:val="24"/>
-          <w:lang w:eastAsia="en-IN"/>
-        </w:rPr>
-        <w:t xml:space="preserve"> and the exception from try is effectively </w:t>
-      </w:r>
-      <w:r>
-        <w:rPr>
-          <w:b/>
-          <w:bCs/>
-          <w:sz w:val="24"/>
-          <w:lang w:eastAsia="en-IN"/>
-        </w:rPr>
-        <w:t>suppressed from normal propagation</w:t>
-      </w:r>
-      <w:r>
-        <w:rPr>
-          <w:sz w:val="24"/>
-          <w:lang w:eastAsia="en-IN"/>
-        </w:rPr>
-        <w:t>.</w:t>
-      </w:r>
-    </w:p>
-    <w:p>
-      <w:pPr>
-        <w:shd w:val="clear" w:color="auto" w:fill="121314"/>
-        <w:spacing w:after="0" w:line="285" w:lineRule="atLeast"/>
-        <w:rPr>
-          <w:rFonts w:ascii="Consolas" w:eastAsia="Times New Roman" w:hAnsi="Consolas" w:cs="Times New Roman"/>
-          <w:color w:val="BBBEBF"/>
-          <w:sz w:val="21"/>
-          <w:szCs w:val="21"/>
-          <w:lang w:eastAsia="en-IN"/>
-        </w:rPr>
-      </w:pPr>
-    </w:p>
-    <w:p>
-      <w:pPr>
-        <w:shd w:val="clear" w:color="auto" w:fill="121314"/>
-        <w:spacing w:after="0" w:line="285" w:lineRule="atLeast"/>
-        <w:rPr>
-          <w:rFonts w:ascii="Consolas" w:eastAsia="Times New Roman" w:hAnsi="Consolas" w:cs="Times New Roman"/>
-          <w:color w:val="BBBEBF"/>
-          <w:sz w:val="21"/>
-          <w:szCs w:val="21"/>
-          <w:lang w:eastAsia="en-IN"/>
-        </w:rPr>
-      </w:pPr>
-      <w:proofErr w:type="gramStart"/>
-      <w:r>
-        <w:rPr>
-          <w:rFonts w:ascii="Consolas" w:eastAsia="Times New Roman" w:hAnsi="Consolas" w:cs="Times New Roman"/>
-          <w:color w:val="BBBEBF"/>
-          <w:sz w:val="21"/>
-          <w:szCs w:val="21"/>
-          <w:lang w:eastAsia="en-IN"/>
-        </w:rPr>
-        <w:t>public</w:t>
-      </w:r>
-      <w:proofErr w:type="gramEnd"/>
-      <w:r>
-        <w:rPr>
-          <w:rFonts w:ascii="Consolas" w:eastAsia="Times New Roman" w:hAnsi="Consolas" w:cs="Times New Roman"/>
-          <w:color w:val="BBBEBF"/>
-          <w:sz w:val="21"/>
-          <w:szCs w:val="21"/>
-          <w:lang w:eastAsia="en-IN"/>
-        </w:rPr>
-        <w:t xml:space="preserve"> static void test() {</w:t>
-      </w:r>
-    </w:p>
-    <w:p>
-      <w:pPr>
-        <w:shd w:val="clear" w:color="auto" w:fill="121314"/>
-        <w:spacing w:after="0" w:line="285" w:lineRule="atLeast"/>
-        <w:rPr>
-          <w:rFonts w:ascii="Consolas" w:eastAsia="Times New Roman" w:hAnsi="Consolas" w:cs="Times New Roman"/>
-          <w:color w:val="BBBEBF"/>
-          <w:sz w:val="21"/>
-          <w:szCs w:val="21"/>
-          <w:lang w:eastAsia="en-IN"/>
-        </w:rPr>
-      </w:pPr>
-      <w:r>
-        <w:rPr>
-          <w:rFonts w:ascii="Consolas" w:eastAsia="Times New Roman" w:hAnsi="Consolas" w:cs="Times New Roman"/>
-          <w:color w:val="BBBEBF"/>
-          <w:sz w:val="21"/>
-          <w:szCs w:val="21"/>
-          <w:lang w:eastAsia="en-IN"/>
-        </w:rPr>
-        <w:t xml:space="preserve">    </w:t>
-      </w:r>
-      <w:proofErr w:type="gramStart"/>
-      <w:r>
-        <w:rPr>
-          <w:rFonts w:ascii="Consolas" w:eastAsia="Times New Roman" w:hAnsi="Consolas" w:cs="Times New Roman"/>
-          <w:color w:val="C586C0"/>
-          <w:sz w:val="21"/>
-          <w:szCs w:val="21"/>
-          <w:lang w:eastAsia="en-IN"/>
-        </w:rPr>
-        <w:t>try</w:t>
-      </w:r>
-      <w:proofErr w:type="gramEnd"/>
-      <w:r>
-        <w:rPr>
-          <w:rFonts w:ascii="Consolas" w:eastAsia="Times New Roman" w:hAnsi="Consolas" w:cs="Times New Roman"/>
-          <w:color w:val="BBBEBF"/>
-          <w:sz w:val="21"/>
-          <w:szCs w:val="21"/>
-          <w:lang w:eastAsia="en-IN"/>
-        </w:rPr>
-        <w:t xml:space="preserve"> {</w:t>
-      </w:r>
-    </w:p>
-    <w:p>
-      <w:pPr>
-        <w:shd w:val="clear" w:color="auto" w:fill="121314"/>
-        <w:spacing w:after="0" w:line="285" w:lineRule="atLeast"/>
-        <w:rPr>
-          <w:rFonts w:ascii="Consolas" w:eastAsia="Times New Roman" w:hAnsi="Consolas" w:cs="Times New Roman"/>
-          <w:color w:val="BBBEBF"/>
-          <w:sz w:val="21"/>
-          <w:szCs w:val="21"/>
-          <w:lang w:eastAsia="en-IN"/>
-        </w:rPr>
-      </w:pPr>
-      <w:r>
-        <w:rPr>
-          <w:rFonts w:ascii="Consolas" w:eastAsia="Times New Roman" w:hAnsi="Consolas" w:cs="Times New Roman"/>
-          <w:color w:val="BBBEBF"/>
-          <w:sz w:val="21"/>
-          <w:szCs w:val="21"/>
-          <w:lang w:eastAsia="en-IN"/>
-        </w:rPr>
-        <w:t xml:space="preserve">        </w:t>
-      </w:r>
-      <w:proofErr w:type="gramStart"/>
-      <w:r>
-        <w:rPr>
-          <w:rFonts w:ascii="Consolas" w:eastAsia="Times New Roman" w:hAnsi="Consolas" w:cs="Times New Roman"/>
-          <w:color w:val="BBBEBF"/>
-          <w:sz w:val="21"/>
-          <w:szCs w:val="21"/>
-          <w:lang w:eastAsia="en-IN"/>
-        </w:rPr>
-        <w:t>throw</w:t>
-      </w:r>
-      <w:proofErr w:type="gramEnd"/>
-      <w:r>
-        <w:rPr>
-          <w:rFonts w:ascii="Consolas" w:eastAsia="Times New Roman" w:hAnsi="Consolas" w:cs="Times New Roman"/>
-          <w:color w:val="BBBEBF"/>
-          <w:sz w:val="21"/>
-          <w:szCs w:val="21"/>
-          <w:lang w:eastAsia="en-IN"/>
-        </w:rPr>
-        <w:t xml:space="preserve"> new </w:t>
-      </w:r>
-      <w:proofErr w:type="spellStart"/>
-      <w:r>
-        <w:rPr>
-          <w:rFonts w:ascii="Consolas" w:eastAsia="Times New Roman" w:hAnsi="Consolas" w:cs="Times New Roman"/>
-          <w:color w:val="BBBEBF"/>
-          <w:sz w:val="21"/>
-          <w:szCs w:val="21"/>
-          <w:lang w:eastAsia="en-IN"/>
-        </w:rPr>
-        <w:t>RuntimeException</w:t>
-      </w:r>
-      <w:proofErr w:type="spellEnd"/>
-      <w:r>
-        <w:rPr>
-          <w:rFonts w:ascii="Consolas" w:eastAsia="Times New Roman" w:hAnsi="Consolas" w:cs="Times New Roman"/>
-          <w:color w:val="BBBEBF"/>
-          <w:sz w:val="21"/>
-          <w:szCs w:val="21"/>
-          <w:lang w:eastAsia="en-IN"/>
-        </w:rPr>
-        <w:t>(</w:t>
-      </w:r>
-      <w:r>
-        <w:rPr>
-          <w:rFonts w:ascii="Consolas" w:eastAsia="Times New Roman" w:hAnsi="Consolas" w:cs="Times New Roman"/>
-          <w:color w:val="A5D6FF"/>
-          <w:sz w:val="21"/>
-          <w:szCs w:val="21"/>
-          <w:lang w:eastAsia="en-IN"/>
-        </w:rPr>
-        <w:t>"Exception from TRY"</w:t>
-      </w:r>
-      <w:r>
-        <w:rPr>
-          <w:rFonts w:ascii="Consolas" w:eastAsia="Times New Roman" w:hAnsi="Consolas" w:cs="Times New Roman"/>
-          <w:color w:val="BBBEBF"/>
-          <w:sz w:val="21"/>
-          <w:szCs w:val="21"/>
-          <w:lang w:eastAsia="en-IN"/>
-        </w:rPr>
-        <w:t>);</w:t>
-      </w:r>
-    </w:p>
-    <w:p>
-      <w:pPr>
-        <w:shd w:val="clear" w:color="auto" w:fill="121314"/>
-        <w:spacing w:after="0" w:line="285" w:lineRule="atLeast"/>
-        <w:rPr>
-          <w:rFonts w:ascii="Consolas" w:eastAsia="Times New Roman" w:hAnsi="Consolas" w:cs="Times New Roman"/>
-          <w:color w:val="BBBEBF"/>
-          <w:sz w:val="21"/>
-          <w:szCs w:val="21"/>
-          <w:lang w:eastAsia="en-IN"/>
-        </w:rPr>
-      </w:pPr>
-      <w:r>
-        <w:rPr>
-          <w:rFonts w:ascii="Consolas" w:eastAsia="Times New Roman" w:hAnsi="Consolas" w:cs="Times New Roman"/>
-          <w:color w:val="BBBEBF"/>
-          <w:sz w:val="21"/>
-          <w:szCs w:val="21"/>
-          <w:lang w:eastAsia="en-IN"/>
-        </w:rPr>
-        <w:t xml:space="preserve">    } </w:t>
-      </w:r>
-      <w:r>
-        <w:rPr>
-          <w:rFonts w:ascii="Consolas" w:eastAsia="Times New Roman" w:hAnsi="Consolas" w:cs="Times New Roman"/>
-          <w:color w:val="C586C0"/>
-          <w:sz w:val="21"/>
-          <w:szCs w:val="21"/>
-          <w:lang w:eastAsia="en-IN"/>
-        </w:rPr>
-        <w:t>finally</w:t>
-      </w:r>
-      <w:r>
-        <w:rPr>
-          <w:rFonts w:ascii="Consolas" w:eastAsia="Times New Roman" w:hAnsi="Consolas" w:cs="Times New Roman"/>
-          <w:color w:val="BBBEBF"/>
-          <w:sz w:val="21"/>
-          <w:szCs w:val="21"/>
-          <w:lang w:eastAsia="en-IN"/>
-        </w:rPr>
-        <w:t xml:space="preserve"> {</w:t>
-      </w:r>
-    </w:p>
-    <w:p>
-      <w:pPr>
-        <w:shd w:val="clear" w:color="auto" w:fill="121314"/>
-        <w:spacing w:after="0" w:line="285" w:lineRule="atLeast"/>
-        <w:rPr>
-          <w:rFonts w:ascii="Consolas" w:eastAsia="Times New Roman" w:hAnsi="Consolas" w:cs="Times New Roman"/>
-          <w:color w:val="BBBEBF"/>
-          <w:sz w:val="21"/>
-          <w:szCs w:val="21"/>
-          <w:lang w:eastAsia="en-IN"/>
-        </w:rPr>
-      </w:pPr>
-      <w:r>
-        <w:rPr>
-          <w:rFonts w:ascii="Consolas" w:eastAsia="Times New Roman" w:hAnsi="Consolas" w:cs="Times New Roman"/>
-          <w:color w:val="BBBEBF"/>
-          <w:sz w:val="21"/>
-          <w:szCs w:val="21"/>
-          <w:lang w:eastAsia="en-IN"/>
-        </w:rPr>
-        <w:t xml:space="preserve">        </w:t>
-      </w:r>
-      <w:proofErr w:type="gramStart"/>
-      <w:r>
-        <w:rPr>
-          <w:rFonts w:ascii="Consolas" w:eastAsia="Times New Roman" w:hAnsi="Consolas" w:cs="Times New Roman"/>
-          <w:color w:val="BBBEBF"/>
-          <w:sz w:val="21"/>
-          <w:szCs w:val="21"/>
-          <w:lang w:eastAsia="en-IN"/>
-        </w:rPr>
-        <w:t>throw</w:t>
-      </w:r>
-      <w:proofErr w:type="gramEnd"/>
-      <w:r>
-        <w:rPr>
-          <w:rFonts w:ascii="Consolas" w:eastAsia="Times New Roman" w:hAnsi="Consolas" w:cs="Times New Roman"/>
-          <w:color w:val="BBBEBF"/>
-          <w:sz w:val="21"/>
-          <w:szCs w:val="21"/>
-          <w:lang w:eastAsia="en-IN"/>
-        </w:rPr>
-        <w:t xml:space="preserve"> new </w:t>
-      </w:r>
-      <w:proofErr w:type="spellStart"/>
-      <w:r>
-        <w:rPr>
-          <w:rFonts w:ascii="Consolas" w:eastAsia="Times New Roman" w:hAnsi="Consolas" w:cs="Times New Roman"/>
-          <w:color w:val="BBBEBF"/>
-          <w:sz w:val="21"/>
-          <w:szCs w:val="21"/>
-          <w:lang w:eastAsia="en-IN"/>
-        </w:rPr>
-        <w:t>RuntimeException</w:t>
-      </w:r>
-      <w:proofErr w:type="spellEnd"/>
-      <w:r>
-        <w:rPr>
-          <w:rFonts w:ascii="Consolas" w:eastAsia="Times New Roman" w:hAnsi="Consolas" w:cs="Times New Roman"/>
-          <w:color w:val="BBBEBF"/>
-          <w:sz w:val="21"/>
-          <w:szCs w:val="21"/>
-          <w:lang w:eastAsia="en-IN"/>
-        </w:rPr>
-        <w:t>(</w:t>
-      </w:r>
-      <w:r>
-        <w:rPr>
-          <w:rFonts w:ascii="Consolas" w:eastAsia="Times New Roman" w:hAnsi="Consolas" w:cs="Times New Roman"/>
-          <w:color w:val="A5D6FF"/>
-          <w:sz w:val="21"/>
-          <w:szCs w:val="21"/>
-          <w:lang w:eastAsia="en-IN"/>
-        </w:rPr>
-        <w:t>"Exception from FINALLY"</w:t>
-      </w:r>
-      <w:r>
-        <w:rPr>
-          <w:rFonts w:ascii="Consolas" w:eastAsia="Times New Roman" w:hAnsi="Consolas" w:cs="Times New Roman"/>
-          <w:color w:val="BBBEBF"/>
-          <w:sz w:val="21"/>
-          <w:szCs w:val="21"/>
-          <w:lang w:eastAsia="en-IN"/>
-        </w:rPr>
-        <w:t>);</w:t>
-      </w:r>
-    </w:p>
-    <w:p>
-      <w:pPr>
-        <w:shd w:val="clear" w:color="auto" w:fill="121314"/>
-        <w:spacing w:after="0" w:line="285" w:lineRule="atLeast"/>
-        <w:rPr>
-          <w:rFonts w:ascii="Consolas" w:eastAsia="Times New Roman" w:hAnsi="Consolas" w:cs="Times New Roman"/>
-          <w:color w:val="BBBEBF"/>
-          <w:sz w:val="21"/>
-          <w:szCs w:val="21"/>
-          <w:lang w:eastAsia="en-IN"/>
-        </w:rPr>
-      </w:pPr>
-      <w:r>
-        <w:rPr>
-          <w:rFonts w:ascii="Consolas" w:eastAsia="Times New Roman" w:hAnsi="Consolas" w:cs="Times New Roman"/>
-          <w:color w:val="BBBEBF"/>
-          <w:sz w:val="21"/>
-          <w:szCs w:val="21"/>
-          <w:lang w:eastAsia="en-IN"/>
-        </w:rPr>
-        <w:t>    }</w:t>
-      </w:r>
-    </w:p>
-    <w:p>
-      <w:pPr>
-        <w:shd w:val="clear" w:color="auto" w:fill="121314"/>
-        <w:spacing w:after="0" w:line="285" w:lineRule="atLeast"/>
-        <w:rPr>
-          <w:rFonts w:ascii="Consolas" w:eastAsia="Times New Roman" w:hAnsi="Consolas" w:cs="Times New Roman"/>
-          <w:color w:val="BBBEBF"/>
-          <w:sz w:val="21"/>
-          <w:szCs w:val="21"/>
-          <w:lang w:eastAsia="en-IN"/>
-        </w:rPr>
-      </w:pPr>
-      <w:r>
-        <w:rPr>
-          <w:rFonts w:ascii="Consolas" w:eastAsia="Times New Roman" w:hAnsi="Consolas" w:cs="Times New Roman"/>
-          <w:color w:val="BBBEBF"/>
-          <w:sz w:val="21"/>
-          <w:szCs w:val="21"/>
-          <w:lang w:eastAsia="en-IN"/>
-        </w:rPr>
-        <w:t>}</w:t>
-      </w:r>
-    </w:p>
-    <w:p>
-      <w:pPr>
-        <w:shd w:val="clear" w:color="auto" w:fill="121314"/>
-        <w:spacing w:after="0" w:line="285" w:lineRule="atLeast"/>
-        <w:rPr>
-          <w:rFonts w:ascii="Consolas" w:eastAsia="Times New Roman" w:hAnsi="Consolas" w:cs="Times New Roman"/>
-          <w:color w:val="BBBEBF"/>
-          <w:sz w:val="21"/>
-          <w:szCs w:val="21"/>
-          <w:lang w:eastAsia="en-IN"/>
-        </w:rPr>
-      </w:pPr>
-    </w:p>
-    <w:p>
-      <w:pPr>
-        <w:spacing w:before="240" w:after="0"/>
-        <w:rPr>
-          <w:sz w:val="24"/>
-        </w:rPr>
-      </w:pPr>
-      <w:r>
-        <w:rPr>
-          <w:sz w:val="24"/>
-        </w:rPr>
-        <w:t xml:space="preserve">The "Exception from TRY" is </w:t>
-      </w:r>
-      <w:r>
-        <w:rPr>
-          <w:b/>
-          <w:bCs/>
-          <w:sz w:val="24"/>
-        </w:rPr>
-        <w:t>not the exception that propagates to the caller</w:t>
-      </w:r>
-      <w:r>
-        <w:rPr>
-          <w:sz w:val="24"/>
-        </w:rPr>
-        <w:t>.</w:t>
-      </w:r>
-    </w:p>
-    <w:p>
-      <w:pPr>
-        <w:rPr>
-          <w:sz w:val="24"/>
-        </w:rPr>
-      </w:pPr>
-      <w:r>
-        <w:rPr>
-          <w:sz w:val="24"/>
-        </w:rPr>
-        <w:t xml:space="preserve">This is dangerous as </w:t>
-      </w:r>
-      <w:proofErr w:type="gramStart"/>
-      <w:r>
-        <w:rPr>
-          <w:sz w:val="24"/>
-        </w:rPr>
-        <w:t>You</w:t>
-      </w:r>
-      <w:proofErr w:type="gramEnd"/>
-      <w:r>
-        <w:rPr>
-          <w:sz w:val="24"/>
-        </w:rPr>
-        <w:t xml:space="preserve"> can accidentally </w:t>
-      </w:r>
-      <w:r>
-        <w:rPr>
-          <w:b/>
-          <w:bCs/>
-          <w:sz w:val="24"/>
-        </w:rPr>
-        <w:t>hide the original/root exception</w:t>
-      </w:r>
-      <w:r>
-        <w:rPr>
-          <w:sz w:val="24"/>
-        </w:rPr>
-        <w:t>.</w:t>
-      </w:r>
-    </w:p>
-    <w:p>
-      <w:pPr>
-        <w:rPr>
-          <w:sz w:val="24"/>
-        </w:rPr>
-      </w:pPr>
-    </w:p>
-    <w:p>
-      <w:pPr>
-        <w:rPr>
-          <w:sz w:val="24"/>
-        </w:rPr>
-      </w:pPr>
-      <w:proofErr w:type="spellStart"/>
-      <w:r>
-        <w:rPr>
-          <w:sz w:val="24"/>
-        </w:rPr>
-        <w:lastRenderedPageBreak/>
-        <w:t>Eg</w:t>
-      </w:r>
-      <w:proofErr w:type="spellEnd"/>
-      <w:r>
-        <w:rPr>
-          <w:sz w:val="24"/>
-        </w:rPr>
-        <w:t xml:space="preserve">: </w:t>
-      </w:r>
-    </w:p>
-    <w:p>
-      <w:pPr>
-        <w:pStyle w:val="HTMLPreformatted"/>
-        <w:shd w:val="clear" w:color="auto" w:fill="1E1F22"/>
-        <w:rPr>
-          <w:rFonts w:ascii="Comic Sans MS" w:hAnsi="Comic Sans MS"/>
-          <w:color w:val="BCBEC4"/>
-        </w:rPr>
-      </w:pPr>
-      <w:proofErr w:type="gramStart"/>
-      <w:r>
-        <w:rPr>
-          <w:rFonts w:ascii="Comic Sans MS" w:hAnsi="Comic Sans MS"/>
-          <w:color w:val="CF8E6D"/>
-        </w:rPr>
-        <w:t>try</w:t>
-      </w:r>
-      <w:proofErr w:type="gramEnd"/>
-      <w:r>
-        <w:rPr>
-          <w:rFonts w:ascii="Comic Sans MS" w:hAnsi="Comic Sans MS"/>
-          <w:color w:val="CF8E6D"/>
-        </w:rPr>
-        <w:t xml:space="preserve"> </w:t>
-      </w:r>
-      <w:r>
-        <w:rPr>
-          <w:rFonts w:ascii="Comic Sans MS" w:hAnsi="Comic Sans MS"/>
-          <w:color w:val="BCBEC4"/>
-        </w:rPr>
-        <w:t>{</w:t>
-      </w:r>
-      <w:r>
-        <w:rPr>
-          <w:rFonts w:ascii="Comic Sans MS" w:hAnsi="Comic Sans MS"/>
-          <w:color w:val="BCBEC4"/>
-        </w:rPr>
-        <w:br/>
-        <w:t xml:space="preserve">    </w:t>
-      </w:r>
-      <w:proofErr w:type="spellStart"/>
-      <w:r>
-        <w:rPr>
-          <w:rFonts w:ascii="Comic Sans MS" w:hAnsi="Comic Sans MS"/>
-          <w:color w:val="BCBEC4"/>
-        </w:rPr>
-        <w:t>saveData</w:t>
-      </w:r>
-      <w:proofErr w:type="spellEnd"/>
-      <w:r>
-        <w:rPr>
-          <w:rFonts w:ascii="Comic Sans MS" w:hAnsi="Comic Sans MS"/>
-          <w:color w:val="BCBEC4"/>
-        </w:rPr>
-        <w:t xml:space="preserve">();          </w:t>
-      </w:r>
-      <w:r>
-        <w:rPr>
-          <w:rFonts w:ascii="Comic Sans MS" w:hAnsi="Comic Sans MS"/>
-          <w:color w:val="7A7E85"/>
-        </w:rPr>
-        <w:t xml:space="preserve">// throws </w:t>
-      </w:r>
-      <w:proofErr w:type="spellStart"/>
-      <w:r>
-        <w:rPr>
-          <w:rFonts w:ascii="Comic Sans MS" w:hAnsi="Comic Sans MS"/>
-          <w:color w:val="7A7E85"/>
-        </w:rPr>
-        <w:t>DatabaseException</w:t>
-      </w:r>
-      <w:proofErr w:type="spellEnd"/>
-      <w:r>
-        <w:rPr>
-          <w:rFonts w:ascii="Comic Sans MS" w:hAnsi="Comic Sans MS"/>
-          <w:color w:val="7A7E85"/>
-        </w:rPr>
-        <w:br/>
-      </w:r>
-      <w:r>
-        <w:rPr>
-          <w:rFonts w:ascii="Comic Sans MS" w:hAnsi="Comic Sans MS"/>
-          <w:color w:val="BCBEC4"/>
-        </w:rPr>
-        <w:t xml:space="preserve">} </w:t>
-      </w:r>
-      <w:r>
-        <w:rPr>
-          <w:rFonts w:ascii="Comic Sans MS" w:hAnsi="Comic Sans MS"/>
-          <w:color w:val="CF8E6D"/>
-        </w:rPr>
-        <w:t xml:space="preserve">finally </w:t>
-      </w:r>
-      <w:r>
-        <w:rPr>
-          <w:rFonts w:ascii="Comic Sans MS" w:hAnsi="Comic Sans MS"/>
-          <w:color w:val="BCBEC4"/>
-        </w:rPr>
-        <w:t>{</w:t>
-      </w:r>
-      <w:r>
-        <w:rPr>
-          <w:rFonts w:ascii="Comic Sans MS" w:hAnsi="Comic Sans MS"/>
-          <w:color w:val="BCBEC4"/>
-        </w:rPr>
-        <w:br/>
-        <w:t xml:space="preserve">    </w:t>
-      </w:r>
-      <w:proofErr w:type="spellStart"/>
-      <w:r>
-        <w:rPr>
-          <w:rFonts w:ascii="Comic Sans MS" w:hAnsi="Comic Sans MS"/>
-          <w:color w:val="BCBEC4"/>
-        </w:rPr>
-        <w:t>connection.close</w:t>
-      </w:r>
-      <w:proofErr w:type="spellEnd"/>
-      <w:r>
-        <w:rPr>
-          <w:rFonts w:ascii="Comic Sans MS" w:hAnsi="Comic Sans MS"/>
-          <w:color w:val="BCBEC4"/>
-        </w:rPr>
-        <w:t xml:space="preserve">();  </w:t>
-      </w:r>
-      <w:r>
-        <w:rPr>
-          <w:rFonts w:ascii="Comic Sans MS" w:hAnsi="Comic Sans MS"/>
-          <w:color w:val="7A7E85"/>
-        </w:rPr>
-        <w:t>// throws another exception</w:t>
-      </w:r>
-      <w:r>
-        <w:rPr>
-          <w:rFonts w:ascii="Comic Sans MS" w:hAnsi="Comic Sans MS"/>
-          <w:color w:val="7A7E85"/>
-        </w:rPr>
-        <w:br/>
-      </w:r>
-      <w:r>
-        <w:rPr>
-          <w:rFonts w:ascii="Comic Sans MS" w:hAnsi="Comic Sans MS"/>
-          <w:color w:val="BCBEC4"/>
-        </w:rPr>
-        <w:t>}</w:t>
-      </w:r>
-    </w:p>
-    <w:p>
-      <w:pPr>
-        <w:spacing w:before="240" w:after="0"/>
-        <w:rPr>
-          <w:sz w:val="24"/>
-        </w:rPr>
-      </w:pPr>
-      <w:r>
-        <w:rPr>
-          <w:sz w:val="24"/>
-        </w:rPr>
-        <w:t xml:space="preserve">The </w:t>
-      </w:r>
-      <w:proofErr w:type="gramStart"/>
-      <w:r>
-        <w:rPr>
-          <w:sz w:val="24"/>
-        </w:rPr>
-        <w:t>close(</w:t>
-      </w:r>
-      <w:proofErr w:type="gramEnd"/>
-      <w:r>
-        <w:rPr>
-          <w:sz w:val="24"/>
-        </w:rPr>
-        <w:t>) exception could replace the important database exception, making debugging harder.</w:t>
-      </w:r>
-    </w:p>
-    <w:p>
-      <w:pPr>
-        <w:rPr>
-          <w:sz w:val="24"/>
-        </w:rPr>
-      </w:pPr>
-      <w:r>
-        <w:rPr>
-          <w:sz w:val="24"/>
-        </w:rPr>
-        <w:t>Avoid explicitly throwing exceptions from finally whenever possible.</w:t>
-      </w:r>
-    </w:p>
-    <w:p>
-      <w:pPr>
-        <w:rPr>
-          <w:sz w:val="24"/>
-        </w:rPr>
-      </w:pPr>
-    </w:p>
-    <w:p>
-      <w:pPr>
-        <w:rPr>
-          <w:sz w:val="24"/>
-        </w:rPr>
-      </w:pPr>
-    </w:p>
-    <w:p>
-      <w:pPr>
-        <w:rPr>
-          <w:sz w:val="16"/>
-        </w:rPr>
-      </w:pPr>
-    </w:p>
-    <w:p>
-      <w:pPr>
-        <w:rPr>
-          <w:b/>
-          <w:color w:val="C45911" w:themeColor="accent2" w:themeShade="BF"/>
-        </w:rPr>
-      </w:pPr>
-      <w:proofErr w:type="gramStart"/>
-      <w:r>
-        <w:rPr>
-          <w:b/>
-          <w:color w:val="C45911" w:themeColor="accent2" w:themeShade="BF"/>
-          <w:sz w:val="24"/>
-          <w:lang w:eastAsia="en-IN"/>
-        </w:rPr>
-        <w:t>8</w:t>
-      </w:r>
-      <w:r>
-        <w:rPr>
-          <w:b/>
-          <w:color w:val="C45911" w:themeColor="accent2" w:themeShade="BF"/>
-          <w:sz w:val="24"/>
-          <w:lang w:eastAsia="en-IN"/>
-        </w:rPr>
-        <w:t>.</w:t>
-      </w:r>
-      <w:r>
-        <w:rPr>
-          <w:b/>
-          <w:color w:val="C45911" w:themeColor="accent2" w:themeShade="BF"/>
-          <w:sz w:val="24"/>
-          <w:lang w:eastAsia="en-IN"/>
-        </w:rPr>
-        <w:t xml:space="preserve"> </w:t>
-      </w:r>
-      <w:r>
-        <w:rPr>
-          <w:b/>
-          <w:color w:val="C45911" w:themeColor="accent2" w:themeShade="BF"/>
-          <w:sz w:val="24"/>
-        </w:rPr>
-        <w:t>Why is return inside</w:t>
-      </w:r>
-      <w:proofErr w:type="gramEnd"/>
-      <w:r>
-        <w:rPr>
-          <w:b/>
-          <w:color w:val="C45911" w:themeColor="accent2" w:themeShade="BF"/>
-          <w:sz w:val="24"/>
-        </w:rPr>
-        <w:t xml:space="preserve"> finally considered bad practice?</w:t>
-      </w:r>
-    </w:p>
-    <w:p>
-      <w:pPr>
-        <w:rPr>
-          <w:sz w:val="24"/>
-        </w:rPr>
-      </w:pPr>
-      <w:proofErr w:type="gramStart"/>
-      <w:r>
-        <w:rPr>
-          <w:sz w:val="24"/>
-        </w:rPr>
-        <w:t>return</w:t>
-      </w:r>
-      <w:proofErr w:type="gramEnd"/>
-      <w:r>
-        <w:rPr>
-          <w:sz w:val="24"/>
-        </w:rPr>
-        <w:t xml:space="preserve"> inside finally is considered bad practice because it can </w:t>
-      </w:r>
-      <w:r>
-        <w:rPr>
-          <w:b/>
-          <w:bCs/>
-          <w:sz w:val="24"/>
-        </w:rPr>
-        <w:t>override both a return value and an exception from the try/catch blocks</w:t>
-      </w:r>
-      <w:r>
-        <w:rPr>
-          <w:sz w:val="24"/>
-        </w:rPr>
-        <w:t>.</w:t>
-      </w:r>
-    </w:p>
-    <w:p>
-      <w:pPr>
-        <w:shd w:val="clear" w:color="auto" w:fill="1E1F22"/>
-        <w:tabs>
-          <w:tab w:val="left" w:pos="916"/>
-          <w:tab w:val="left" w:pos="1832"/>
-          <w:tab w:val="left" w:pos="2748"/>
-          <w:tab w:val="left" w:pos="3664"/>
-          <w:tab w:val="left" w:pos="4580"/>
-          <w:tab w:val="left" w:pos="5496"/>
-          <w:tab w:val="left" w:pos="6412"/>
-          <w:tab w:val="left" w:pos="7328"/>
-          <w:tab w:val="left" w:pos="8244"/>
-          <w:tab w:val="left" w:pos="9160"/>
-          <w:tab w:val="left" w:pos="10076"/>
-          <w:tab w:val="left" w:pos="10992"/>
-          <w:tab w:val="left" w:pos="11908"/>
-          <w:tab w:val="left" w:pos="12824"/>
-          <w:tab w:val="left" w:pos="13740"/>
-          <w:tab w:val="left" w:pos="14656"/>
-        </w:tabs>
-        <w:spacing w:after="0" w:line="240" w:lineRule="auto"/>
-        <w:rPr>
-          <w:rFonts w:ascii="Comic Sans MS" w:eastAsia="Times New Roman" w:hAnsi="Comic Sans MS" w:cs="Courier New"/>
-          <w:color w:val="BCBEC4"/>
-          <w:sz w:val="20"/>
-          <w:szCs w:val="20"/>
-          <w:lang w:eastAsia="en-IN"/>
-        </w:rPr>
-      </w:pPr>
-      <w:proofErr w:type="gramStart"/>
-      <w:r>
-        <w:rPr>
-          <w:rFonts w:ascii="Comic Sans MS" w:eastAsia="Times New Roman" w:hAnsi="Comic Sans MS" w:cs="Courier New"/>
-          <w:color w:val="CF8E6D"/>
-          <w:sz w:val="20"/>
-          <w:szCs w:val="20"/>
-          <w:lang w:eastAsia="en-IN"/>
-        </w:rPr>
-        <w:t>static</w:t>
-      </w:r>
-      <w:proofErr w:type="gramEnd"/>
-      <w:r>
-        <w:rPr>
-          <w:rFonts w:ascii="Comic Sans MS" w:eastAsia="Times New Roman" w:hAnsi="Comic Sans MS" w:cs="Courier New"/>
-          <w:color w:val="CF8E6D"/>
-          <w:sz w:val="20"/>
-          <w:szCs w:val="20"/>
-          <w:lang w:eastAsia="en-IN"/>
-        </w:rPr>
-        <w:t xml:space="preserve"> </w:t>
-      </w:r>
-      <w:proofErr w:type="spellStart"/>
-      <w:r>
-        <w:rPr>
-          <w:rFonts w:ascii="Comic Sans MS" w:eastAsia="Times New Roman" w:hAnsi="Comic Sans MS" w:cs="Courier New"/>
-          <w:color w:val="CF8E6D"/>
-          <w:sz w:val="20"/>
-          <w:szCs w:val="20"/>
-          <w:lang w:eastAsia="en-IN"/>
-        </w:rPr>
-        <w:t>int</w:t>
-      </w:r>
-      <w:proofErr w:type="spellEnd"/>
-      <w:r>
-        <w:rPr>
-          <w:rFonts w:ascii="Comic Sans MS" w:eastAsia="Times New Roman" w:hAnsi="Comic Sans MS" w:cs="Courier New"/>
-          <w:color w:val="CF8E6D"/>
-          <w:sz w:val="20"/>
-          <w:szCs w:val="20"/>
-          <w:lang w:eastAsia="en-IN"/>
-        </w:rPr>
-        <w:t xml:space="preserve"> </w:t>
-      </w:r>
-      <w:r>
-        <w:rPr>
-          <w:rFonts w:ascii="Comic Sans MS" w:eastAsia="Times New Roman" w:hAnsi="Comic Sans MS" w:cs="Courier New"/>
-          <w:color w:val="BCBEC4"/>
-          <w:sz w:val="20"/>
-          <w:szCs w:val="20"/>
-          <w:lang w:eastAsia="en-IN"/>
-        </w:rPr>
-        <w:t>calculate() {</w:t>
-      </w:r>
-      <w:r>
-        <w:rPr>
-          <w:rFonts w:ascii="Comic Sans MS" w:eastAsia="Times New Roman" w:hAnsi="Comic Sans MS" w:cs="Courier New"/>
-          <w:color w:val="BCBEC4"/>
-          <w:sz w:val="20"/>
-          <w:szCs w:val="20"/>
-          <w:lang w:eastAsia="en-IN"/>
-        </w:rPr>
-        <w:br/>
-        <w:t xml:space="preserve">    </w:t>
-      </w:r>
-      <w:r>
-        <w:rPr>
-          <w:rFonts w:ascii="Comic Sans MS" w:eastAsia="Times New Roman" w:hAnsi="Comic Sans MS" w:cs="Courier New"/>
-          <w:color w:val="CF8E6D"/>
-          <w:sz w:val="20"/>
-          <w:szCs w:val="20"/>
-          <w:lang w:eastAsia="en-IN"/>
-        </w:rPr>
-        <w:t xml:space="preserve">try </w:t>
-      </w:r>
-      <w:r>
-        <w:rPr>
-          <w:rFonts w:ascii="Comic Sans MS" w:eastAsia="Times New Roman" w:hAnsi="Comic Sans MS" w:cs="Courier New"/>
-          <w:color w:val="BCBEC4"/>
-          <w:sz w:val="20"/>
-          <w:szCs w:val="20"/>
-          <w:lang w:eastAsia="en-IN"/>
-        </w:rPr>
-        <w:t>{</w:t>
-      </w:r>
-      <w:r>
-        <w:rPr>
-          <w:rFonts w:ascii="Comic Sans MS" w:eastAsia="Times New Roman" w:hAnsi="Comic Sans MS" w:cs="Courier New"/>
-          <w:color w:val="BCBEC4"/>
-          <w:sz w:val="20"/>
-          <w:szCs w:val="20"/>
-          <w:lang w:eastAsia="en-IN"/>
-        </w:rPr>
-        <w:br/>
-        <w:t xml:space="preserve">        </w:t>
-      </w:r>
-      <w:r>
-        <w:rPr>
-          <w:rFonts w:ascii="Comic Sans MS" w:eastAsia="Times New Roman" w:hAnsi="Comic Sans MS" w:cs="Courier New"/>
-          <w:color w:val="CF8E6D"/>
-          <w:sz w:val="20"/>
-          <w:szCs w:val="20"/>
-          <w:lang w:eastAsia="en-IN"/>
-        </w:rPr>
-        <w:t xml:space="preserve">return </w:t>
-      </w:r>
-      <w:r>
-        <w:rPr>
-          <w:rFonts w:ascii="Comic Sans MS" w:eastAsia="Times New Roman" w:hAnsi="Comic Sans MS" w:cs="Courier New"/>
-          <w:color w:val="2AACB8"/>
-          <w:sz w:val="20"/>
-          <w:szCs w:val="20"/>
-          <w:lang w:eastAsia="en-IN"/>
-        </w:rPr>
-        <w:t>100</w:t>
-      </w:r>
-      <w:r>
-        <w:rPr>
-          <w:rFonts w:ascii="Comic Sans MS" w:eastAsia="Times New Roman" w:hAnsi="Comic Sans MS" w:cs="Courier New"/>
-          <w:color w:val="BCBEC4"/>
-          <w:sz w:val="20"/>
-          <w:szCs w:val="20"/>
-          <w:lang w:eastAsia="en-IN"/>
-        </w:rPr>
-        <w:t>;</w:t>
-      </w:r>
-      <w:r>
-        <w:rPr>
-          <w:rFonts w:ascii="Comic Sans MS" w:eastAsia="Times New Roman" w:hAnsi="Comic Sans MS" w:cs="Courier New"/>
-          <w:color w:val="BCBEC4"/>
-          <w:sz w:val="20"/>
-          <w:szCs w:val="20"/>
-          <w:lang w:eastAsia="en-IN"/>
-        </w:rPr>
-        <w:br/>
-        <w:t xml:space="preserve">    } </w:t>
-      </w:r>
-      <w:r>
-        <w:rPr>
-          <w:rFonts w:ascii="Comic Sans MS" w:eastAsia="Times New Roman" w:hAnsi="Comic Sans MS" w:cs="Courier New"/>
-          <w:color w:val="CF8E6D"/>
-          <w:sz w:val="20"/>
-          <w:szCs w:val="20"/>
-          <w:lang w:eastAsia="en-IN"/>
-        </w:rPr>
-        <w:t xml:space="preserve">catch </w:t>
-      </w:r>
-      <w:r>
-        <w:rPr>
-          <w:rFonts w:ascii="Comic Sans MS" w:eastAsia="Times New Roman" w:hAnsi="Comic Sans MS" w:cs="Courier New"/>
-          <w:color w:val="BCBEC4"/>
-          <w:sz w:val="20"/>
-          <w:szCs w:val="20"/>
-          <w:lang w:eastAsia="en-IN"/>
-        </w:rPr>
-        <w:t>(Exception e) {</w:t>
-      </w:r>
-      <w:r>
-        <w:rPr>
-          <w:rFonts w:ascii="Comic Sans MS" w:eastAsia="Times New Roman" w:hAnsi="Comic Sans MS" w:cs="Courier New"/>
-          <w:color w:val="BCBEC4"/>
-          <w:sz w:val="20"/>
-          <w:szCs w:val="20"/>
-          <w:lang w:eastAsia="en-IN"/>
-        </w:rPr>
-        <w:br/>
-        <w:t xml:space="preserve">        </w:t>
-      </w:r>
-      <w:r>
-        <w:rPr>
-          <w:rFonts w:ascii="Comic Sans MS" w:eastAsia="Times New Roman" w:hAnsi="Comic Sans MS" w:cs="Courier New"/>
-          <w:color w:val="CF8E6D"/>
-          <w:sz w:val="20"/>
-          <w:szCs w:val="20"/>
-          <w:lang w:eastAsia="en-IN"/>
-        </w:rPr>
-        <w:t xml:space="preserve">return </w:t>
-      </w:r>
-      <w:r>
-        <w:rPr>
-          <w:rFonts w:ascii="Comic Sans MS" w:eastAsia="Times New Roman" w:hAnsi="Comic Sans MS" w:cs="Courier New"/>
-          <w:color w:val="2AACB8"/>
-          <w:sz w:val="20"/>
-          <w:szCs w:val="20"/>
-          <w:lang w:eastAsia="en-IN"/>
-        </w:rPr>
-        <w:t>200</w:t>
-      </w:r>
-      <w:r>
-        <w:rPr>
-          <w:rFonts w:ascii="Comic Sans MS" w:eastAsia="Times New Roman" w:hAnsi="Comic Sans MS" w:cs="Courier New"/>
-          <w:color w:val="BCBEC4"/>
-          <w:sz w:val="20"/>
-          <w:szCs w:val="20"/>
-          <w:lang w:eastAsia="en-IN"/>
-        </w:rPr>
-        <w:t>;</w:t>
-      </w:r>
-      <w:r>
-        <w:rPr>
-          <w:rFonts w:ascii="Comic Sans MS" w:eastAsia="Times New Roman" w:hAnsi="Comic Sans MS" w:cs="Courier New"/>
-          <w:color w:val="BCBEC4"/>
-          <w:sz w:val="20"/>
-          <w:szCs w:val="20"/>
-          <w:lang w:eastAsia="en-IN"/>
-        </w:rPr>
-        <w:br/>
-        <w:t xml:space="preserve">    } </w:t>
-      </w:r>
-      <w:r>
-        <w:rPr>
-          <w:rFonts w:ascii="Comic Sans MS" w:eastAsia="Times New Roman" w:hAnsi="Comic Sans MS" w:cs="Courier New"/>
-          <w:color w:val="CF8E6D"/>
-          <w:sz w:val="20"/>
-          <w:szCs w:val="20"/>
-          <w:lang w:eastAsia="en-IN"/>
-        </w:rPr>
-        <w:t xml:space="preserve">finally </w:t>
-      </w:r>
-      <w:r>
-        <w:rPr>
-          <w:rFonts w:ascii="Comic Sans MS" w:eastAsia="Times New Roman" w:hAnsi="Comic Sans MS" w:cs="Courier New"/>
-          <w:color w:val="BCBEC4"/>
-          <w:sz w:val="20"/>
-          <w:szCs w:val="20"/>
-          <w:lang w:eastAsia="en-IN"/>
-        </w:rPr>
-        <w:t>{</w:t>
-      </w:r>
-      <w:r>
-        <w:rPr>
-          <w:rFonts w:ascii="Comic Sans MS" w:eastAsia="Times New Roman" w:hAnsi="Comic Sans MS" w:cs="Courier New"/>
-          <w:color w:val="BCBEC4"/>
-          <w:sz w:val="20"/>
-          <w:szCs w:val="20"/>
-          <w:lang w:eastAsia="en-IN"/>
-        </w:rPr>
-        <w:br/>
-        <w:t xml:space="preserve">        </w:t>
-      </w:r>
-      <w:r>
-        <w:rPr>
-          <w:rFonts w:ascii="Comic Sans MS" w:eastAsia="Times New Roman" w:hAnsi="Comic Sans MS" w:cs="Courier New"/>
-          <w:color w:val="CF8E6D"/>
-          <w:sz w:val="20"/>
-          <w:szCs w:val="20"/>
-          <w:lang w:eastAsia="en-IN"/>
-        </w:rPr>
-        <w:t xml:space="preserve">return </w:t>
-      </w:r>
-      <w:r>
-        <w:rPr>
-          <w:rFonts w:ascii="Comic Sans MS" w:eastAsia="Times New Roman" w:hAnsi="Comic Sans MS" w:cs="Courier New"/>
-          <w:color w:val="2AACB8"/>
-          <w:sz w:val="20"/>
-          <w:szCs w:val="20"/>
-          <w:lang w:eastAsia="en-IN"/>
-        </w:rPr>
-        <w:t>300</w:t>
-      </w:r>
-      <w:r>
-        <w:rPr>
-          <w:rFonts w:ascii="Comic Sans MS" w:eastAsia="Times New Roman" w:hAnsi="Comic Sans MS" w:cs="Courier New"/>
-          <w:color w:val="BCBEC4"/>
-          <w:sz w:val="20"/>
-          <w:szCs w:val="20"/>
-          <w:lang w:eastAsia="en-IN"/>
-        </w:rPr>
-        <w:t>;</w:t>
-      </w:r>
-      <w:r>
-        <w:rPr>
-          <w:rFonts w:ascii="Comic Sans MS" w:eastAsia="Times New Roman" w:hAnsi="Comic Sans MS" w:cs="Courier New"/>
-          <w:color w:val="BCBEC4"/>
-          <w:sz w:val="20"/>
-          <w:szCs w:val="20"/>
-          <w:lang w:eastAsia="en-IN"/>
-        </w:rPr>
-        <w:br/>
-        <w:t xml:space="preserve">    }</w:t>
-      </w:r>
-      <w:r>
-        <w:rPr>
-          <w:rFonts w:ascii="Comic Sans MS" w:eastAsia="Times New Roman" w:hAnsi="Comic Sans MS" w:cs="Courier New"/>
-          <w:color w:val="BCBEC4"/>
-          <w:sz w:val="20"/>
-          <w:szCs w:val="20"/>
-          <w:lang w:eastAsia="en-IN"/>
-        </w:rPr>
-        <w:br/>
-        <w:t>}</w:t>
-      </w:r>
-    </w:p>
-    <w:p>
-      <w:pPr>
-        <w:rPr>
-          <w:sz w:val="24"/>
-        </w:rPr>
-      </w:pPr>
-      <w:proofErr w:type="gramStart"/>
-      <w:r>
-        <w:rPr>
-          <w:sz w:val="24"/>
-        </w:rPr>
-        <w:t>result</w:t>
-      </w:r>
-      <w:proofErr w:type="gramEnd"/>
-      <w:r>
-        <w:rPr>
-          <w:sz w:val="24"/>
-        </w:rPr>
-        <w:t xml:space="preserve"> is always 300 here.</w:t>
-      </w:r>
-    </w:p>
-    <w:p>
-      <w:pPr>
-        <w:rPr>
-          <w:sz w:val="24"/>
-        </w:rPr>
-      </w:pPr>
-      <w:r>
-        <w:rPr>
-          <w:sz w:val="24"/>
-        </w:rPr>
-        <w:t>It also swallows exceptions</w:t>
-      </w:r>
-    </w:p>
-    <w:p>
-      <w:pPr>
-        <w:shd w:val="clear" w:color="auto" w:fill="1E1F22"/>
-        <w:tabs>
-          <w:tab w:val="left" w:pos="916"/>
-          <w:tab w:val="left" w:pos="1832"/>
-          <w:tab w:val="left" w:pos="2748"/>
-          <w:tab w:val="left" w:pos="3664"/>
-          <w:tab w:val="left" w:pos="4580"/>
-          <w:tab w:val="left" w:pos="5496"/>
-          <w:tab w:val="left" w:pos="6412"/>
-          <w:tab w:val="left" w:pos="7328"/>
-          <w:tab w:val="left" w:pos="8244"/>
-          <w:tab w:val="left" w:pos="9160"/>
-          <w:tab w:val="left" w:pos="10076"/>
-          <w:tab w:val="left" w:pos="10992"/>
-          <w:tab w:val="left" w:pos="11908"/>
-          <w:tab w:val="left" w:pos="12824"/>
-          <w:tab w:val="left" w:pos="13740"/>
-          <w:tab w:val="left" w:pos="14656"/>
-        </w:tabs>
-        <w:spacing w:after="0" w:line="240" w:lineRule="auto"/>
-        <w:rPr>
-          <w:rFonts w:ascii="Comic Sans MS" w:eastAsia="Times New Roman" w:hAnsi="Comic Sans MS" w:cs="Courier New"/>
-          <w:color w:val="BCBEC4"/>
-          <w:sz w:val="20"/>
-          <w:szCs w:val="20"/>
-          <w:lang w:eastAsia="en-IN"/>
-        </w:rPr>
-      </w:pPr>
-      <w:proofErr w:type="gramStart"/>
-      <w:r>
-        <w:rPr>
-          <w:rFonts w:ascii="Comic Sans MS" w:eastAsia="Times New Roman" w:hAnsi="Comic Sans MS" w:cs="Courier New"/>
-          <w:color w:val="CF8E6D"/>
-          <w:sz w:val="20"/>
-          <w:szCs w:val="20"/>
-          <w:lang w:eastAsia="en-IN"/>
-        </w:rPr>
-        <w:t>static</w:t>
-      </w:r>
-      <w:proofErr w:type="gramEnd"/>
-      <w:r>
-        <w:rPr>
-          <w:rFonts w:ascii="Comic Sans MS" w:eastAsia="Times New Roman" w:hAnsi="Comic Sans MS" w:cs="Courier New"/>
-          <w:color w:val="CF8E6D"/>
-          <w:sz w:val="20"/>
-          <w:szCs w:val="20"/>
-          <w:lang w:eastAsia="en-IN"/>
-        </w:rPr>
-        <w:t xml:space="preserve"> </w:t>
-      </w:r>
-      <w:proofErr w:type="spellStart"/>
-      <w:r>
-        <w:rPr>
-          <w:rFonts w:ascii="Comic Sans MS" w:eastAsia="Times New Roman" w:hAnsi="Comic Sans MS" w:cs="Courier New"/>
-          <w:color w:val="CF8E6D"/>
-          <w:sz w:val="20"/>
-          <w:szCs w:val="20"/>
-          <w:lang w:eastAsia="en-IN"/>
-        </w:rPr>
-        <w:t>int</w:t>
-      </w:r>
-      <w:proofErr w:type="spellEnd"/>
-      <w:r>
-        <w:rPr>
-          <w:rFonts w:ascii="Comic Sans MS" w:eastAsia="Times New Roman" w:hAnsi="Comic Sans MS" w:cs="Courier New"/>
-          <w:color w:val="CF8E6D"/>
-          <w:sz w:val="20"/>
-          <w:szCs w:val="20"/>
-          <w:lang w:eastAsia="en-IN"/>
-        </w:rPr>
-        <w:t xml:space="preserve"> </w:t>
-      </w:r>
-      <w:proofErr w:type="spellStart"/>
-      <w:r>
-        <w:rPr>
-          <w:rFonts w:ascii="Comic Sans MS" w:eastAsia="Times New Roman" w:hAnsi="Comic Sans MS" w:cs="Courier New"/>
-          <w:color w:val="BCBEC4"/>
-          <w:sz w:val="20"/>
-          <w:szCs w:val="20"/>
-          <w:lang w:eastAsia="en-IN"/>
-        </w:rPr>
-        <w:t>getValue</w:t>
-      </w:r>
-      <w:proofErr w:type="spellEnd"/>
-      <w:r>
-        <w:rPr>
-          <w:rFonts w:ascii="Comic Sans MS" w:eastAsia="Times New Roman" w:hAnsi="Comic Sans MS" w:cs="Courier New"/>
-          <w:color w:val="BCBEC4"/>
-          <w:sz w:val="20"/>
-          <w:szCs w:val="20"/>
-          <w:lang w:eastAsia="en-IN"/>
-        </w:rPr>
-        <w:t>() {</w:t>
-      </w:r>
-      <w:r>
-        <w:rPr>
-          <w:rFonts w:ascii="Comic Sans MS" w:eastAsia="Times New Roman" w:hAnsi="Comic Sans MS" w:cs="Courier New"/>
-          <w:color w:val="BCBEC4"/>
-          <w:sz w:val="20"/>
-          <w:szCs w:val="20"/>
-          <w:lang w:eastAsia="en-IN"/>
-        </w:rPr>
-        <w:br/>
-        <w:t xml:space="preserve">    </w:t>
-      </w:r>
-      <w:r>
-        <w:rPr>
-          <w:rFonts w:ascii="Comic Sans MS" w:eastAsia="Times New Roman" w:hAnsi="Comic Sans MS" w:cs="Courier New"/>
-          <w:color w:val="CF8E6D"/>
-          <w:sz w:val="20"/>
-          <w:szCs w:val="20"/>
-          <w:lang w:eastAsia="en-IN"/>
-        </w:rPr>
-        <w:t xml:space="preserve">try </w:t>
-      </w:r>
-      <w:r>
-        <w:rPr>
-          <w:rFonts w:ascii="Comic Sans MS" w:eastAsia="Times New Roman" w:hAnsi="Comic Sans MS" w:cs="Courier New"/>
-          <w:color w:val="BCBEC4"/>
-          <w:sz w:val="20"/>
-          <w:szCs w:val="20"/>
-          <w:lang w:eastAsia="en-IN"/>
-        </w:rPr>
-        <w:t>{</w:t>
-      </w:r>
-      <w:r>
-        <w:rPr>
-          <w:rFonts w:ascii="Comic Sans MS" w:eastAsia="Times New Roman" w:hAnsi="Comic Sans MS" w:cs="Courier New"/>
-          <w:color w:val="BCBEC4"/>
-          <w:sz w:val="20"/>
-          <w:szCs w:val="20"/>
-          <w:lang w:eastAsia="en-IN"/>
-        </w:rPr>
-        <w:br/>
-        <w:t xml:space="preserve">        </w:t>
-      </w:r>
-      <w:r>
-        <w:rPr>
-          <w:rFonts w:ascii="Comic Sans MS" w:eastAsia="Times New Roman" w:hAnsi="Comic Sans MS" w:cs="Courier New"/>
-          <w:color w:val="CF8E6D"/>
-          <w:sz w:val="20"/>
-          <w:szCs w:val="20"/>
-          <w:lang w:eastAsia="en-IN"/>
-        </w:rPr>
-        <w:t xml:space="preserve">throw new </w:t>
-      </w:r>
-      <w:proofErr w:type="spellStart"/>
-      <w:r>
-        <w:rPr>
-          <w:rFonts w:ascii="Comic Sans MS" w:eastAsia="Times New Roman" w:hAnsi="Comic Sans MS" w:cs="Courier New"/>
-          <w:color w:val="BCBEC4"/>
-          <w:sz w:val="20"/>
-          <w:szCs w:val="20"/>
-          <w:lang w:eastAsia="en-IN"/>
-        </w:rPr>
-        <w:t>RuntimeException</w:t>
-      </w:r>
-      <w:proofErr w:type="spellEnd"/>
-      <w:r>
-        <w:rPr>
-          <w:rFonts w:ascii="Comic Sans MS" w:eastAsia="Times New Roman" w:hAnsi="Comic Sans MS" w:cs="Courier New"/>
-          <w:color w:val="BCBEC4"/>
-          <w:sz w:val="20"/>
-          <w:szCs w:val="20"/>
-          <w:lang w:eastAsia="en-IN"/>
-        </w:rPr>
-        <w:t>(</w:t>
-      </w:r>
-      <w:r>
-        <w:rPr>
-          <w:rFonts w:ascii="Comic Sans MS" w:eastAsia="Times New Roman" w:hAnsi="Comic Sans MS" w:cs="Courier New"/>
-          <w:color w:val="6AAB73"/>
-          <w:sz w:val="20"/>
-          <w:szCs w:val="20"/>
-          <w:lang w:eastAsia="en-IN"/>
-        </w:rPr>
-        <w:t>"Something went wrong"</w:t>
-      </w:r>
-      <w:r>
-        <w:rPr>
-          <w:rFonts w:ascii="Comic Sans MS" w:eastAsia="Times New Roman" w:hAnsi="Comic Sans MS" w:cs="Courier New"/>
-          <w:color w:val="BCBEC4"/>
-          <w:sz w:val="20"/>
-          <w:szCs w:val="20"/>
-          <w:lang w:eastAsia="en-IN"/>
-        </w:rPr>
-        <w:t>);</w:t>
-      </w:r>
-      <w:r>
-        <w:rPr>
-          <w:rFonts w:ascii="Comic Sans MS" w:eastAsia="Times New Roman" w:hAnsi="Comic Sans MS" w:cs="Courier New"/>
-          <w:color w:val="BCBEC4"/>
-          <w:sz w:val="20"/>
-          <w:szCs w:val="20"/>
-          <w:lang w:eastAsia="en-IN"/>
-        </w:rPr>
-        <w:br/>
-        <w:t xml:space="preserve">    } </w:t>
-      </w:r>
-      <w:r>
-        <w:rPr>
-          <w:rFonts w:ascii="Comic Sans MS" w:eastAsia="Times New Roman" w:hAnsi="Comic Sans MS" w:cs="Courier New"/>
-          <w:color w:val="CF8E6D"/>
-          <w:sz w:val="20"/>
-          <w:szCs w:val="20"/>
-          <w:lang w:eastAsia="en-IN"/>
-        </w:rPr>
-        <w:t xml:space="preserve">finally </w:t>
-      </w:r>
-      <w:r>
-        <w:rPr>
-          <w:rFonts w:ascii="Comic Sans MS" w:eastAsia="Times New Roman" w:hAnsi="Comic Sans MS" w:cs="Courier New"/>
-          <w:color w:val="BCBEC4"/>
-          <w:sz w:val="20"/>
-          <w:szCs w:val="20"/>
-          <w:lang w:eastAsia="en-IN"/>
-        </w:rPr>
-        <w:t>{</w:t>
-      </w:r>
-      <w:r>
-        <w:rPr>
-          <w:rFonts w:ascii="Comic Sans MS" w:eastAsia="Times New Roman" w:hAnsi="Comic Sans MS" w:cs="Courier New"/>
-          <w:color w:val="BCBEC4"/>
-          <w:sz w:val="20"/>
-          <w:szCs w:val="20"/>
-          <w:lang w:eastAsia="en-IN"/>
-        </w:rPr>
-        <w:br/>
-        <w:t xml:space="preserve">        </w:t>
-      </w:r>
-      <w:r>
-        <w:rPr>
-          <w:rFonts w:ascii="Comic Sans MS" w:eastAsia="Times New Roman" w:hAnsi="Comic Sans MS" w:cs="Courier New"/>
-          <w:color w:val="CF8E6D"/>
-          <w:sz w:val="20"/>
-          <w:szCs w:val="20"/>
-          <w:lang w:eastAsia="en-IN"/>
-        </w:rPr>
-        <w:t xml:space="preserve">return </w:t>
-      </w:r>
-      <w:r>
-        <w:rPr>
-          <w:rFonts w:ascii="Comic Sans MS" w:eastAsia="Times New Roman" w:hAnsi="Comic Sans MS" w:cs="Courier New"/>
-          <w:color w:val="2AACB8"/>
-          <w:sz w:val="20"/>
-          <w:szCs w:val="20"/>
-          <w:lang w:eastAsia="en-IN"/>
-        </w:rPr>
-        <w:t>20</w:t>
-      </w:r>
-      <w:r>
-        <w:rPr>
-          <w:rFonts w:ascii="Comic Sans MS" w:eastAsia="Times New Roman" w:hAnsi="Comic Sans MS" w:cs="Courier New"/>
-          <w:color w:val="BCBEC4"/>
-          <w:sz w:val="20"/>
-          <w:szCs w:val="20"/>
-          <w:lang w:eastAsia="en-IN"/>
-        </w:rPr>
-        <w:t>;</w:t>
-      </w:r>
-      <w:r>
-        <w:rPr>
-          <w:rFonts w:ascii="Comic Sans MS" w:eastAsia="Times New Roman" w:hAnsi="Comic Sans MS" w:cs="Courier New"/>
-          <w:color w:val="BCBEC4"/>
-          <w:sz w:val="20"/>
-          <w:szCs w:val="20"/>
-          <w:lang w:eastAsia="en-IN"/>
-        </w:rPr>
-        <w:br/>
-        <w:t xml:space="preserve">    }</w:t>
-      </w:r>
-      <w:r>
-        <w:rPr>
-          <w:rFonts w:ascii="Comic Sans MS" w:eastAsia="Times New Roman" w:hAnsi="Comic Sans MS" w:cs="Courier New"/>
-          <w:color w:val="BCBEC4"/>
-          <w:sz w:val="20"/>
-          <w:szCs w:val="20"/>
-          <w:lang w:eastAsia="en-IN"/>
-        </w:rPr>
-        <w:br/>
-        <w:t>}</w:t>
-      </w:r>
-    </w:p>
-    <w:p>
-      <w:pPr>
-        <w:rPr>
-          <w:sz w:val="24"/>
-        </w:rPr>
-      </w:pPr>
-      <w:r>
-        <w:rPr>
-          <w:sz w:val="24"/>
-        </w:rPr>
-        <w:t>Output is always 20. And exception is never thrown.</w:t>
-      </w:r>
+          <w:sz w:val="36"/>
+          <w:lang w:eastAsia="en-IN"/>
+        </w:rPr>
+        <w:t>For Interview Questions, Check Out:</w:t>
+      </w:r>
+    </w:p>
+    <w:p>
+      <w:pPr>
+        <w:spacing w:after="0"/>
+        <w:jc w:val="center"/>
+        <w:rPr>
+          <w:color w:val="0070C0"/>
+          <w:sz w:val="32"/>
+          <w:lang w:eastAsia="en-IN"/>
+        </w:rPr>
+      </w:pPr>
+      <w:hyperlink r:id="rId9" w:history="1">
+        <w:r>
+          <w:rPr>
+            <w:rStyle w:val="Hyperlink"/>
+            <w:sz w:val="32"/>
+            <w:lang w:eastAsia="en-IN"/>
+          </w:rPr>
+          <w:t>https://github.com/PALASH-BAJPAI/Java-beginner-to-advance/tree/main/Interview%20Questions</w:t>
+        </w:r>
+      </w:hyperlink>
+    </w:p>
+    <w:p>
+      <w:pPr>
+        <w:spacing w:after="0" w:line="240" w:lineRule="auto"/>
+        <w:rPr>
+          <w:sz w:val="24"/>
+        </w:rPr>
+      </w:pPr>
     </w:p>
     <w:sectPr>
-      <w:footerReference w:type="default" r:id="rId9"/>
+      <w:footerReference w:type="default" r:id="rId10"/>
       <w:pgSz w:w="11906" w:h="16838"/>
       <w:pgMar w:top="720" w:right="720" w:bottom="720" w:left="720" w:header="708" w:footer="0" w:gutter="0"/>
       <w:cols w:space="708"/>
@@ -23984,7 +18590,7 @@
           <w:rPr>
             <w:noProof/>
           </w:rPr>
-          <w:t>18</w:t>
+          <w:t>4</w:t>
         </w:r>
         <w:r>
           <w:rPr>
@@ -28714,6 +23320,7 @@
   <w:style w:type="character" w:default="1" w:styleId="DefaultParagraphFont">
     <w:name w:val="Default Paragraph Font"/>
     <w:uiPriority w:val="1"/>
+    <w:semiHidden/>
     <w:unhideWhenUsed/>
   </w:style>
   <w:style w:type="table" w:default="1" w:styleId="TableNormal">
@@ -29395,7 +24002,7 @@
 </file>
 
 <file path=customXml/itemProps1.xml><?xml version="1.0" encoding="utf-8"?>
-<ds:datastoreItem xmlns:ds="http://schemas.openxmlformats.org/officeDocument/2006/customXml" ds:itemID="{A042E0DD-17A3-4A49-9475-73DCF06C4B94}">
+<ds:datastoreItem xmlns:ds="http://schemas.openxmlformats.org/officeDocument/2006/customXml" ds:itemID="{6D1FCB2C-6100-4EEE-8465-345D7283B612}">
   <ds:schemaRefs>
     <ds:schemaRef ds:uri="http://schemas.openxmlformats.org/officeDocument/2006/bibliography"/>
   </ds:schemaRefs>
